--- a/docs/Sagar_Setu_Synopsis.docx
+++ b/docs/Sagar_Setu_Synopsis.docx
@@ -1041,7 +1041,7 @@
           <w:sz w:val="21"/>
           <w:szCs w:val="21"/>
         </w:rPr>
-        <w:t xml:space="preserve">INCOIS issues Potential Fishing Zone (PFZ) advisories from sea-surface temperature and ocean-colour chlorophyll fronts. Pillai and Nair [4], validating advisories along the Kerala coast, found catch per unit effort and net profit both higher inside notified zones than outside, with the benefit strongly dependent on how soon after the satellite pass the boat fished. Reported multipliers vary widely between studies and most evidence comes from institute-affiliated researchers, so the effect size should be treated with caution — but the direction is consistent and the product has two decades of operational history. This work therefore </w:t>
+        <w:t xml:space="preserve">INCOIS issues Potential Fishing Zone (PFZ) advisories from sea-surface temperature and ocean-colour chlorophyll fronts. Pillai and Nair [4] validated these advisories along the Kerala coast over 2006–2010, using both catch data from active fishers and controlled experiments run simultaneously inside and outside notified zones. Catch per unit effort was higher inside the zones — roughly two to six times the catch, and two to seven times the monetary benefit. Reported multipliers vary widely between studies and most evidence comes from institute-affiliated researchers, so the effect size should be treated with caution — but the direction is consistent and the product has two decades of operational history. This work therefore </w:t>
       </w:r>
       <w:r>
         <w:rPr>

--- a/docs/Sagar_Setu_Synopsis.docx
+++ b/docs/Sagar_Setu_Synopsis.docx
@@ -425,9 +425,9 @@
             <w:shd w:fill="DCE6F1" w:color="auto" w:val="clear"/>
             <w:tcMar>
               <w:top w:type="dxa" w:w="70"/>
-              <w:left w:type="dxa" w:w="110"/>
-              <w:bottom w:type="dxa" w:w="70"/>
-              <w:right w:type="dxa" w:w="110"/>
+              <w:left w:type="dxa" w:w="100"/>
+              <w:bottom w:type="dxa" w:w="70"/>
+              <w:right w:type="dxa" w:w="100"/>
             </w:tcMar>
           </w:tcPr>
           <w:p>
@@ -453,9 +453,9 @@
             <w:shd w:fill="DCE6F1" w:color="auto" w:val="clear"/>
             <w:tcMar>
               <w:top w:type="dxa" w:w="70"/>
-              <w:left w:type="dxa" w:w="110"/>
-              <w:bottom w:type="dxa" w:w="70"/>
-              <w:right w:type="dxa" w:w="110"/>
+              <w:left w:type="dxa" w:w="100"/>
+              <w:bottom w:type="dxa" w:w="70"/>
+              <w:right w:type="dxa" w:w="100"/>
             </w:tcMar>
           </w:tcPr>
           <w:p>
@@ -485,9 +485,9 @@
             <w:tcW w:type="dxa" w:w="760"/>
             <w:tcMar>
               <w:top w:type="dxa" w:w="70"/>
-              <w:left w:type="dxa" w:w="110"/>
-              <w:bottom w:type="dxa" w:w="70"/>
-              <w:right w:type="dxa" w:w="110"/>
+              <w:left w:type="dxa" w:w="100"/>
+              <w:bottom w:type="dxa" w:w="70"/>
+              <w:right w:type="dxa" w:w="100"/>
             </w:tcMar>
           </w:tcPr>
           <w:p>
@@ -512,9 +512,9 @@
             <w:tcW w:type="dxa" w:w="8266"/>
             <w:tcMar>
               <w:top w:type="dxa" w:w="70"/>
-              <w:left w:type="dxa" w:w="110"/>
-              <w:bottom w:type="dxa" w:w="70"/>
-              <w:right w:type="dxa" w:w="110"/>
+              <w:left w:type="dxa" w:w="100"/>
+              <w:bottom w:type="dxa" w:w="70"/>
+              <w:right w:type="dxa" w:w="100"/>
             </w:tcMar>
           </w:tcPr>
           <w:p>
@@ -544,9 +544,9 @@
             <w:tcW w:type="dxa" w:w="760"/>
             <w:tcMar>
               <w:top w:type="dxa" w:w="70"/>
-              <w:left w:type="dxa" w:w="110"/>
-              <w:bottom w:type="dxa" w:w="70"/>
-              <w:right w:type="dxa" w:w="110"/>
+              <w:left w:type="dxa" w:w="100"/>
+              <w:bottom w:type="dxa" w:w="70"/>
+              <w:right w:type="dxa" w:w="100"/>
             </w:tcMar>
           </w:tcPr>
           <w:p>
@@ -571,9 +571,9 @@
             <w:tcW w:type="dxa" w:w="8266"/>
             <w:tcMar>
               <w:top w:type="dxa" w:w="70"/>
-              <w:left w:type="dxa" w:w="110"/>
-              <w:bottom w:type="dxa" w:w="70"/>
-              <w:right w:type="dxa" w:w="110"/>
+              <w:left w:type="dxa" w:w="100"/>
+              <w:bottom w:type="dxa" w:w="70"/>
+              <w:right w:type="dxa" w:w="100"/>
             </w:tcMar>
           </w:tcPr>
           <w:p>
@@ -603,9 +603,9 @@
             <w:tcW w:type="dxa" w:w="760"/>
             <w:tcMar>
               <w:top w:type="dxa" w:w="70"/>
-              <w:left w:type="dxa" w:w="110"/>
-              <w:bottom w:type="dxa" w:w="70"/>
-              <w:right w:type="dxa" w:w="110"/>
+              <w:left w:type="dxa" w:w="100"/>
+              <w:bottom w:type="dxa" w:w="70"/>
+              <w:right w:type="dxa" w:w="100"/>
             </w:tcMar>
           </w:tcPr>
           <w:p>
@@ -630,9 +630,9 @@
             <w:tcW w:type="dxa" w:w="8266"/>
             <w:tcMar>
               <w:top w:type="dxa" w:w="70"/>
-              <w:left w:type="dxa" w:w="110"/>
-              <w:bottom w:type="dxa" w:w="70"/>
-              <w:right w:type="dxa" w:w="110"/>
+              <w:left w:type="dxa" w:w="100"/>
+              <w:bottom w:type="dxa" w:w="70"/>
+              <w:right w:type="dxa" w:w="100"/>
             </w:tcMar>
           </w:tcPr>
           <w:p>
@@ -662,9 +662,9 @@
             <w:tcW w:type="dxa" w:w="760"/>
             <w:tcMar>
               <w:top w:type="dxa" w:w="70"/>
-              <w:left w:type="dxa" w:w="110"/>
-              <w:bottom w:type="dxa" w:w="70"/>
-              <w:right w:type="dxa" w:w="110"/>
+              <w:left w:type="dxa" w:w="100"/>
+              <w:bottom w:type="dxa" w:w="70"/>
+              <w:right w:type="dxa" w:w="100"/>
             </w:tcMar>
           </w:tcPr>
           <w:p>
@@ -689,9 +689,9 @@
             <w:tcW w:type="dxa" w:w="8266"/>
             <w:tcMar>
               <w:top w:type="dxa" w:w="70"/>
-              <w:left w:type="dxa" w:w="110"/>
-              <w:bottom w:type="dxa" w:w="70"/>
-              <w:right w:type="dxa" w:w="110"/>
+              <w:left w:type="dxa" w:w="100"/>
+              <w:bottom w:type="dxa" w:w="70"/>
+              <w:right w:type="dxa" w:w="100"/>
             </w:tcMar>
           </w:tcPr>
           <w:p>
@@ -721,9 +721,9 @@
             <w:tcW w:type="dxa" w:w="760"/>
             <w:tcMar>
               <w:top w:type="dxa" w:w="70"/>
-              <w:left w:type="dxa" w:w="110"/>
-              <w:bottom w:type="dxa" w:w="70"/>
-              <w:right w:type="dxa" w:w="110"/>
+              <w:left w:type="dxa" w:w="100"/>
+              <w:bottom w:type="dxa" w:w="70"/>
+              <w:right w:type="dxa" w:w="100"/>
             </w:tcMar>
           </w:tcPr>
           <w:p>
@@ -748,9 +748,9 @@
             <w:tcW w:type="dxa" w:w="8266"/>
             <w:tcMar>
               <w:top w:type="dxa" w:w="70"/>
-              <w:left w:type="dxa" w:w="110"/>
-              <w:bottom w:type="dxa" w:w="70"/>
-              <w:right w:type="dxa" w:w="110"/>
+              <w:left w:type="dxa" w:w="100"/>
+              <w:bottom w:type="dxa" w:w="70"/>
+              <w:right w:type="dxa" w:w="100"/>
             </w:tcMar>
           </w:tcPr>
           <w:p>
@@ -780,9 +780,9 @@
             <w:tcW w:type="dxa" w:w="760"/>
             <w:tcMar>
               <w:top w:type="dxa" w:w="70"/>
-              <w:left w:type="dxa" w:w="110"/>
-              <w:bottom w:type="dxa" w:w="70"/>
-              <w:right w:type="dxa" w:w="110"/>
+              <w:left w:type="dxa" w:w="100"/>
+              <w:bottom w:type="dxa" w:w="70"/>
+              <w:right w:type="dxa" w:w="100"/>
             </w:tcMar>
           </w:tcPr>
           <w:p>
@@ -807,9 +807,9 @@
             <w:tcW w:type="dxa" w:w="8266"/>
             <w:tcMar>
               <w:top w:type="dxa" w:w="70"/>
-              <w:left w:type="dxa" w:w="110"/>
-              <w:bottom w:type="dxa" w:w="70"/>
-              <w:right w:type="dxa" w:w="110"/>
+              <w:left w:type="dxa" w:w="100"/>
+              <w:bottom w:type="dxa" w:w="70"/>
+              <w:right w:type="dxa" w:w="100"/>
             </w:tcMar>
           </w:tcPr>
           <w:p>
@@ -850,6 +850,19 @@
     </w:p>
     <w:p>
       <w:pPr>
+        <w:spacing w:after="130" w:line="276"/>
+      </w:pPr>
+      <w:r>
+        <w:rPr>
+          <w:rFonts w:ascii="Calibri" w:cs="Calibri" w:eastAsia="Calibri" w:hAnsi="Calibri"/>
+          <w:sz w:val="21"/>
+          <w:szCs w:val="21"/>
+        </w:rPr>
+        <w:t xml:space="preserve">Eight studies were selected from a wider survey of twenty, on two criteria: each bears directly on one component of the system, and preference was given to recent work — half of the eight were published in 2023 or later. They fall into two groups. The first covers the fisherman's three information needs and the systems already built to meet them. The second covers the language-model techniques this work depends on, and their known failure modes.</w:t>
+      </w:r>
+    </w:p>
+    <w:p>
+      <w:pPr>
         <w:pStyle w:val="Heading2"/>
         <w:spacing w:after="100" w:before="220"/>
       </w:pPr>
@@ -857,7 +870,7 @@
         <w:rPr>
           <w:rFonts w:ascii="Calibri" w:cs="Calibri" w:eastAsia="Calibri" w:hAnsi="Calibri"/>
         </w:rPr>
-        <w:t xml:space="preserve">2.1  Operational ocean forecasting for Indian waters</w:t>
+        <w:t xml:space="preserve">2.1  Localised marine weather for small-boat fishers</w:t>
       </w:r>
     </w:p>
     <w:p>
@@ -870,7 +883,36 @@
           <w:sz w:val="21"/>
           <w:szCs w:val="21"/>
         </w:rPr>
-        <w:t xml:space="preserve">INCOIS operates the Ocean State Forecast (OSF) service, issuing wave height, period, direction, currents and sea-surface temperature for the Indian Ocean. Nair et al. [1] report the system's performance against wave-rider buoys, ship-mounted wave-height meters and satellite altimeters, finding a scatter index generally below 15 % for significant wave height, and a correlation of 0.98 with an RMS error of 0.35 m at Gopalpur during Cyclone Phailin. The service is operational, validated and publicly reachable — which is why this work consumes it rather than attempting to improve on it.</w:t>
+        <w:t xml:space="preserve">Kurup et al. [1] tested whether a localised marine weather service could support safer artisanal fishing on the coast of Kerala. Using the Weather Research and Forecasting (WRF) model downscaled to a 5 km grid, and issuing forecasts for 25 km × 25 km zones, they found three coastal sub-regions with distinct wind regimes, and that such localised forecasts complement the official forecasts, which are issued for large ocean areas. The study establishes that a small-boat decision needs local, not regional, information.</w:t>
+      </w:r>
+    </w:p>
+    <w:p>
+      <w:pPr>
+        <w:pBdr>
+          <w:left w:val="single" w:color="B03A2E" w:sz="12" w:space="10"/>
+        </w:pBdr>
+        <w:spacing w:after="150" w:before="40" w:line="276"/>
+        <w:ind w:left="300"/>
+      </w:pPr>
+      <w:r>
+        <w:rPr>
+          <w:rFonts w:ascii="Calibri" w:cs="Calibri" w:eastAsia="Calibri" w:hAnsi="Calibri"/>
+          <w:b/>
+          <w:bCs/>
+          <w:color w:val="8E2B21"/>
+          <w:sz w:val="21"/>
+          <w:szCs w:val="21"/>
+        </w:rPr>
+        <w:t xml:space="preserve">Limitation for this problem.  </w:t>
+      </w:r>
+      <w:r>
+        <w:rPr>
+          <w:rFonts w:ascii="Calibri" w:cs="Calibri" w:eastAsia="Calibri" w:hAnsi="Calibri"/>
+          <w:color w:val="5A2A24"/>
+          <w:sz w:val="21"/>
+          <w:szCs w:val="21"/>
+        </w:rPr>
+        <w:t xml:space="preserve">The output is a better forecast — of wind. Turning it, together with waves, visibility and storm risk, into a go / no-go decision for a particular boat is still left to the fisherman.</w:t>
       </w:r>
     </w:p>
     <w:p>
@@ -882,7 +924,7 @@
         <w:rPr>
           <w:rFonts w:ascii="Calibri" w:cs="Calibri" w:eastAsia="Calibri" w:hAnsi="Calibri"/>
         </w:rPr>
-        <w:t xml:space="preserve">2.2  Small-craft safety advisories</w:t>
+        <w:t xml:space="preserve">2.2  Fishing-zone advisories</w:t>
       </w:r>
     </w:p>
     <w:p>
@@ -895,26 +937,67 @@
           <w:sz w:val="21"/>
           <w:szCs w:val="21"/>
         </w:rPr>
-        <w:t xml:space="preserve">INCOIS's </w:t>
-      </w:r>
+        <w:t xml:space="preserve">Sarangi et al. [2] generated Potential Fishing Zones for the western Bay of Bengal from six satellite-derived parameters — chlorophyll, sea-surface-temperature fronts, relative winds, current vectors, Ekman transport and eddies — using feature propagation to keep forecasts available under cloud. Validated against Fishery Survey of India catch data for 2016–2018, chlorophyll (food availability) correlated most strongly with catch, followed by fronts and eddies.</w:t>
+      </w:r>
+    </w:p>
+    <w:p>
+      <w:pPr>
+        <w:pBdr>
+          <w:left w:val="single" w:color="B03A2E" w:sz="12" w:space="10"/>
+        </w:pBdr>
+        <w:spacing w:after="150" w:before="40" w:line="276"/>
+        <w:ind w:left="300"/>
+      </w:pPr>
       <w:r>
         <w:rPr>
           <w:rFonts w:ascii="Calibri" w:cs="Calibri" w:eastAsia="Calibri" w:hAnsi="Calibri"/>
           <w:b/>
           <w:bCs/>
-          <w:sz w:val="21"/>
-          <w:szCs w:val="21"/>
-        </w:rPr>
-        <w:t xml:space="preserve">Small Vessel Advisory and Forecast Service (SVAS)</w:t>
-      </w:r>
-      <w:r>
-        <w:rPr>
-          <w:rFonts w:ascii="Calibri" w:cs="Calibri" w:eastAsia="Calibri" w:hAnsi="Calibri"/>
-          <w:sz w:val="21"/>
-          <w:szCs w:val="21"/>
-        </w:rPr>
-        <w:t xml:space="preserve"> [2] is the closest existing product to the safety half of this work. It is an impact-based service that identifies potential vessel-overturning zones up to </w:t>
-      </w:r>
+          <w:color w:val="8E2B21"/>
+          <w:sz w:val="21"/>
+          <w:szCs w:val="21"/>
+        </w:rPr>
+        <w:t xml:space="preserve">Limitation for this problem.  </w:t>
+      </w:r>
+      <w:r>
+        <w:rPr>
+          <w:rFonts w:ascii="Calibri" w:cs="Calibri" w:eastAsia="Calibri" w:hAnsi="Calibri"/>
+          <w:color w:val="5A2A24"/>
+          <w:sz w:val="21"/>
+          <w:szCs w:val="21"/>
+        </w:rPr>
+        <w:t xml:space="preserve">The result is a zone map, with no connection to sea safety, to the user's boat, or to the maritime boundary. The study also shows what producing a validated PFZ product properly requires — which is why this work consumes the INCOIS PFZ advisory rather than re-deriving it.</w:t>
+      </w:r>
+    </w:p>
+    <w:p>
+      <w:pPr>
+        <w:pStyle w:val="Heading2"/>
+        <w:spacing w:after="100" w:before="220"/>
+      </w:pPr>
+      <w:r>
+        <w:rPr>
+          <w:rFonts w:ascii="Calibri" w:cs="Calibri" w:eastAsia="Calibri" w:hAnsi="Calibri"/>
+        </w:rPr>
+        <w:t xml:space="preserve">2.3  Decision-support systems already serving Indian fishers</w:t>
+      </w:r>
+    </w:p>
+    <w:p>
+      <w:pPr>
+        <w:spacing w:after="130" w:line="276"/>
+      </w:pPr>
+      <w:r>
+        <w:rPr>
+          <w:rFonts w:ascii="Calibri" w:cs="Calibri" w:eastAsia="Calibri" w:hAnsi="Calibri"/>
+          <w:sz w:val="21"/>
+          <w:szCs w:val="21"/>
+        </w:rPr>
+        <w:t xml:space="preserve">Two systems are the closest existing relatives of this work.</w:t>
+      </w:r>
+    </w:p>
+    <w:p>
+      <w:pPr>
+        <w:spacing w:after="130" w:line="276"/>
+      </w:pPr>
       <w:r>
         <w:rPr>
           <w:rFonts w:ascii="Calibri" w:cs="Calibri" w:eastAsia="Calibri" w:hAnsi="Calibri"/>
@@ -923,15 +1006,28 @@
           <w:sz w:val="21"/>
           <w:szCs w:val="21"/>
         </w:rPr>
-        <w:t xml:space="preserve">ten days in advance</w:t>
-      </w:r>
-      <w:r>
-        <w:rPr>
-          <w:rFonts w:ascii="Calibri" w:cs="Calibri" w:eastAsia="Calibri" w:hAnsi="Calibri"/>
-          <w:sz w:val="21"/>
-          <w:szCs w:val="21"/>
-        </w:rPr>
-        <w:t xml:space="preserve"> using a </w:t>
+        <w:t xml:space="preserve">Thoondil</w:t>
+      </w:r>
+      <w:r>
+        <w:rPr>
+          <w:rFonts w:ascii="Calibri" w:cs="Calibri" w:eastAsia="Calibri" w:hAnsi="Calibri"/>
+          <w:sz w:val="21"/>
+          <w:szCs w:val="21"/>
+        </w:rPr>
+        <w:t xml:space="preserve"> (Saka et al. [3]) was developed by the National Centre for Coastal Research and put into operation by the Tamil Nadu Department of Fisheries after a series of cyclones. It pairs a web-GIS dashboard for administrators, which tracks fishers at sea and supports two-way communication, with an Android app offering offline maps with routes to the nearest port, weather information, potential fishing zones and incident reporting. It is available in the local language, passed 15,000 downloads within months, and has been extended to Kozhikode in Kerala.</w:t>
+      </w:r>
+    </w:p>
+    <w:p>
+      <w:pPr>
+        <w:spacing w:after="130" w:line="276"/>
+      </w:pPr>
+      <w:r>
+        <w:rPr>
+          <w:rFonts w:ascii="Calibri" w:cs="Calibri" w:eastAsia="Calibri" w:hAnsi="Calibri"/>
+          <w:sz w:val="21"/>
+          <w:szCs w:val="21"/>
+        </w:rPr>
+        <w:t xml:space="preserve">The </w:t>
       </w:r>
       <w:r>
         <w:rPr>
@@ -941,82 +1037,57 @@
           <w:sz w:val="21"/>
           <w:szCs w:val="21"/>
         </w:rPr>
-        <w:t xml:space="preserve">Boat Safety Index</w:t>
-      </w:r>
-      <w:r>
-        <w:rPr>
-          <w:rFonts w:ascii="Calibri" w:cs="Calibri" w:eastAsia="Calibri" w:hAnsi="Calibri"/>
-          <w:sz w:val="21"/>
-          <w:szCs w:val="21"/>
-        </w:rPr>
-        <w:t xml:space="preserve"> computed from significant wave height, wave steepness, directional spread and the rapid development of wind sea. Advisories are issued per vessel </w:t>
-      </w:r>
+        <w:t xml:space="preserve">Fisher Friend Mobile Application</w:t>
+      </w:r>
+      <w:r>
+        <w:rPr>
+          <w:rFonts w:ascii="Calibri" w:cs="Calibri" w:eastAsia="Calibri" w:hAnsi="Calibri"/>
+          <w:sz w:val="21"/>
+          <w:szCs w:val="21"/>
+        </w:rPr>
+        <w:t xml:space="preserve"> (Anabel et al. [4]), developed by the M. S. Swaminathan Research Foundation with INCOIS, is a decision-support system for small-scale fishers that brings together potential fishing zones with GPS navigation, ocean-state forecasts, danger-zone and disaster alerts and market prices in several Indian languages.</w:t>
+      </w:r>
+    </w:p>
+    <w:p>
+      <w:pPr>
+        <w:spacing w:after="130" w:line="276"/>
+      </w:pPr>
+      <w:r>
+        <w:rPr>
+          <w:rFonts w:ascii="Calibri" w:cs="Calibri" w:eastAsia="Calibri" w:hAnsi="Calibri"/>
+          <w:sz w:val="21"/>
+          <w:szCs w:val="21"/>
+        </w:rPr>
+        <w:t xml:space="preserve">Together they show that mobile delivery, local language and the combination of weather with fishing zones work in practice, and that a state government will operate such a tool.</w:t>
+      </w:r>
+    </w:p>
+    <w:p>
+      <w:pPr>
+        <w:pBdr>
+          <w:left w:val="single" w:color="B03A2E" w:sz="12" w:space="10"/>
+        </w:pBdr>
+        <w:spacing w:after="150" w:before="40" w:line="276"/>
+        <w:ind w:left="300"/>
+      </w:pPr>
       <w:r>
         <w:rPr>
           <w:rFonts w:ascii="Calibri" w:cs="Calibri" w:eastAsia="Calibri" w:hAnsi="Calibri"/>
           <w:b/>
           <w:bCs/>
-          <w:sz w:val="21"/>
-          <w:szCs w:val="21"/>
-        </w:rPr>
-        <w:t xml:space="preserve">beam-width category — under 4 m, 6 m and 7 m</w:t>
-      </w:r>
-      <w:r>
-        <w:rPr>
-          <w:rFonts w:ascii="Calibri" w:cs="Calibri" w:eastAsia="Calibri" w:hAnsi="Calibri"/>
-          <w:sz w:val="21"/>
-          <w:szCs w:val="21"/>
-        </w:rPr>
-        <w:t xml:space="preserve"> — covering the fishing fleets of all nine coastal states.</w:t>
-      </w:r>
-    </w:p>
-    <w:p>
-      <w:pPr>
-        <w:spacing w:after="130" w:line="276"/>
-      </w:pPr>
-      <w:r>
-        <w:rPr>
-          <w:rFonts w:ascii="Calibri" w:cs="Calibri" w:eastAsia="Calibri" w:hAnsi="Calibri"/>
-          <w:sz w:val="21"/>
-          <w:szCs w:val="21"/>
-        </w:rPr>
-        <w:t xml:space="preserve">Two observations follow. First, SVAS validates the parameter choice made in this work: steepness and vessel size, not wave height alone, govern capsizing. An INCOIS presentation on small-craft advisories [3] notes that capsizing is </w:t>
-      </w:r>
-      <w:r>
-        <w:rPr>
-          <w:rFonts w:ascii="Calibri" w:cs="Calibri" w:eastAsia="Calibri" w:hAnsi="Calibri"/>
-          <w:i/>
-          <w:iCs/>
-          <w:sz w:val="21"/>
-          <w:szCs w:val="21"/>
-        </w:rPr>
-        <w:t xml:space="preserve">not a phase-averaged phenomenon</w:t>
-      </w:r>
-      <w:r>
-        <w:rPr>
-          <w:rFonts w:ascii="Calibri" w:cs="Calibri" w:eastAsia="Calibri" w:hAnsi="Calibri"/>
-          <w:sz w:val="21"/>
-          <w:szCs w:val="21"/>
-        </w:rPr>
-        <w:t xml:space="preserve">, which is precisely why a threshold table rather than a regression is the defensible instrument. Second, SVAS is delivered as a colour-coded map on a web portal. It answers </w:t>
-      </w:r>
-      <w:r>
-        <w:rPr>
-          <w:rFonts w:ascii="Calibri" w:cs="Calibri" w:eastAsia="Calibri" w:hAnsi="Calibri"/>
-          <w:i/>
-          <w:iCs/>
-          <w:sz w:val="21"/>
-          <w:szCs w:val="21"/>
-        </w:rPr>
-        <w:t xml:space="preserve">where</w:t>
-      </w:r>
-      <w:r>
-        <w:rPr>
-          <w:rFonts w:ascii="Calibri" w:cs="Calibri" w:eastAsia="Calibri" w:hAnsi="Calibri"/>
-          <w:sz w:val="21"/>
-          <w:szCs w:val="21"/>
-        </w:rPr>
-        <w:t xml:space="preserve">, for a reader who already knows to look, in English. It does not answer a question.</w:t>
+          <w:color w:val="8E2B21"/>
+          <w:sz w:val="21"/>
+          <w:szCs w:val="21"/>
+        </w:rPr>
+        <w:t xml:space="preserve">Limitation for this problem.  </w:t>
+      </w:r>
+      <w:r>
+        <w:rPr>
+          <w:rFonts w:ascii="Calibri" w:cs="Calibri" w:eastAsia="Calibri" w:hAnsi="Calibri"/>
+          <w:color w:val="5A2A24"/>
+          <w:sz w:val="21"/>
+          <w:szCs w:val="21"/>
+        </w:rPr>
+        <w:t xml:space="preserve">Both are menu-and-screen applications: the fisherman navigates categories and combines the layers himself. Neither is described as accepting a free-form question about a specific boat, place and time, issuing a vessel-specific go / no-go verdict, or showing the source of each number it displays.</w:t>
       </w:r>
     </w:p>
     <w:p>
@@ -1028,7 +1099,7 @@
         <w:rPr>
           <w:rFonts w:ascii="Calibri" w:cs="Calibri" w:eastAsia="Calibri" w:hAnsi="Calibri"/>
         </w:rPr>
-        <w:t xml:space="preserve">2.3  Fishing-zone advisories and their measured benefit</w:t>
+        <w:t xml:space="preserve">2.4  The maritime boundary problem</w:t>
       </w:r>
     </w:p>
     <w:p>
@@ -1041,25 +1112,36 @@
           <w:sz w:val="21"/>
           <w:szCs w:val="21"/>
         </w:rPr>
-        <w:t xml:space="preserve">INCOIS issues Potential Fishing Zone (PFZ) advisories from sea-surface temperature and ocean-colour chlorophyll fronts. Pillai and Nair [4] validated these advisories along the Kerala coast over 2006–2010, using both catch data from active fishers and controlled experiments run simultaneously inside and outside notified zones. Catch per unit effort was higher inside the zones — roughly two to six times the catch, and two to seven times the monetary benefit. Reported multipliers vary widely between studies and most evidence comes from institute-affiliated researchers, so the effect size should be treated with caution — but the direction is consistent and the product has two decades of operational history. This work therefore </w:t>
-      </w:r>
+        <w:t xml:space="preserve">Vincent [5] analyses the persistent Palk Bay fishing conflict across the India–Sri Lanka International Maritime Boundary Line and argues that it requires joint Indo–Sri Lankan governance. The study establishes that the boundary problem is recurring and structural rather than incidental.</w:t>
+      </w:r>
+    </w:p>
+    <w:p>
+      <w:pPr>
+        <w:pBdr>
+          <w:left w:val="single" w:color="B03A2E" w:sz="12" w:space="10"/>
+        </w:pBdr>
+        <w:spacing w:after="150" w:before="40" w:line="276"/>
+        <w:ind w:left="300"/>
+      </w:pPr>
       <w:r>
         <w:rPr>
           <w:rFonts w:ascii="Calibri" w:cs="Calibri" w:eastAsia="Calibri" w:hAnsi="Calibri"/>
           <w:b/>
           <w:bCs/>
-          <w:sz w:val="21"/>
-          <w:szCs w:val="21"/>
-        </w:rPr>
-        <w:t xml:space="preserve">consumes the PFZ advisory and does not attempt to re-derive it</w:t>
-      </w:r>
-      <w:r>
-        <w:rPr>
-          <w:rFonts w:ascii="Calibri" w:cs="Calibri" w:eastAsia="Calibri" w:hAnsi="Calibri"/>
-          <w:sz w:val="21"/>
-          <w:szCs w:val="21"/>
-        </w:rPr>
-        <w:t xml:space="preserve">.</w:t>
+          <w:color w:val="8E2B21"/>
+          <w:sz w:val="21"/>
+          <w:szCs w:val="21"/>
+        </w:rPr>
+        <w:t xml:space="preserve">Limitation for this problem.  </w:t>
+      </w:r>
+      <w:r>
+        <w:rPr>
+          <w:rFonts w:ascii="Calibri" w:cs="Calibri" w:eastAsia="Calibri" w:hAnsi="Calibri"/>
+          <w:color w:val="5A2A24"/>
+          <w:sz w:val="21"/>
+          <w:szCs w:val="21"/>
+        </w:rPr>
+        <w:t xml:space="preserve">It is a governance analysis and offers no aid to the individual fisherman. This work does not address the political dispute; it addresses the narrower technical need of knowing how far the boundary is and whether the current heading will cross it.</w:t>
       </w:r>
     </w:p>
     <w:p>
@@ -1071,7 +1153,7 @@
         <w:rPr>
           <w:rFonts w:ascii="Calibri" w:cs="Calibri" w:eastAsia="Calibri" w:hAnsi="Calibri"/>
         </w:rPr>
-        <w:t xml:space="preserve">2.4  The last-mile dissemination problem</w:t>
+        <w:t xml:space="preserve">2.5  Grounding language models in external evidence</w:t>
       </w:r>
     </w:p>
     <w:p>
@@ -1084,56 +1166,36 @@
           <w:sz w:val="21"/>
           <w:szCs w:val="21"/>
         </w:rPr>
-        <w:t xml:space="preserve">Delivery has been studied more than it has been solved. The Fisher Friend Mobile Application distributes advisories in nine Indian languages across seven coastal states; INCOIS operates multilingual SMS and a 24×7 helpline; a telecom pilot extended mobile signal roughly 30 km offshore specifically to carry ocean-state forecasts [5]. INCOIS's own service review notes that helpline numbers “need to be popularised among fishers.”</w:t>
-      </w:r>
-    </w:p>
-    <w:p>
-      <w:pPr>
-        <w:spacing w:after="130" w:line="276"/>
-      </w:pPr>
-      <w:r>
-        <w:rPr>
-          <w:rFonts w:ascii="Calibri" w:cs="Calibri" w:eastAsia="Calibri" w:hAnsi="Calibri"/>
-          <w:sz w:val="21"/>
-          <w:szCs w:val="21"/>
-        </w:rPr>
-        <w:t xml:space="preserve">Every one of these channels is </w:t>
-      </w:r>
+        <w:t xml:space="preserve">Retrieval-augmented generation (Lewis et al. [6]) combines a language model's parametric memory with passages retrieved at query time, improving factual question answering and addressing the difficulty language models have in providing provenance and updating their knowledge. This is the principle the system rests on: tomorrow's wave height cannot come from a model's training data and must be fetched when the question is asked.</w:t>
+      </w:r>
+    </w:p>
+    <w:p>
+      <w:pPr>
+        <w:pBdr>
+          <w:left w:val="single" w:color="B03A2E" w:sz="12" w:space="10"/>
+        </w:pBdr>
+        <w:spacing w:after="150" w:before="40" w:line="276"/>
+        <w:ind w:left="300"/>
+      </w:pPr>
       <w:r>
         <w:rPr>
           <w:rFonts w:ascii="Calibri" w:cs="Calibri" w:eastAsia="Calibri" w:hAnsi="Calibri"/>
           <w:b/>
           <w:bCs/>
-          <w:sz w:val="21"/>
-          <w:szCs w:val="21"/>
-        </w:rPr>
-        <w:t xml:space="preserve">broadcast</w:t>
-      </w:r>
-      <w:r>
-        <w:rPr>
-          <w:rFonts w:ascii="Calibri" w:cs="Calibri" w:eastAsia="Calibri" w:hAnsi="Calibri"/>
-          <w:sz w:val="21"/>
-          <w:szCs w:val="21"/>
-        </w:rPr>
-        <w:t xml:space="preserve">. A bulletin is pushed; a map is published; an SMS arrives. None of them accepts </w:t>
-      </w:r>
-      <w:r>
-        <w:rPr>
-          <w:rFonts w:ascii="Calibri" w:cs="Calibri" w:eastAsia="Calibri" w:hAnsi="Calibri"/>
-          <w:i/>
-          <w:iCs/>
-          <w:sz w:val="21"/>
-          <w:szCs w:val="21"/>
-        </w:rPr>
-        <w:t xml:space="preserve">“I am leaving Rameswaram at five tomorrow morning, heading ninety degrees at eight knots in a nine-metre boat — is that sensible?”</w:t>
-      </w:r>
-      <w:r>
-        <w:rPr>
-          <w:rFonts w:ascii="Calibri" w:cs="Calibri" w:eastAsia="Calibri" w:hAnsi="Calibri"/>
-          <w:sz w:val="21"/>
-          <w:szCs w:val="21"/>
-        </w:rPr>
-        <w:t xml:space="preserve"> The information is multilingual, but the interaction is not conversational, and the specific combination of vessel, heading, time and place that determines the real answer cannot be expressed.</w:t>
+          <w:color w:val="8E2B21"/>
+          <w:sz w:val="21"/>
+          <w:szCs w:val="21"/>
+        </w:rPr>
+        <w:t xml:space="preserve">Limitation for this problem.  </w:t>
+      </w:r>
+      <w:r>
+        <w:rPr>
+          <w:rFonts w:ascii="Calibri" w:cs="Calibri" w:eastAsia="Calibri" w:hAnsi="Calibri"/>
+          <w:color w:val="5A2A24"/>
+          <w:sz w:val="21"/>
+          <w:szCs w:val="21"/>
+        </w:rPr>
+        <w:t xml:space="preserve">Retrieval grounds answers in text passages, not live numeric observations, and does not by itself guarantee that every generated claim is supported.</w:t>
       </w:r>
     </w:p>
     <w:p>
@@ -1145,7 +1207,7 @@
         <w:rPr>
           <w:rFonts w:ascii="Calibri" w:cs="Calibri" w:eastAsia="Calibri" w:hAnsi="Calibri"/>
         </w:rPr>
-        <w:t xml:space="preserve">2.5  Machine-learned weather forecasting</w:t>
+        <w:t xml:space="preserve">2.6  Hallucination persists despite retrieval</w:t>
       </w:r>
     </w:p>
     <w:p>
@@ -1158,7 +1220,54 @@
           <w:sz w:val="21"/>
           <w:szCs w:val="21"/>
         </w:rPr>
-        <w:t xml:space="preserve">Data-driven global forecast models now match or exceed physics-based numerical weather prediction on headline scores — GraphCast [6] and Pangu-Weather [7] being the prominent examples. This literature is relevant chiefly as a road deliberately not taken. Training a competitive forecast model requires decades of reanalysis, substantial compute, and validation infrastructure that a student project cannot supply, and the operational product it would compete with is already validated and free. The contribution available here is in reasoning over official forecasts, not in replacing them.</w:t>
+        <w:t xml:space="preserve">RAGTruth (Niu et al. [7]) is a corpus of nearly 18,000 naturally generated responses from a range of language models working in retrieval-augmented settings, manually annotated for hallucination at both case and word level. It benchmarks hallucination rates across models and shows that </w:t>
+      </w:r>
+      <w:r>
+        <w:rPr>
+          <w:rFonts w:ascii="Calibri" w:cs="Calibri" w:eastAsia="Calibri" w:hAnsi="Calibri"/>
+          <w:b/>
+          <w:bCs/>
+          <w:sz w:val="21"/>
+          <w:szCs w:val="21"/>
+        </w:rPr>
+        <w:t xml:space="preserve">unsupported content persists even when the correct evidence has been retrieved</w:t>
+      </w:r>
+      <w:r>
+        <w:rPr>
+          <w:rFonts w:ascii="Calibri" w:cs="Calibri" w:eastAsia="Calibri" w:hAnsi="Calibri"/>
+          <w:sz w:val="21"/>
+          <w:szCs w:val="21"/>
+        </w:rPr>
+        <w:t xml:space="preserve">.</w:t>
+      </w:r>
+    </w:p>
+    <w:p>
+      <w:pPr>
+        <w:pBdr>
+          <w:left w:val="single" w:color="B03A2E" w:sz="12" w:space="10"/>
+        </w:pBdr>
+        <w:spacing w:after="150" w:before="40" w:line="276"/>
+        <w:ind w:left="300"/>
+      </w:pPr>
+      <w:r>
+        <w:rPr>
+          <w:rFonts w:ascii="Calibri" w:cs="Calibri" w:eastAsia="Calibri" w:hAnsi="Calibri"/>
+          <w:b/>
+          <w:bCs/>
+          <w:color w:val="8E2B21"/>
+          <w:sz w:val="21"/>
+          <w:szCs w:val="21"/>
+        </w:rPr>
+        <w:t xml:space="preserve">Limitation for this problem.  </w:t>
+      </w:r>
+      <w:r>
+        <w:rPr>
+          <w:rFonts w:ascii="Calibri" w:cs="Calibri" w:eastAsia="Calibri" w:hAnsi="Calibri"/>
+          <w:color w:val="5A2A24"/>
+          <w:sz w:val="21"/>
+          <w:szCs w:val="21"/>
+        </w:rPr>
+        <w:t xml:space="preserve">If retrieval does not guarantee faithfulness, a safety decision cannot be delegated to the model. This is the direct justification for the architecture's two research choices: the verdict comes from fixed rules, and every number in the generated answer is checked mechanically against the evidence ledger.</w:t>
       </w:r>
     </w:p>
     <w:p>
@@ -1170,7 +1279,7 @@
         <w:rPr>
           <w:rFonts w:ascii="Calibri" w:cs="Calibri" w:eastAsia="Calibri" w:hAnsi="Calibri"/>
         </w:rPr>
-        <w:t xml:space="preserve">2.6  Language models as tool-using agents</w:t>
+        <w:t xml:space="preserve">2.7  Indian-language translation</w:t>
       </w:r>
     </w:p>
     <w:p>
@@ -1183,7 +1292,36 @@
           <w:sz w:val="21"/>
           <w:szCs w:val="21"/>
         </w:rPr>
-        <w:t xml:space="preserve">The technique that makes this work possible is the use of language models as planners that call external tools rather than as sources of fact. ReAct [8] interleaves reasoning traces with tool actions; Toolformer [9] shows models can learn when to call an API; retrieval-augmented generation [10] established the general pattern of grounding generation in retrieved external evidence rather than parametric memory.</w:t>
+        <w:t xml:space="preserve">IndicTrans2 (Gala et al. [8]) is the first open translation model covering all 22 scheduled Indian languages, released with the Bharat Parallel Corpus Collection (230 M sentence pairs) and the IN22 benchmark.</w:t>
+      </w:r>
+    </w:p>
+    <w:p>
+      <w:pPr>
+        <w:pBdr>
+          <w:left w:val="single" w:color="B03A2E" w:sz="12" w:space="10"/>
+        </w:pBdr>
+        <w:spacing w:after="150" w:before="40" w:line="276"/>
+        <w:ind w:left="300"/>
+      </w:pPr>
+      <w:r>
+        <w:rPr>
+          <w:rFonts w:ascii="Calibri" w:cs="Calibri" w:eastAsia="Calibri" w:hAnsi="Calibri"/>
+          <w:b/>
+          <w:bCs/>
+          <w:color w:val="8E2B21"/>
+          <w:sz w:val="21"/>
+          <w:szCs w:val="21"/>
+        </w:rPr>
+        <w:t xml:space="preserve">Limitation for this problem.  </w:t>
+      </w:r>
+      <w:r>
+        <w:rPr>
+          <w:rFonts w:ascii="Calibri" w:cs="Calibri" w:eastAsia="Calibri" w:hAnsi="Calibri"/>
+          <w:color w:val="5A2A24"/>
+          <w:sz w:val="21"/>
+          <w:szCs w:val="21"/>
+        </w:rPr>
+        <w:t xml:space="preserve">Translation capability is no longer the bottleneck; no fisher-facing system yet offers conversation through it.</w:t>
       </w:r>
     </w:p>
     <w:p>
@@ -1195,292 +1333,12 @@
         <w:rPr>
           <w:rFonts w:ascii="Calibri" w:cs="Calibri" w:eastAsia="Calibri" w:hAnsi="Calibri"/>
         </w:rPr>
-        <w:t xml:space="preserve">2.7  Domain advisory systems built on language models</w:t>
-      </w:r>
-    </w:p>
-    <w:p>
-      <w:pPr>
-        <w:spacing w:after="130" w:line="276"/>
-      </w:pPr>
-      <w:r>
-        <w:rPr>
-          <w:rFonts w:ascii="Calibri" w:cs="Calibri" w:eastAsia="Calibri" w:hAnsi="Calibri"/>
-          <w:sz w:val="21"/>
-          <w:szCs w:val="21"/>
-        </w:rPr>
-        <w:t xml:space="preserve">Two recent systems are the closest architectural relatives of this work.</w:t>
-      </w:r>
-    </w:p>
-    <w:p>
-      <w:pPr>
-        <w:spacing w:after="130" w:line="276"/>
-      </w:pPr>
-      <w:r>
-        <w:rPr>
-          <w:rFonts w:ascii="Calibri" w:cs="Calibri" w:eastAsia="Calibri" w:hAnsi="Calibri"/>
-          <w:b/>
-          <w:bCs/>
-          <w:sz w:val="21"/>
-          <w:szCs w:val="21"/>
-        </w:rPr>
-        <w:t xml:space="preserve">ClimSight</w:t>
-      </w:r>
-      <w:r>
-        <w:rPr>
-          <w:rFonts w:ascii="Calibri" w:cs="Calibri" w:eastAsia="Calibri" w:hAnsi="Calibri"/>
-          <w:sz w:val="21"/>
-          <w:szCs w:val="21"/>
-        </w:rPr>
-        <w:t xml:space="preserve"> (Kuznetsov et al. [11]) couples an LLM with local climate data through an agent-based architecture that routes queries to specialised modules, using retrieval to ground responses in climate models and reports. A subsequent extension, XCLIM-AI, couples the LLM interpretation layer with </w:t>
-      </w:r>
-      <w:r>
-        <w:rPr>
-          <w:rFonts w:ascii="Calibri" w:cs="Calibri" w:eastAsia="Calibri" w:hAnsi="Calibri"/>
-          <w:i/>
-          <w:iCs/>
-          <w:sz w:val="21"/>
-          <w:szCs w:val="21"/>
-        </w:rPr>
-        <w:t xml:space="preserve">deterministic computation</w:t>
-      </w:r>
-      <w:r>
-        <w:rPr>
-          <w:rFonts w:ascii="Calibri" w:cs="Calibri" w:eastAsia="Calibri" w:hAnsi="Calibri"/>
-          <w:sz w:val="21"/>
-          <w:szCs w:val="21"/>
-        </w:rPr>
-        <w:t xml:space="preserve"> of climate indicators, reporting that the largest gains in actionability and uncertainty reporting appear when deterministic indicator computation is integrated rather than generated. That finding is the single strongest external support for the architecture proposed here.</w:t>
-      </w:r>
-    </w:p>
-    <w:p>
-      <w:pPr>
-        <w:spacing w:after="130" w:line="276"/>
-      </w:pPr>
-      <w:r>
-        <w:rPr>
-          <w:rFonts w:ascii="Calibri" w:cs="Calibri" w:eastAsia="Calibri" w:hAnsi="Calibri"/>
-          <w:b/>
-          <w:bCs/>
-          <w:sz w:val="21"/>
-          <w:szCs w:val="21"/>
-        </w:rPr>
-        <w:t xml:space="preserve">WildfireGPT</w:t>
-      </w:r>
-      <w:r>
-        <w:rPr>
-          <w:rFonts w:ascii="Calibri" w:cs="Calibri" w:eastAsia="Calibri" w:hAnsi="Calibri"/>
-          <w:sz w:val="21"/>
-          <w:szCs w:val="21"/>
-        </w:rPr>
-        <w:t xml:space="preserve"> (Xie et al. [12]) is a retrieval-augmented multi-agent LLM system for natural-hazard decision support, grounded in hazard projections, observational datasets and scientific literature, and evaluated across ten expert-led case studies.</w:t>
-      </w:r>
-    </w:p>
-    <w:p>
-      <w:pPr>
-        <w:spacing w:after="130" w:line="276"/>
-      </w:pPr>
-      <w:r>
-        <w:rPr>
-          <w:rFonts w:ascii="Calibri" w:cs="Calibri" w:eastAsia="Calibri" w:hAnsi="Calibri"/>
-          <w:sz w:val="21"/>
-          <w:szCs w:val="21"/>
-        </w:rPr>
-        <w:t xml:space="preserve">Both ground their output in </w:t>
-      </w:r>
-      <w:r>
-        <w:rPr>
-          <w:rFonts w:ascii="Calibri" w:cs="Calibri" w:eastAsia="Calibri" w:hAnsi="Calibri"/>
-          <w:b/>
-          <w:bCs/>
-          <w:sz w:val="21"/>
-          <w:szCs w:val="21"/>
-        </w:rPr>
-        <w:t xml:space="preserve">retrieved documents</w:t>
-      </w:r>
-      <w:r>
-        <w:rPr>
-          <w:rFonts w:ascii="Calibri" w:cs="Calibri" w:eastAsia="Calibri" w:hAnsi="Calibri"/>
-          <w:sz w:val="21"/>
-          <w:szCs w:val="21"/>
-        </w:rPr>
-        <w:t xml:space="preserve">, and both answer </w:t>
-      </w:r>
-      <w:r>
-        <w:rPr>
-          <w:rFonts w:ascii="Calibri" w:cs="Calibri" w:eastAsia="Calibri" w:hAnsi="Calibri"/>
-          <w:b/>
-          <w:bCs/>
-          <w:sz w:val="21"/>
-          <w:szCs w:val="21"/>
-        </w:rPr>
-        <w:t xml:space="preserve">analytical</w:t>
-      </w:r>
-      <w:r>
-        <w:rPr>
-          <w:rFonts w:ascii="Calibri" w:cs="Calibri" w:eastAsia="Calibri" w:hAnsi="Calibri"/>
-          <w:sz w:val="21"/>
-          <w:szCs w:val="21"/>
-        </w:rPr>
-        <w:t xml:space="preserve"> questions for planners and researchers. Neither issues an operational go/no-go decision to a layperson who will act on it within hours, and neither grounds in live numeric observations carrying per-value provenance.</w:t>
-      </w:r>
-    </w:p>
-    <w:p>
-      <w:pPr>
-        <w:pStyle w:val="Heading2"/>
-        <w:spacing w:after="100" w:before="220"/>
-      </w:pPr>
-      <w:r>
-        <w:rPr>
-          <w:rFonts w:ascii="Calibri" w:cs="Calibri" w:eastAsia="Calibri" w:hAnsi="Calibri"/>
-        </w:rPr>
-        <w:t xml:space="preserve">2.8  Hallucination and the limits of grounding</w:t>
-      </w:r>
-    </w:p>
-    <w:p>
-      <w:pPr>
-        <w:spacing w:after="130" w:line="276"/>
-      </w:pPr>
-      <w:r>
-        <w:rPr>
-          <w:rFonts w:ascii="Calibri" w:cs="Calibri" w:eastAsia="Calibri" w:hAnsi="Calibri"/>
-          <w:sz w:val="21"/>
-          <w:szCs w:val="21"/>
-        </w:rPr>
-        <w:t xml:space="preserve">Lin et al. [13] survey hallucination in LLM-based agents, proposing a taxonomy across the agent workflow — reasoning, execution, perception, memorisation and communication — and cataloguing eighteen triggering causes. They observe that agent errors can be “physically consequential” and cascade through long task chains. Related work on tool-use failure identifies </w:t>
-      </w:r>
-      <w:r>
-        <w:rPr>
-          <w:rFonts w:ascii="Calibri" w:cs="Calibri" w:eastAsia="Calibri" w:hAnsi="Calibri"/>
-          <w:b/>
-          <w:bCs/>
-          <w:sz w:val="21"/>
-          <w:szCs w:val="21"/>
-        </w:rPr>
-        <w:t xml:space="preserve">tool bypass</w:t>
-      </w:r>
-      <w:r>
-        <w:rPr>
-          <w:rFonts w:ascii="Calibri" w:cs="Calibri" w:eastAsia="Calibri" w:hAnsi="Calibri"/>
-          <w:sz w:val="21"/>
-          <w:szCs w:val="21"/>
-        </w:rPr>
-        <w:t xml:space="preserve">, in which a model simulates a tool's output instead of calling it — a failure mode that defeats auditing precisely when auditing matters most.</w:t>
-      </w:r>
-    </w:p>
-    <w:p>
-      <w:pPr>
-        <w:spacing w:after="130" w:line="276"/>
-      </w:pPr>
-      <w:r>
-        <w:rPr>
-          <w:rFonts w:ascii="Calibri" w:cs="Calibri" w:eastAsia="Calibri" w:hAnsi="Calibri"/>
-          <w:sz w:val="21"/>
-          <w:szCs w:val="21"/>
-        </w:rPr>
-        <w:t xml:space="preserve">This literature is why prompt instructions such as </w:t>
-      </w:r>
-      <w:r>
-        <w:rPr>
-          <w:rFonts w:ascii="Calibri" w:cs="Calibri" w:eastAsia="Calibri" w:hAnsi="Calibri"/>
-          <w:i/>
-          <w:iCs/>
-          <w:sz w:val="21"/>
-          <w:szCs w:val="21"/>
-        </w:rPr>
-        <w:t xml:space="preserve">“only use the data provided”</w:t>
-      </w:r>
-      <w:r>
-        <w:rPr>
-          <w:rFonts w:ascii="Calibri" w:cs="Calibri" w:eastAsia="Calibri" w:hAnsi="Calibri"/>
-          <w:sz w:val="21"/>
-          <w:szCs w:val="21"/>
-        </w:rPr>
-        <w:t xml:space="preserve"> are treated in this work as insufficient. The system is designed so that an unsupported number is </w:t>
-      </w:r>
-      <w:r>
-        <w:rPr>
-          <w:rFonts w:ascii="Calibri" w:cs="Calibri" w:eastAsia="Calibri" w:hAnsi="Calibri"/>
-          <w:b/>
-          <w:bCs/>
-          <w:sz w:val="21"/>
-          <w:szCs w:val="21"/>
-        </w:rPr>
-        <w:t xml:space="preserve">mechanically removed</w:t>
-      </w:r>
-      <w:r>
-        <w:rPr>
-          <w:rFonts w:ascii="Calibri" w:cs="Calibri" w:eastAsia="Calibri" w:hAnsi="Calibri"/>
-          <w:sz w:val="21"/>
-          <w:szCs w:val="21"/>
-        </w:rPr>
-        <w:t xml:space="preserve">, not merely discouraged.</w:t>
-      </w:r>
-    </w:p>
-    <w:p>
-      <w:pPr>
-        <w:pStyle w:val="Heading2"/>
-        <w:spacing w:after="100" w:before="220"/>
-      </w:pPr>
-      <w:r>
-        <w:rPr>
-          <w:rFonts w:ascii="Calibri" w:cs="Calibri" w:eastAsia="Calibri" w:hAnsi="Calibri"/>
-        </w:rPr>
-        <w:t xml:space="preserve">2.9  Indian-language NLP</w:t>
-      </w:r>
-    </w:p>
-    <w:p>
-      <w:pPr>
-        <w:spacing w:after="130" w:line="276"/>
-      </w:pPr>
-      <w:r>
-        <w:rPr>
-          <w:rFonts w:ascii="Calibri" w:cs="Calibri" w:eastAsia="Calibri" w:hAnsi="Calibri"/>
-          <w:sz w:val="21"/>
-          <w:szCs w:val="21"/>
-        </w:rPr>
-        <w:t xml:space="preserve">IndicTrans2 (Gala et al. [14]) is the first open translation model covering all 22 scheduled Indian languages, released with the Bharat Parallel Corpus Collection (230 M bitext pairs) and the IN22 benchmark. With Bhashini, the National Language Translation Mission's API layer, it makes multilingual operation a solved engineering problem rather than a research one — removing the usual excuse for shipping marine advisories in English.</w:t>
-      </w:r>
-    </w:p>
-    <w:p>
-      <w:pPr>
-        <w:pStyle w:val="Heading2"/>
-        <w:spacing w:after="100" w:before="220"/>
-      </w:pPr>
-      <w:r>
-        <w:rPr>
-          <w:rFonts w:ascii="Calibri" w:cs="Calibri" w:eastAsia="Calibri" w:hAnsi="Calibri"/>
-        </w:rPr>
-        <w:t xml:space="preserve">2.10  Forecast verification methodology</w:t>
-      </w:r>
-    </w:p>
-    <w:p>
-      <w:pPr>
-        <w:spacing w:after="130" w:line="276"/>
-      </w:pPr>
-      <w:r>
-        <w:rPr>
-          <w:rFonts w:ascii="Calibri" w:cs="Calibri" w:eastAsia="Calibri" w:hAnsi="Calibri"/>
-          <w:sz w:val="21"/>
-          <w:szCs w:val="21"/>
-        </w:rPr>
-        <w:t xml:space="preserve">Warning systems are conventionally scored with the 2×2 contingency table — probability of detection, false-alarm ratio, critical success index — as set out by Jolliffe and Stephenson [15]. This framework is adopted here, because the quantity a fisherman acts on is a categorical warning, not a wave height, and because misses and false alarms carry utterly different costs and must therefore be reported separately rather than merged into a single accuracy figure.</w:t>
-      </w:r>
-    </w:p>
-    <w:p>
-      <w:pPr>
-        <w:pStyle w:val="Heading2"/>
-        <w:spacing w:after="100" w:before="220"/>
-      </w:pPr>
-      <w:r>
-        <w:rPr>
-          <w:rFonts w:ascii="Calibri" w:cs="Calibri" w:eastAsia="Calibri" w:hAnsi="Calibri"/>
-        </w:rPr>
-        <w:t xml:space="preserve">2.11  Summary of reviewed systems</w:t>
+        <w:t xml:space="preserve">2.8  Summary of reviewed work</w:t>
       </w:r>
     </w:p>
     <w:tbl>
       <w:tblPr>
-        <w:tblW w:type="dxa" w:w="8840"/>
+        <w:tblW w:type="dxa" w:w="8700"/>
         <w:tblBorders>
           <w:top w:val="single" w:color="auto" w:sz="4"/>
           <w:left w:val="single" w:color="auto" w:sz="4"/>
@@ -1491,14 +1349,14 @@
         </w:tblBorders>
       </w:tblPr>
       <w:tblGrid>
-        <w:gridCol w:w="1750"/>
-        <w:gridCol w:w="790"/>
+        <w:gridCol w:w="1950"/>
+        <w:gridCol w:w="930"/>
+        <w:gridCol w:w="880"/>
         <w:gridCol w:w="900"/>
-        <w:gridCol w:w="840"/>
-        <w:gridCol w:w="1180"/>
-        <w:gridCol w:w="1030"/>
-        <w:gridCol w:w="1200"/>
-        <w:gridCol w:w="1150"/>
+        <w:gridCol w:w="900"/>
+        <w:gridCol w:w="1060"/>
+        <w:gridCol w:w="1060"/>
+        <w:gridCol w:w="1020"/>
       </w:tblGrid>
       <w:tr>
         <w:trPr>
@@ -1506,13 +1364,13 @@
         </w:trPr>
         <w:tc>
           <w:tcPr>
-            <w:tcW w:type="dxa" w:w="1750"/>
+            <w:tcW w:type="dxa" w:w="1950"/>
             <w:shd w:fill="DCE6F1" w:color="auto" w:val="clear"/>
             <w:tcMar>
               <w:top w:type="dxa" w:w="70"/>
-              <w:left w:type="dxa" w:w="110"/>
-              <w:bottom w:type="dxa" w:w="70"/>
-              <w:right w:type="dxa" w:w="110"/>
+              <w:left w:type="dxa" w:w="100"/>
+              <w:bottom w:type="dxa" w:w="70"/>
+              <w:right w:type="dxa" w:w="100"/>
             </w:tcMar>
           </w:tcPr>
           <w:p>
@@ -1528,19 +1386,19 @@
                 <w:sz w:val="16"/>
                 <w:szCs w:val="16"/>
               </w:rPr>
-              <w:t xml:space="preserve">System</w:t>
-            </w:r>
-          </w:p>
-        </w:tc>
-        <w:tc>
-          <w:tcPr>
-            <w:tcW w:type="dxa" w:w="790"/>
+              <w:t xml:space="preserve">Work</w:t>
+            </w:r>
+          </w:p>
+        </w:tc>
+        <w:tc>
+          <w:tcPr>
+            <w:tcW w:type="dxa" w:w="930"/>
             <w:shd w:fill="DCE6F1" w:color="auto" w:val="clear"/>
             <w:tcMar>
               <w:top w:type="dxa" w:w="70"/>
-              <w:left w:type="dxa" w:w="110"/>
-              <w:bottom w:type="dxa" w:w="70"/>
-              <w:right w:type="dxa" w:w="110"/>
+              <w:left w:type="dxa" w:w="100"/>
+              <w:bottom w:type="dxa" w:w="70"/>
+              <w:right w:type="dxa" w:w="100"/>
             </w:tcMar>
           </w:tcPr>
           <w:p>
@@ -1556,20 +1414,19 @@
                 <w:sz w:val="16"/>
                 <w:szCs w:val="16"/>
               </w:rPr>
-              <w:t xml:space="preserve">Conver-
-sational</w:t>
-            </w:r>
-          </w:p>
-        </w:tc>
-        <w:tc>
-          <w:tcPr>
-            <w:tcW w:type="dxa" w:w="900"/>
+              <w:t xml:space="preserve">Small-boat safety info</w:t>
+            </w:r>
+          </w:p>
+        </w:tc>
+        <w:tc>
+          <w:tcPr>
+            <w:tcW w:type="dxa" w:w="880"/>
             <w:shd w:fill="DCE6F1" w:color="auto" w:val="clear"/>
             <w:tcMar>
               <w:top w:type="dxa" w:w="70"/>
-              <w:left w:type="dxa" w:w="110"/>
-              <w:bottom w:type="dxa" w:w="70"/>
-              <w:right w:type="dxa" w:w="110"/>
+              <w:left w:type="dxa" w:w="100"/>
+              <w:bottom w:type="dxa" w:w="70"/>
+              <w:right w:type="dxa" w:w="100"/>
             </w:tcMar>
           </w:tcPr>
           <w:p>
@@ -1585,20 +1442,19 @@
                 <w:sz w:val="16"/>
                 <w:szCs w:val="16"/>
               </w:rPr>
-              <w:t xml:space="preserve">Indian
-languages</w:t>
-            </w:r>
-          </w:p>
-        </w:tc>
-        <w:tc>
-          <w:tcPr>
-            <w:tcW w:type="dxa" w:w="840"/>
+              <w:t xml:space="preserve">Fishing zones</w:t>
+            </w:r>
+          </w:p>
+        </w:tc>
+        <w:tc>
+          <w:tcPr>
+            <w:tcW w:type="dxa" w:w="900"/>
             <w:shd w:fill="DCE6F1" w:color="auto" w:val="clear"/>
             <w:tcMar>
               <w:top w:type="dxa" w:w="70"/>
-              <w:left w:type="dxa" w:w="110"/>
-              <w:bottom w:type="dxa" w:w="70"/>
-              <w:right w:type="dxa" w:w="110"/>
+              <w:left w:type="dxa" w:w="100"/>
+              <w:bottom w:type="dxa" w:w="70"/>
+              <w:right w:type="dxa" w:w="100"/>
             </w:tcMar>
           </w:tcPr>
           <w:p>
@@ -1614,21 +1470,19 @@
                 <w:sz w:val="16"/>
                 <w:szCs w:val="16"/>
               </w:rPr>
-              <w:t xml:space="preserve">Live
-numeric
-data</w:t>
-            </w:r>
-          </w:p>
-        </w:tc>
-        <w:tc>
-          <w:tcPr>
-            <w:tcW w:type="dxa" w:w="1180"/>
+              <w:t xml:space="preserve">Border awareness</w:t>
+            </w:r>
+          </w:p>
+        </w:tc>
+        <w:tc>
+          <w:tcPr>
+            <w:tcW w:type="dxa" w:w="900"/>
             <w:shd w:fill="DCE6F1" w:color="auto" w:val="clear"/>
             <w:tcMar>
               <w:top w:type="dxa" w:w="70"/>
-              <w:left w:type="dxa" w:w="110"/>
-              <w:bottom w:type="dxa" w:w="70"/>
-              <w:right w:type="dxa" w:w="110"/>
+              <w:left w:type="dxa" w:w="100"/>
+              <w:bottom w:type="dxa" w:w="70"/>
+              <w:right w:type="dxa" w:w="100"/>
             </w:tcMar>
           </w:tcPr>
           <w:p>
@@ -1644,20 +1498,19 @@
                 <w:sz w:val="16"/>
                 <w:szCs w:val="16"/>
               </w:rPr>
-              <w:t xml:space="preserve">Deterministic
-safety verdict</w:t>
-            </w:r>
-          </w:p>
-        </w:tc>
-        <w:tc>
-          <w:tcPr>
-            <w:tcW w:type="dxa" w:w="1030"/>
+              <w:t xml:space="preserve">Indian languages</w:t>
+            </w:r>
+          </w:p>
+        </w:tc>
+        <w:tc>
+          <w:tcPr>
+            <w:tcW w:type="dxa" w:w="1060"/>
             <w:shd w:fill="DCE6F1" w:color="auto" w:val="clear"/>
             <w:tcMar>
               <w:top w:type="dxa" w:w="70"/>
-              <w:left w:type="dxa" w:w="110"/>
-              <w:bottom w:type="dxa" w:w="70"/>
-              <w:right w:type="dxa" w:w="110"/>
+              <w:left w:type="dxa" w:w="100"/>
+              <w:bottom w:type="dxa" w:w="70"/>
+              <w:right w:type="dxa" w:w="100"/>
             </w:tcMar>
           </w:tcPr>
           <w:p>
@@ -1673,20 +1526,19 @@
                 <w:sz w:val="16"/>
                 <w:szCs w:val="16"/>
               </w:rPr>
-              <w:t xml:space="preserve">Per-number
-provenance</w:t>
-            </w:r>
-          </w:p>
-        </w:tc>
-        <w:tc>
-          <w:tcPr>
-            <w:tcW w:type="dxa" w:w="1200"/>
+              <w:t xml:space="preserve">Answers a free-form question</w:t>
+            </w:r>
+          </w:p>
+        </w:tc>
+        <w:tc>
+          <w:tcPr>
+            <w:tcW w:type="dxa" w:w="1060"/>
             <w:shd w:fill="DCE6F1" w:color="auto" w:val="clear"/>
             <w:tcMar>
               <w:top w:type="dxa" w:w="70"/>
-              <w:left w:type="dxa" w:w="110"/>
-              <w:bottom w:type="dxa" w:w="70"/>
-              <w:right w:type="dxa" w:w="110"/>
+              <w:left w:type="dxa" w:w="100"/>
+              <w:bottom w:type="dxa" w:w="70"/>
+              <w:right w:type="dxa" w:w="100"/>
             </w:tcMar>
           </w:tcPr>
           <w:p>
@@ -1702,20 +1554,19 @@
                 <w:sz w:val="16"/>
                 <w:szCs w:val="16"/>
               </w:rPr>
-              <w:t xml:space="preserve">Safety + fish
-+ boundary</w:t>
-            </w:r>
-          </w:p>
-        </w:tc>
-        <w:tc>
-          <w:tcPr>
-            <w:tcW w:type="dxa" w:w="1150"/>
+              <w:t xml:space="preserve">Go / no-go by fixed rules</w:t>
+            </w:r>
+          </w:p>
+        </w:tc>
+        <w:tc>
+          <w:tcPr>
+            <w:tcW w:type="dxa" w:w="1020"/>
             <w:shd w:fill="DCE6F1" w:color="auto" w:val="clear"/>
             <w:tcMar>
               <w:top w:type="dxa" w:w="70"/>
-              <w:left w:type="dxa" w:w="110"/>
-              <w:bottom w:type="dxa" w:w="70"/>
-              <w:right w:type="dxa" w:w="110"/>
+              <w:left w:type="dxa" w:w="100"/>
+              <w:bottom w:type="dxa" w:w="70"/>
+              <w:right w:type="dxa" w:w="100"/>
             </w:tcMar>
           </w:tcPr>
           <w:p>
@@ -1731,8 +1582,7 @@
                 <w:sz w:val="16"/>
                 <w:szCs w:val="16"/>
               </w:rPr>
-              <w:t xml:space="preserve">Verdict-level
-accuracy</w:t>
+              <w:t xml:space="preserve">Every number verified</w:t>
             </w:r>
           </w:p>
         </w:tc>
@@ -1743,12 +1593,12 @@
         </w:trPr>
         <w:tc>
           <w:tcPr>
-            <w:tcW w:type="dxa" w:w="1750"/>
-            <w:tcMar>
-              <w:top w:type="dxa" w:w="70"/>
-              <w:left w:type="dxa" w:w="110"/>
-              <w:bottom w:type="dxa" w:w="70"/>
-              <w:right w:type="dxa" w:w="110"/>
+            <w:tcW w:type="dxa" w:w="1950"/>
+            <w:tcMar>
+              <w:top w:type="dxa" w:w="70"/>
+              <w:left w:type="dxa" w:w="100"/>
+              <w:bottom w:type="dxa" w:w="70"/>
+              <w:right w:type="dxa" w:w="100"/>
             </w:tcMar>
           </w:tcPr>
           <w:p>
@@ -1764,24 +1614,24 @@
                 <w:sz w:val="16"/>
                 <w:szCs w:val="16"/>
               </w:rPr>
-              <w:t xml:space="preserve">INCOIS OSF [1]</w:t>
-            </w:r>
-          </w:p>
-        </w:tc>
-        <w:tc>
-          <w:tcPr>
-            <w:tcW w:type="dxa" w:w="790"/>
-            <w:tcMar>
-              <w:top w:type="dxa" w:w="70"/>
-              <w:left w:type="dxa" w:w="110"/>
-              <w:bottom w:type="dxa" w:w="70"/>
-              <w:right w:type="dxa" w:w="110"/>
-            </w:tcMar>
-          </w:tcPr>
-          <w:p>
-            <w:pPr>
-              <w:spacing w:after="0"/>
-              <w:jc w:val="left"/>
+              <w:t xml:space="preserve">Kurup et al. [1]</w:t>
+            </w:r>
+          </w:p>
+        </w:tc>
+        <w:tc>
+          <w:tcPr>
+            <w:tcW w:type="dxa" w:w="930"/>
+            <w:tcMar>
+              <w:top w:type="dxa" w:w="70"/>
+              <w:left w:type="dxa" w:w="100"/>
+              <w:bottom w:type="dxa" w:w="70"/>
+              <w:right w:type="dxa" w:w="100"/>
+            </w:tcMar>
+          </w:tcPr>
+          <w:p>
+            <w:pPr>
+              <w:spacing w:after="0"/>
+              <w:jc w:val="center"/>
             </w:pPr>
             <w:r>
               <w:rPr>
@@ -1791,24 +1641,24 @@
                 <w:sz w:val="16"/>
                 <w:szCs w:val="16"/>
               </w:rPr>
-              <w:t xml:space="preserve">✗</w:t>
-            </w:r>
-          </w:p>
-        </w:tc>
-        <w:tc>
-          <w:tcPr>
-            <w:tcW w:type="dxa" w:w="900"/>
-            <w:tcMar>
-              <w:top w:type="dxa" w:w="70"/>
-              <w:left w:type="dxa" w:w="110"/>
-              <w:bottom w:type="dxa" w:w="70"/>
-              <w:right w:type="dxa" w:w="110"/>
-            </w:tcMar>
-          </w:tcPr>
-          <w:p>
-            <w:pPr>
-              <w:spacing w:after="0"/>
-              <w:jc w:val="left"/>
+              <w:t xml:space="preserve">✓ (wind)</w:t>
+            </w:r>
+          </w:p>
+        </w:tc>
+        <w:tc>
+          <w:tcPr>
+            <w:tcW w:type="dxa" w:w="880"/>
+            <w:tcMar>
+              <w:top w:type="dxa" w:w="70"/>
+              <w:left w:type="dxa" w:w="100"/>
+              <w:bottom w:type="dxa" w:w="70"/>
+              <w:right w:type="dxa" w:w="100"/>
+            </w:tcMar>
+          </w:tcPr>
+          <w:p>
+            <w:pPr>
+              <w:spacing w:after="0"/>
+              <w:jc w:val="center"/>
             </w:pPr>
             <w:r>
               <w:rPr>
@@ -1818,24 +1668,24 @@
                 <w:sz w:val="16"/>
                 <w:szCs w:val="16"/>
               </w:rPr>
-              <w:t xml:space="preserve">partial</w:t>
-            </w:r>
-          </w:p>
-        </w:tc>
-        <w:tc>
-          <w:tcPr>
-            <w:tcW w:type="dxa" w:w="840"/>
-            <w:tcMar>
-              <w:top w:type="dxa" w:w="70"/>
-              <w:left w:type="dxa" w:w="110"/>
-              <w:bottom w:type="dxa" w:w="70"/>
-              <w:right w:type="dxa" w:w="110"/>
-            </w:tcMar>
-          </w:tcPr>
-          <w:p>
-            <w:pPr>
-              <w:spacing w:after="0"/>
-              <w:jc w:val="left"/>
+              <w:t xml:space="preserve">✗</w:t>
+            </w:r>
+          </w:p>
+        </w:tc>
+        <w:tc>
+          <w:tcPr>
+            <w:tcW w:type="dxa" w:w="900"/>
+            <w:tcMar>
+              <w:top w:type="dxa" w:w="70"/>
+              <w:left w:type="dxa" w:w="100"/>
+              <w:bottom w:type="dxa" w:w="70"/>
+              <w:right w:type="dxa" w:w="100"/>
+            </w:tcMar>
+          </w:tcPr>
+          <w:p>
+            <w:pPr>
+              <w:spacing w:after="0"/>
+              <w:jc w:val="center"/>
             </w:pPr>
             <w:r>
               <w:rPr>
@@ -1845,24 +1695,24 @@
                 <w:sz w:val="16"/>
                 <w:szCs w:val="16"/>
               </w:rPr>
-              <w:t xml:space="preserve">✓</w:t>
-            </w:r>
-          </w:p>
-        </w:tc>
-        <w:tc>
-          <w:tcPr>
-            <w:tcW w:type="dxa" w:w="1180"/>
-            <w:tcMar>
-              <w:top w:type="dxa" w:w="70"/>
-              <w:left w:type="dxa" w:w="110"/>
-              <w:bottom w:type="dxa" w:w="70"/>
-              <w:right w:type="dxa" w:w="110"/>
-            </w:tcMar>
-          </w:tcPr>
-          <w:p>
-            <w:pPr>
-              <w:spacing w:after="0"/>
-              <w:jc w:val="left"/>
+              <w:t xml:space="preserve">✗</w:t>
+            </w:r>
+          </w:p>
+        </w:tc>
+        <w:tc>
+          <w:tcPr>
+            <w:tcW w:type="dxa" w:w="900"/>
+            <w:tcMar>
+              <w:top w:type="dxa" w:w="70"/>
+              <w:left w:type="dxa" w:w="100"/>
+              <w:bottom w:type="dxa" w:w="70"/>
+              <w:right w:type="dxa" w:w="100"/>
+            </w:tcMar>
+          </w:tcPr>
+          <w:p>
+            <w:pPr>
+              <w:spacing w:after="0"/>
+              <w:jc w:val="center"/>
             </w:pPr>
             <w:r>
               <w:rPr>
@@ -1872,24 +1722,24 @@
                 <w:sz w:val="16"/>
                 <w:szCs w:val="16"/>
               </w:rPr>
-              <w:t xml:space="preserve">n/a</w:t>
-            </w:r>
-          </w:p>
-        </w:tc>
-        <w:tc>
-          <w:tcPr>
-            <w:tcW w:type="dxa" w:w="1030"/>
-            <w:tcMar>
-              <w:top w:type="dxa" w:w="70"/>
-              <w:left w:type="dxa" w:w="110"/>
-              <w:bottom w:type="dxa" w:w="70"/>
-              <w:right w:type="dxa" w:w="110"/>
-            </w:tcMar>
-          </w:tcPr>
-          <w:p>
-            <w:pPr>
-              <w:spacing w:after="0"/>
-              <w:jc w:val="left"/>
+              <w:t xml:space="preserve">—</w:t>
+            </w:r>
+          </w:p>
+        </w:tc>
+        <w:tc>
+          <w:tcPr>
+            <w:tcW w:type="dxa" w:w="1060"/>
+            <w:tcMar>
+              <w:top w:type="dxa" w:w="70"/>
+              <w:left w:type="dxa" w:w="100"/>
+              <w:bottom w:type="dxa" w:w="70"/>
+              <w:right w:type="dxa" w:w="100"/>
+            </w:tcMar>
+          </w:tcPr>
+          <w:p>
+            <w:pPr>
+              <w:spacing w:after="0"/>
+              <w:jc w:val="center"/>
             </w:pPr>
             <w:r>
               <w:rPr>
@@ -1905,18 +1755,18 @@
         </w:tc>
         <w:tc>
           <w:tcPr>
-            <w:tcW w:type="dxa" w:w="1200"/>
-            <w:tcMar>
-              <w:top w:type="dxa" w:w="70"/>
-              <w:left w:type="dxa" w:w="110"/>
-              <w:bottom w:type="dxa" w:w="70"/>
-              <w:right w:type="dxa" w:w="110"/>
-            </w:tcMar>
-          </w:tcPr>
-          <w:p>
-            <w:pPr>
-              <w:spacing w:after="0"/>
-              <w:jc w:val="left"/>
+            <w:tcW w:type="dxa" w:w="1060"/>
+            <w:tcMar>
+              <w:top w:type="dxa" w:w="70"/>
+              <w:left w:type="dxa" w:w="100"/>
+              <w:bottom w:type="dxa" w:w="70"/>
+              <w:right w:type="dxa" w:w="100"/>
+            </w:tcMar>
+          </w:tcPr>
+          <w:p>
+            <w:pPr>
+              <w:spacing w:after="0"/>
+              <w:jc w:val="center"/>
             </w:pPr>
             <w:r>
               <w:rPr>
@@ -1932,18 +1782,18 @@
         </w:tc>
         <w:tc>
           <w:tcPr>
-            <w:tcW w:type="dxa" w:w="1150"/>
-            <w:tcMar>
-              <w:top w:type="dxa" w:w="70"/>
-              <w:left w:type="dxa" w:w="110"/>
-              <w:bottom w:type="dxa" w:w="70"/>
-              <w:right w:type="dxa" w:w="110"/>
-            </w:tcMar>
-          </w:tcPr>
-          <w:p>
-            <w:pPr>
-              <w:spacing w:after="0"/>
-              <w:jc w:val="left"/>
+            <w:tcW w:type="dxa" w:w="1020"/>
+            <w:tcMar>
+              <w:top w:type="dxa" w:w="70"/>
+              <w:left w:type="dxa" w:w="100"/>
+              <w:bottom w:type="dxa" w:w="70"/>
+              <w:right w:type="dxa" w:w="100"/>
+            </w:tcMar>
+          </w:tcPr>
+          <w:p>
+            <w:pPr>
+              <w:spacing w:after="0"/>
+              <w:jc w:val="center"/>
             </w:pPr>
             <w:r>
               <w:rPr>
@@ -1953,7 +1803,7 @@
                 <w:sz w:val="16"/>
                 <w:szCs w:val="16"/>
               </w:rPr>
-              <w:t xml:space="preserve">RMSE only</w:t>
+              <w:t xml:space="preserve">✗</w:t>
             </w:r>
           </w:p>
         </w:tc>
@@ -1964,12 +1814,12 @@
         </w:trPr>
         <w:tc>
           <w:tcPr>
-            <w:tcW w:type="dxa" w:w="1750"/>
-            <w:tcMar>
-              <w:top w:type="dxa" w:w="70"/>
-              <w:left w:type="dxa" w:w="110"/>
-              <w:bottom w:type="dxa" w:w="70"/>
-              <w:right w:type="dxa" w:w="110"/>
+            <w:tcW w:type="dxa" w:w="1950"/>
+            <w:tcMar>
+              <w:top w:type="dxa" w:w="70"/>
+              <w:left w:type="dxa" w:w="100"/>
+              <w:bottom w:type="dxa" w:w="70"/>
+              <w:right w:type="dxa" w:w="100"/>
             </w:tcMar>
           </w:tcPr>
           <w:p>
@@ -1985,24 +1835,24 @@
                 <w:sz w:val="16"/>
                 <w:szCs w:val="16"/>
               </w:rPr>
-              <w:t xml:space="preserve">INCOIS SVAS [2]</w:t>
-            </w:r>
-          </w:p>
-        </w:tc>
-        <w:tc>
-          <w:tcPr>
-            <w:tcW w:type="dxa" w:w="790"/>
-            <w:tcMar>
-              <w:top w:type="dxa" w:w="70"/>
-              <w:left w:type="dxa" w:w="110"/>
-              <w:bottom w:type="dxa" w:w="70"/>
-              <w:right w:type="dxa" w:w="110"/>
-            </w:tcMar>
-          </w:tcPr>
-          <w:p>
-            <w:pPr>
-              <w:spacing w:after="0"/>
-              <w:jc w:val="left"/>
+              <w:t xml:space="preserve">Sarangi et al. [2]</w:t>
+            </w:r>
+          </w:p>
+        </w:tc>
+        <w:tc>
+          <w:tcPr>
+            <w:tcW w:type="dxa" w:w="930"/>
+            <w:tcMar>
+              <w:top w:type="dxa" w:w="70"/>
+              <w:left w:type="dxa" w:w="100"/>
+              <w:bottom w:type="dxa" w:w="70"/>
+              <w:right w:type="dxa" w:w="100"/>
+            </w:tcMar>
+          </w:tcPr>
+          <w:p>
+            <w:pPr>
+              <w:spacing w:after="0"/>
+              <w:jc w:val="center"/>
             </w:pPr>
             <w:r>
               <w:rPr>
@@ -2018,18 +1868,18 @@
         </w:tc>
         <w:tc>
           <w:tcPr>
-            <w:tcW w:type="dxa" w:w="900"/>
-            <w:tcMar>
-              <w:top w:type="dxa" w:w="70"/>
-              <w:left w:type="dxa" w:w="110"/>
-              <w:bottom w:type="dxa" w:w="70"/>
-              <w:right w:type="dxa" w:w="110"/>
-            </w:tcMar>
-          </w:tcPr>
-          <w:p>
-            <w:pPr>
-              <w:spacing w:after="0"/>
-              <w:jc w:val="left"/>
+            <w:tcW w:type="dxa" w:w="880"/>
+            <w:tcMar>
+              <w:top w:type="dxa" w:w="70"/>
+              <w:left w:type="dxa" w:w="100"/>
+              <w:bottom w:type="dxa" w:w="70"/>
+              <w:right w:type="dxa" w:w="100"/>
+            </w:tcMar>
+          </w:tcPr>
+          <w:p>
+            <w:pPr>
+              <w:spacing w:after="0"/>
+              <w:jc w:val="center"/>
             </w:pPr>
             <w:r>
               <w:rPr>
@@ -2039,24 +1889,24 @@
                 <w:sz w:val="16"/>
                 <w:szCs w:val="16"/>
               </w:rPr>
-              <w:t xml:space="preserve">✗</w:t>
-            </w:r>
-          </w:p>
-        </w:tc>
-        <w:tc>
-          <w:tcPr>
-            <w:tcW w:type="dxa" w:w="840"/>
-            <w:tcMar>
-              <w:top w:type="dxa" w:w="70"/>
-              <w:left w:type="dxa" w:w="110"/>
-              <w:bottom w:type="dxa" w:w="70"/>
-              <w:right w:type="dxa" w:w="110"/>
-            </w:tcMar>
-          </w:tcPr>
-          <w:p>
-            <w:pPr>
-              <w:spacing w:after="0"/>
-              <w:jc w:val="left"/>
+              <w:t xml:space="preserve">✓</w:t>
+            </w:r>
+          </w:p>
+        </w:tc>
+        <w:tc>
+          <w:tcPr>
+            <w:tcW w:type="dxa" w:w="900"/>
+            <w:tcMar>
+              <w:top w:type="dxa" w:w="70"/>
+              <w:left w:type="dxa" w:w="100"/>
+              <w:bottom w:type="dxa" w:w="70"/>
+              <w:right w:type="dxa" w:w="100"/>
+            </w:tcMar>
+          </w:tcPr>
+          <w:p>
+            <w:pPr>
+              <w:spacing w:after="0"/>
+              <w:jc w:val="center"/>
             </w:pPr>
             <w:r>
               <w:rPr>
@@ -2066,24 +1916,24 @@
                 <w:sz w:val="16"/>
                 <w:szCs w:val="16"/>
               </w:rPr>
-              <w:t xml:space="preserve">✓</w:t>
-            </w:r>
-          </w:p>
-        </w:tc>
-        <w:tc>
-          <w:tcPr>
-            <w:tcW w:type="dxa" w:w="1180"/>
-            <w:tcMar>
-              <w:top w:type="dxa" w:w="70"/>
-              <w:left w:type="dxa" w:w="110"/>
-              <w:bottom w:type="dxa" w:w="70"/>
-              <w:right w:type="dxa" w:w="110"/>
-            </w:tcMar>
-          </w:tcPr>
-          <w:p>
-            <w:pPr>
-              <w:spacing w:after="0"/>
-              <w:jc w:val="left"/>
+              <w:t xml:space="preserve">✗</w:t>
+            </w:r>
+          </w:p>
+        </w:tc>
+        <w:tc>
+          <w:tcPr>
+            <w:tcW w:type="dxa" w:w="900"/>
+            <w:tcMar>
+              <w:top w:type="dxa" w:w="70"/>
+              <w:left w:type="dxa" w:w="100"/>
+              <w:bottom w:type="dxa" w:w="70"/>
+              <w:right w:type="dxa" w:w="100"/>
+            </w:tcMar>
+          </w:tcPr>
+          <w:p>
+            <w:pPr>
+              <w:spacing w:after="0"/>
+              <w:jc w:val="center"/>
             </w:pPr>
             <w:r>
               <w:rPr>
@@ -2093,24 +1943,24 @@
                 <w:sz w:val="16"/>
                 <w:szCs w:val="16"/>
               </w:rPr>
-              <w:t xml:space="preserve">✓</w:t>
-            </w:r>
-          </w:p>
-        </w:tc>
-        <w:tc>
-          <w:tcPr>
-            <w:tcW w:type="dxa" w:w="1030"/>
-            <w:tcMar>
-              <w:top w:type="dxa" w:w="70"/>
-              <w:left w:type="dxa" w:w="110"/>
-              <w:bottom w:type="dxa" w:w="70"/>
-              <w:right w:type="dxa" w:w="110"/>
-            </w:tcMar>
-          </w:tcPr>
-          <w:p>
-            <w:pPr>
-              <w:spacing w:after="0"/>
-              <w:jc w:val="left"/>
+              <w:t xml:space="preserve">✗</w:t>
+            </w:r>
+          </w:p>
+        </w:tc>
+        <w:tc>
+          <w:tcPr>
+            <w:tcW w:type="dxa" w:w="1060"/>
+            <w:tcMar>
+              <w:top w:type="dxa" w:w="70"/>
+              <w:left w:type="dxa" w:w="100"/>
+              <w:bottom w:type="dxa" w:w="70"/>
+              <w:right w:type="dxa" w:w="100"/>
+            </w:tcMar>
+          </w:tcPr>
+          <w:p>
+            <w:pPr>
+              <w:spacing w:after="0"/>
+              <w:jc w:val="center"/>
             </w:pPr>
             <w:r>
               <w:rPr>
@@ -2126,18 +1976,18 @@
         </w:tc>
         <w:tc>
           <w:tcPr>
-            <w:tcW w:type="dxa" w:w="1200"/>
-            <w:tcMar>
-              <w:top w:type="dxa" w:w="70"/>
-              <w:left w:type="dxa" w:w="110"/>
-              <w:bottom w:type="dxa" w:w="70"/>
-              <w:right w:type="dxa" w:w="110"/>
-            </w:tcMar>
-          </w:tcPr>
-          <w:p>
-            <w:pPr>
-              <w:spacing w:after="0"/>
-              <w:jc w:val="left"/>
+            <w:tcW w:type="dxa" w:w="1060"/>
+            <w:tcMar>
+              <w:top w:type="dxa" w:w="70"/>
+              <w:left w:type="dxa" w:w="100"/>
+              <w:bottom w:type="dxa" w:w="70"/>
+              <w:right w:type="dxa" w:w="100"/>
+            </w:tcMar>
+          </w:tcPr>
+          <w:p>
+            <w:pPr>
+              <w:spacing w:after="0"/>
+              <w:jc w:val="center"/>
             </w:pPr>
             <w:r>
               <w:rPr>
@@ -2153,18 +2003,18 @@
         </w:tc>
         <w:tc>
           <w:tcPr>
-            <w:tcW w:type="dxa" w:w="1150"/>
-            <w:tcMar>
-              <w:top w:type="dxa" w:w="70"/>
-              <w:left w:type="dxa" w:w="110"/>
-              <w:bottom w:type="dxa" w:w="70"/>
-              <w:right w:type="dxa" w:w="110"/>
-            </w:tcMar>
-          </w:tcPr>
-          <w:p>
-            <w:pPr>
-              <w:spacing w:after="0"/>
-              <w:jc w:val="left"/>
+            <w:tcW w:type="dxa" w:w="1020"/>
+            <w:tcMar>
+              <w:top w:type="dxa" w:w="70"/>
+              <w:left w:type="dxa" w:w="100"/>
+              <w:bottom w:type="dxa" w:w="70"/>
+              <w:right w:type="dxa" w:w="100"/>
+            </w:tcMar>
+          </w:tcPr>
+          <w:p>
+            <w:pPr>
+              <w:spacing w:after="0"/>
+              <w:jc w:val="center"/>
             </w:pPr>
             <w:r>
               <w:rPr>
@@ -2185,12 +2035,12 @@
         </w:trPr>
         <w:tc>
           <w:tcPr>
-            <w:tcW w:type="dxa" w:w="1750"/>
-            <w:tcMar>
-              <w:top w:type="dxa" w:w="70"/>
-              <w:left w:type="dxa" w:w="110"/>
-              <w:bottom w:type="dxa" w:w="70"/>
-              <w:right w:type="dxa" w:w="110"/>
+            <w:tcW w:type="dxa" w:w="1950"/>
+            <w:tcMar>
+              <w:top w:type="dxa" w:w="70"/>
+              <w:left w:type="dxa" w:w="100"/>
+              <w:bottom w:type="dxa" w:w="70"/>
+              <w:right w:type="dxa" w:w="100"/>
             </w:tcMar>
           </w:tcPr>
           <w:p>
@@ -2206,24 +2056,24 @@
                 <w:sz w:val="16"/>
                 <w:szCs w:val="16"/>
               </w:rPr>
-              <w:t xml:space="preserve">INCOIS PFZ [4]</w:t>
-            </w:r>
-          </w:p>
-        </w:tc>
-        <w:tc>
-          <w:tcPr>
-            <w:tcW w:type="dxa" w:w="790"/>
-            <w:tcMar>
-              <w:top w:type="dxa" w:w="70"/>
-              <w:left w:type="dxa" w:w="110"/>
-              <w:bottom w:type="dxa" w:w="70"/>
-              <w:right w:type="dxa" w:w="110"/>
-            </w:tcMar>
-          </w:tcPr>
-          <w:p>
-            <w:pPr>
-              <w:spacing w:after="0"/>
-              <w:jc w:val="left"/>
+              <w:t xml:space="preserve">Thoondil — Saka et al. [3]</w:t>
+            </w:r>
+          </w:p>
+        </w:tc>
+        <w:tc>
+          <w:tcPr>
+            <w:tcW w:type="dxa" w:w="930"/>
+            <w:tcMar>
+              <w:top w:type="dxa" w:w="70"/>
+              <w:left w:type="dxa" w:w="100"/>
+              <w:bottom w:type="dxa" w:w="70"/>
+              <w:right w:type="dxa" w:w="100"/>
+            </w:tcMar>
+          </w:tcPr>
+          <w:p>
+            <w:pPr>
+              <w:spacing w:after="0"/>
+              <w:jc w:val="center"/>
             </w:pPr>
             <w:r>
               <w:rPr>
@@ -2233,24 +2083,24 @@
                 <w:sz w:val="16"/>
                 <w:szCs w:val="16"/>
               </w:rPr>
-              <w:t xml:space="preserve">✗</w:t>
-            </w:r>
-          </w:p>
-        </w:tc>
-        <w:tc>
-          <w:tcPr>
-            <w:tcW w:type="dxa" w:w="900"/>
-            <w:tcMar>
-              <w:top w:type="dxa" w:w="70"/>
-              <w:left w:type="dxa" w:w="110"/>
-              <w:bottom w:type="dxa" w:w="70"/>
-              <w:right w:type="dxa" w:w="110"/>
-            </w:tcMar>
-          </w:tcPr>
-          <w:p>
-            <w:pPr>
-              <w:spacing w:after="0"/>
-              <w:jc w:val="left"/>
+              <w:t xml:space="preserve">✓</w:t>
+            </w:r>
+          </w:p>
+        </w:tc>
+        <w:tc>
+          <w:tcPr>
+            <w:tcW w:type="dxa" w:w="880"/>
+            <w:tcMar>
+              <w:top w:type="dxa" w:w="70"/>
+              <w:left w:type="dxa" w:w="100"/>
+              <w:bottom w:type="dxa" w:w="70"/>
+              <w:right w:type="dxa" w:w="100"/>
+            </w:tcMar>
+          </w:tcPr>
+          <w:p>
+            <w:pPr>
+              <w:spacing w:after="0"/>
+              <w:jc w:val="center"/>
             </w:pPr>
             <w:r>
               <w:rPr>
@@ -2260,24 +2110,24 @@
                 <w:sz w:val="16"/>
                 <w:szCs w:val="16"/>
               </w:rPr>
-              <w:t xml:space="preserve">✓ (10)</w:t>
-            </w:r>
-          </w:p>
-        </w:tc>
-        <w:tc>
-          <w:tcPr>
-            <w:tcW w:type="dxa" w:w="840"/>
-            <w:tcMar>
-              <w:top w:type="dxa" w:w="70"/>
-              <w:left w:type="dxa" w:w="110"/>
-              <w:bottom w:type="dxa" w:w="70"/>
-              <w:right w:type="dxa" w:w="110"/>
-            </w:tcMar>
-          </w:tcPr>
-          <w:p>
-            <w:pPr>
-              <w:spacing w:after="0"/>
-              <w:jc w:val="left"/>
+              <w:t xml:space="preserve">✓</w:t>
+            </w:r>
+          </w:p>
+        </w:tc>
+        <w:tc>
+          <w:tcPr>
+            <w:tcW w:type="dxa" w:w="900"/>
+            <w:tcMar>
+              <w:top w:type="dxa" w:w="70"/>
+              <w:left w:type="dxa" w:w="100"/>
+              <w:bottom w:type="dxa" w:w="70"/>
+              <w:right w:type="dxa" w:w="100"/>
+            </w:tcMar>
+          </w:tcPr>
+          <w:p>
+            <w:pPr>
+              <w:spacing w:after="0"/>
+              <w:jc w:val="center"/>
             </w:pPr>
             <w:r>
               <w:rPr>
@@ -2287,24 +2137,24 @@
                 <w:sz w:val="16"/>
                 <w:szCs w:val="16"/>
               </w:rPr>
-              <w:t xml:space="preserve">✓</w:t>
-            </w:r>
-          </w:p>
-        </w:tc>
-        <w:tc>
-          <w:tcPr>
-            <w:tcW w:type="dxa" w:w="1180"/>
-            <w:tcMar>
-              <w:top w:type="dxa" w:w="70"/>
-              <w:left w:type="dxa" w:w="110"/>
-              <w:bottom w:type="dxa" w:w="70"/>
-              <w:right w:type="dxa" w:w="110"/>
-            </w:tcMar>
-          </w:tcPr>
-          <w:p>
-            <w:pPr>
-              <w:spacing w:after="0"/>
-              <w:jc w:val="left"/>
+              <w:t xml:space="preserve">—</w:t>
+            </w:r>
+          </w:p>
+        </w:tc>
+        <w:tc>
+          <w:tcPr>
+            <w:tcW w:type="dxa" w:w="900"/>
+            <w:tcMar>
+              <w:top w:type="dxa" w:w="70"/>
+              <w:left w:type="dxa" w:w="100"/>
+              <w:bottom w:type="dxa" w:w="70"/>
+              <w:right w:type="dxa" w:w="100"/>
+            </w:tcMar>
+          </w:tcPr>
+          <w:p>
+            <w:pPr>
+              <w:spacing w:after="0"/>
+              <w:jc w:val="center"/>
             </w:pPr>
             <w:r>
               <w:rPr>
@@ -2314,24 +2164,24 @@
                 <w:sz w:val="16"/>
                 <w:szCs w:val="16"/>
               </w:rPr>
-              <w:t xml:space="preserve">n/a</w:t>
-            </w:r>
-          </w:p>
-        </w:tc>
-        <w:tc>
-          <w:tcPr>
-            <w:tcW w:type="dxa" w:w="1030"/>
-            <w:tcMar>
-              <w:top w:type="dxa" w:w="70"/>
-              <w:left w:type="dxa" w:w="110"/>
-              <w:bottom w:type="dxa" w:w="70"/>
-              <w:right w:type="dxa" w:w="110"/>
-            </w:tcMar>
-          </w:tcPr>
-          <w:p>
-            <w:pPr>
-              <w:spacing w:after="0"/>
-              <w:jc w:val="left"/>
+              <w:t xml:space="preserve">✓</w:t>
+            </w:r>
+          </w:p>
+        </w:tc>
+        <w:tc>
+          <w:tcPr>
+            <w:tcW w:type="dxa" w:w="1060"/>
+            <w:tcMar>
+              <w:top w:type="dxa" w:w="70"/>
+              <w:left w:type="dxa" w:w="100"/>
+              <w:bottom w:type="dxa" w:w="70"/>
+              <w:right w:type="dxa" w:w="100"/>
+            </w:tcMar>
+          </w:tcPr>
+          <w:p>
+            <w:pPr>
+              <w:spacing w:after="0"/>
+              <w:jc w:val="center"/>
             </w:pPr>
             <w:r>
               <w:rPr>
@@ -2347,18 +2197,18 @@
         </w:tc>
         <w:tc>
           <w:tcPr>
-            <w:tcW w:type="dxa" w:w="1200"/>
-            <w:tcMar>
-              <w:top w:type="dxa" w:w="70"/>
-              <w:left w:type="dxa" w:w="110"/>
-              <w:bottom w:type="dxa" w:w="70"/>
-              <w:right w:type="dxa" w:w="110"/>
-            </w:tcMar>
-          </w:tcPr>
-          <w:p>
-            <w:pPr>
-              <w:spacing w:after="0"/>
-              <w:jc w:val="left"/>
+            <w:tcW w:type="dxa" w:w="1060"/>
+            <w:tcMar>
+              <w:top w:type="dxa" w:w="70"/>
+              <w:left w:type="dxa" w:w="100"/>
+              <w:bottom w:type="dxa" w:w="70"/>
+              <w:right w:type="dxa" w:w="100"/>
+            </w:tcMar>
+          </w:tcPr>
+          <w:p>
+            <w:pPr>
+              <w:spacing w:after="0"/>
+              <w:jc w:val="center"/>
             </w:pPr>
             <w:r>
               <w:rPr>
@@ -2374,18 +2224,18 @@
         </w:tc>
         <w:tc>
           <w:tcPr>
-            <w:tcW w:type="dxa" w:w="1150"/>
-            <w:tcMar>
-              <w:top w:type="dxa" w:w="70"/>
-              <w:left w:type="dxa" w:w="110"/>
-              <w:bottom w:type="dxa" w:w="70"/>
-              <w:right w:type="dxa" w:w="110"/>
-            </w:tcMar>
-          </w:tcPr>
-          <w:p>
-            <w:pPr>
-              <w:spacing w:after="0"/>
-              <w:jc w:val="left"/>
+            <w:tcW w:type="dxa" w:w="1020"/>
+            <w:tcMar>
+              <w:top w:type="dxa" w:w="70"/>
+              <w:left w:type="dxa" w:w="100"/>
+              <w:bottom w:type="dxa" w:w="70"/>
+              <w:right w:type="dxa" w:w="100"/>
+            </w:tcMar>
+          </w:tcPr>
+          <w:p>
+            <w:pPr>
+              <w:spacing w:after="0"/>
+              <w:jc w:val="center"/>
             </w:pPr>
             <w:r>
               <w:rPr>
@@ -2395,7 +2245,7 @@
                 <w:sz w:val="16"/>
                 <w:szCs w:val="16"/>
               </w:rPr>
-              <w:t xml:space="preserve">catch-based</w:t>
+              <w:t xml:space="preserve">✗</w:t>
             </w:r>
           </w:p>
         </w:tc>
@@ -2406,12 +2256,12 @@
         </w:trPr>
         <w:tc>
           <w:tcPr>
-            <w:tcW w:type="dxa" w:w="1750"/>
-            <w:tcMar>
-              <w:top w:type="dxa" w:w="70"/>
-              <w:left w:type="dxa" w:w="110"/>
-              <w:bottom w:type="dxa" w:w="70"/>
-              <w:right w:type="dxa" w:w="110"/>
+            <w:tcW w:type="dxa" w:w="1950"/>
+            <w:tcMar>
+              <w:top w:type="dxa" w:w="70"/>
+              <w:left w:type="dxa" w:w="100"/>
+              <w:bottom w:type="dxa" w:w="70"/>
+              <w:right w:type="dxa" w:w="100"/>
             </w:tcMar>
           </w:tcPr>
           <w:p>
@@ -2427,24 +2277,24 @@
                 <w:sz w:val="16"/>
                 <w:szCs w:val="16"/>
               </w:rPr>
-              <w:t xml:space="preserve">Fisher Friend app [5]</w:t>
-            </w:r>
-          </w:p>
-        </w:tc>
-        <w:tc>
-          <w:tcPr>
-            <w:tcW w:type="dxa" w:w="790"/>
-            <w:tcMar>
-              <w:top w:type="dxa" w:w="70"/>
-              <w:left w:type="dxa" w:w="110"/>
-              <w:bottom w:type="dxa" w:w="70"/>
-              <w:right w:type="dxa" w:w="110"/>
-            </w:tcMar>
-          </w:tcPr>
-          <w:p>
-            <w:pPr>
-              <w:spacing w:after="0"/>
-              <w:jc w:val="left"/>
+              <w:t xml:space="preserve">Fisher Friend — Anabel et al. [4]</w:t>
+            </w:r>
+          </w:p>
+        </w:tc>
+        <w:tc>
+          <w:tcPr>
+            <w:tcW w:type="dxa" w:w="930"/>
+            <w:tcMar>
+              <w:top w:type="dxa" w:w="70"/>
+              <w:left w:type="dxa" w:w="100"/>
+              <w:bottom w:type="dxa" w:w="70"/>
+              <w:right w:type="dxa" w:w="100"/>
+            </w:tcMar>
+          </w:tcPr>
+          <w:p>
+            <w:pPr>
+              <w:spacing w:after="0"/>
+              <w:jc w:val="center"/>
             </w:pPr>
             <w:r>
               <w:rPr>
@@ -2454,24 +2304,24 @@
                 <w:sz w:val="16"/>
                 <w:szCs w:val="16"/>
               </w:rPr>
-              <w:t xml:space="preserve">✗</w:t>
-            </w:r>
-          </w:p>
-        </w:tc>
-        <w:tc>
-          <w:tcPr>
-            <w:tcW w:type="dxa" w:w="900"/>
-            <w:tcMar>
-              <w:top w:type="dxa" w:w="70"/>
-              <w:left w:type="dxa" w:w="110"/>
-              <w:bottom w:type="dxa" w:w="70"/>
-              <w:right w:type="dxa" w:w="110"/>
-            </w:tcMar>
-          </w:tcPr>
-          <w:p>
-            <w:pPr>
-              <w:spacing w:after="0"/>
-              <w:jc w:val="left"/>
+              <w:t xml:space="preserve">✓</w:t>
+            </w:r>
+          </w:p>
+        </w:tc>
+        <w:tc>
+          <w:tcPr>
+            <w:tcW w:type="dxa" w:w="880"/>
+            <w:tcMar>
+              <w:top w:type="dxa" w:w="70"/>
+              <w:left w:type="dxa" w:w="100"/>
+              <w:bottom w:type="dxa" w:w="70"/>
+              <w:right w:type="dxa" w:w="100"/>
+            </w:tcMar>
+          </w:tcPr>
+          <w:p>
+            <w:pPr>
+              <w:spacing w:after="0"/>
+              <w:jc w:val="center"/>
             </w:pPr>
             <w:r>
               <w:rPr>
@@ -2481,24 +2331,24 @@
                 <w:sz w:val="16"/>
                 <w:szCs w:val="16"/>
               </w:rPr>
-              <w:t xml:space="preserve">✓ (9)</w:t>
-            </w:r>
-          </w:p>
-        </w:tc>
-        <w:tc>
-          <w:tcPr>
-            <w:tcW w:type="dxa" w:w="840"/>
-            <w:tcMar>
-              <w:top w:type="dxa" w:w="70"/>
-              <w:left w:type="dxa" w:w="110"/>
-              <w:bottom w:type="dxa" w:w="70"/>
-              <w:right w:type="dxa" w:w="110"/>
-            </w:tcMar>
-          </w:tcPr>
-          <w:p>
-            <w:pPr>
-              <w:spacing w:after="0"/>
-              <w:jc w:val="left"/>
+              <w:t xml:space="preserve">✓</w:t>
+            </w:r>
+          </w:p>
+        </w:tc>
+        <w:tc>
+          <w:tcPr>
+            <w:tcW w:type="dxa" w:w="900"/>
+            <w:tcMar>
+              <w:top w:type="dxa" w:w="70"/>
+              <w:left w:type="dxa" w:w="100"/>
+              <w:bottom w:type="dxa" w:w="70"/>
+              <w:right w:type="dxa" w:w="100"/>
+            </w:tcMar>
+          </w:tcPr>
+          <w:p>
+            <w:pPr>
+              <w:spacing w:after="0"/>
+              <w:jc w:val="center"/>
             </w:pPr>
             <w:r>
               <w:rPr>
@@ -2508,24 +2358,24 @@
                 <w:sz w:val="16"/>
                 <w:szCs w:val="16"/>
               </w:rPr>
-              <w:t xml:space="preserve">✓</w:t>
-            </w:r>
-          </w:p>
-        </w:tc>
-        <w:tc>
-          <w:tcPr>
-            <w:tcW w:type="dxa" w:w="1180"/>
-            <w:tcMar>
-              <w:top w:type="dxa" w:w="70"/>
-              <w:left w:type="dxa" w:w="110"/>
-              <w:bottom w:type="dxa" w:w="70"/>
-              <w:right w:type="dxa" w:w="110"/>
-            </w:tcMar>
-          </w:tcPr>
-          <w:p>
-            <w:pPr>
-              <w:spacing w:after="0"/>
-              <w:jc w:val="left"/>
+              <w:t xml:space="preserve">partial</w:t>
+            </w:r>
+          </w:p>
+        </w:tc>
+        <w:tc>
+          <w:tcPr>
+            <w:tcW w:type="dxa" w:w="900"/>
+            <w:tcMar>
+              <w:top w:type="dxa" w:w="70"/>
+              <w:left w:type="dxa" w:w="100"/>
+              <w:bottom w:type="dxa" w:w="70"/>
+              <w:right w:type="dxa" w:w="100"/>
+            </w:tcMar>
+          </w:tcPr>
+          <w:p>
+            <w:pPr>
+              <w:spacing w:after="0"/>
+              <w:jc w:val="center"/>
             </w:pPr>
             <w:r>
               <w:rPr>
@@ -2535,24 +2385,24 @@
                 <w:sz w:val="16"/>
                 <w:szCs w:val="16"/>
               </w:rPr>
-              <w:t xml:space="preserve">✗</w:t>
-            </w:r>
-          </w:p>
-        </w:tc>
-        <w:tc>
-          <w:tcPr>
-            <w:tcW w:type="dxa" w:w="1030"/>
-            <w:tcMar>
-              <w:top w:type="dxa" w:w="70"/>
-              <w:left w:type="dxa" w:w="110"/>
-              <w:bottom w:type="dxa" w:w="70"/>
-              <w:right w:type="dxa" w:w="110"/>
-            </w:tcMar>
-          </w:tcPr>
-          <w:p>
-            <w:pPr>
-              <w:spacing w:after="0"/>
-              <w:jc w:val="left"/>
+              <w:t xml:space="preserve">✓</w:t>
+            </w:r>
+          </w:p>
+        </w:tc>
+        <w:tc>
+          <w:tcPr>
+            <w:tcW w:type="dxa" w:w="1060"/>
+            <w:tcMar>
+              <w:top w:type="dxa" w:w="70"/>
+              <w:left w:type="dxa" w:w="100"/>
+              <w:bottom w:type="dxa" w:w="70"/>
+              <w:right w:type="dxa" w:w="100"/>
+            </w:tcMar>
+          </w:tcPr>
+          <w:p>
+            <w:pPr>
+              <w:spacing w:after="0"/>
+              <w:jc w:val="center"/>
             </w:pPr>
             <w:r>
               <w:rPr>
@@ -2568,18 +2418,18 @@
         </w:tc>
         <w:tc>
           <w:tcPr>
-            <w:tcW w:type="dxa" w:w="1200"/>
-            <w:tcMar>
-              <w:top w:type="dxa" w:w="70"/>
-              <w:left w:type="dxa" w:w="110"/>
-              <w:bottom w:type="dxa" w:w="70"/>
-              <w:right w:type="dxa" w:w="110"/>
-            </w:tcMar>
-          </w:tcPr>
-          <w:p>
-            <w:pPr>
-              <w:spacing w:after="0"/>
-              <w:jc w:val="left"/>
+            <w:tcW w:type="dxa" w:w="1060"/>
+            <w:tcMar>
+              <w:top w:type="dxa" w:w="70"/>
+              <w:left w:type="dxa" w:w="100"/>
+              <w:bottom w:type="dxa" w:w="70"/>
+              <w:right w:type="dxa" w:w="100"/>
+            </w:tcMar>
+          </w:tcPr>
+          <w:p>
+            <w:pPr>
+              <w:spacing w:after="0"/>
+              <w:jc w:val="center"/>
             </w:pPr>
             <w:r>
               <w:rPr>
@@ -2589,24 +2439,24 @@
                 <w:sz w:val="16"/>
                 <w:szCs w:val="16"/>
               </w:rPr>
-              <w:t xml:space="preserve">partial</w:t>
-            </w:r>
-          </w:p>
-        </w:tc>
-        <w:tc>
-          <w:tcPr>
-            <w:tcW w:type="dxa" w:w="1150"/>
-            <w:tcMar>
-              <w:top w:type="dxa" w:w="70"/>
-              <w:left w:type="dxa" w:w="110"/>
-              <w:bottom w:type="dxa" w:w="70"/>
-              <w:right w:type="dxa" w:w="110"/>
-            </w:tcMar>
-          </w:tcPr>
-          <w:p>
-            <w:pPr>
-              <w:spacing w:after="0"/>
-              <w:jc w:val="left"/>
+              <w:t xml:space="preserve">✗</w:t>
+            </w:r>
+          </w:p>
+        </w:tc>
+        <w:tc>
+          <w:tcPr>
+            <w:tcW w:type="dxa" w:w="1020"/>
+            <w:tcMar>
+              <w:top w:type="dxa" w:w="70"/>
+              <w:left w:type="dxa" w:w="100"/>
+              <w:bottom w:type="dxa" w:w="70"/>
+              <w:right w:type="dxa" w:w="100"/>
+            </w:tcMar>
+          </w:tcPr>
+          <w:p>
+            <w:pPr>
+              <w:spacing w:after="0"/>
+              <w:jc w:val="center"/>
             </w:pPr>
             <w:r>
               <w:rPr>
@@ -2627,12 +2477,12 @@
         </w:trPr>
         <w:tc>
           <w:tcPr>
-            <w:tcW w:type="dxa" w:w="1750"/>
-            <w:tcMar>
-              <w:top w:type="dxa" w:w="70"/>
-              <w:left w:type="dxa" w:w="110"/>
-              <w:bottom w:type="dxa" w:w="70"/>
-              <w:right w:type="dxa" w:w="110"/>
+            <w:tcW w:type="dxa" w:w="1950"/>
+            <w:tcMar>
+              <w:top w:type="dxa" w:w="70"/>
+              <w:left w:type="dxa" w:w="100"/>
+              <w:bottom w:type="dxa" w:w="70"/>
+              <w:right w:type="dxa" w:w="100"/>
             </w:tcMar>
           </w:tcPr>
           <w:p>
@@ -2648,24 +2498,24 @@
                 <w:sz w:val="16"/>
                 <w:szCs w:val="16"/>
               </w:rPr>
-              <w:t xml:space="preserve">ClimSight [11]</w:t>
-            </w:r>
-          </w:p>
-        </w:tc>
-        <w:tc>
-          <w:tcPr>
-            <w:tcW w:type="dxa" w:w="790"/>
-            <w:tcMar>
-              <w:top w:type="dxa" w:w="70"/>
-              <w:left w:type="dxa" w:w="110"/>
-              <w:bottom w:type="dxa" w:w="70"/>
-              <w:right w:type="dxa" w:w="110"/>
-            </w:tcMar>
-          </w:tcPr>
-          <w:p>
-            <w:pPr>
-              <w:spacing w:after="0"/>
-              <w:jc w:val="left"/>
+              <w:t xml:space="preserve">RAG systems [6], [7]</w:t>
+            </w:r>
+          </w:p>
+        </w:tc>
+        <w:tc>
+          <w:tcPr>
+            <w:tcW w:type="dxa" w:w="930"/>
+            <w:tcMar>
+              <w:top w:type="dxa" w:w="70"/>
+              <w:left w:type="dxa" w:w="100"/>
+              <w:bottom w:type="dxa" w:w="70"/>
+              <w:right w:type="dxa" w:w="100"/>
+            </w:tcMar>
+          </w:tcPr>
+          <w:p>
+            <w:pPr>
+              <w:spacing w:after="0"/>
+              <w:jc w:val="center"/>
             </w:pPr>
             <w:r>
               <w:rPr>
@@ -2675,24 +2525,24 @@
                 <w:sz w:val="16"/>
                 <w:szCs w:val="16"/>
               </w:rPr>
-              <w:t xml:space="preserve">✓</w:t>
-            </w:r>
-          </w:p>
-        </w:tc>
-        <w:tc>
-          <w:tcPr>
-            <w:tcW w:type="dxa" w:w="900"/>
-            <w:tcMar>
-              <w:top w:type="dxa" w:w="70"/>
-              <w:left w:type="dxa" w:w="110"/>
-              <w:bottom w:type="dxa" w:w="70"/>
-              <w:right w:type="dxa" w:w="110"/>
-            </w:tcMar>
-          </w:tcPr>
-          <w:p>
-            <w:pPr>
-              <w:spacing w:after="0"/>
-              <w:jc w:val="left"/>
+              <w:t xml:space="preserve">✗</w:t>
+            </w:r>
+          </w:p>
+        </w:tc>
+        <w:tc>
+          <w:tcPr>
+            <w:tcW w:type="dxa" w:w="880"/>
+            <w:tcMar>
+              <w:top w:type="dxa" w:w="70"/>
+              <w:left w:type="dxa" w:w="100"/>
+              <w:bottom w:type="dxa" w:w="70"/>
+              <w:right w:type="dxa" w:w="100"/>
+            </w:tcMar>
+          </w:tcPr>
+          <w:p>
+            <w:pPr>
+              <w:spacing w:after="0"/>
+              <w:jc w:val="center"/>
             </w:pPr>
             <w:r>
               <w:rPr>
@@ -2708,18 +2558,18 @@
         </w:tc>
         <w:tc>
           <w:tcPr>
-            <w:tcW w:type="dxa" w:w="840"/>
-            <w:tcMar>
-              <w:top w:type="dxa" w:w="70"/>
-              <w:left w:type="dxa" w:w="110"/>
-              <w:bottom w:type="dxa" w:w="70"/>
-              <w:right w:type="dxa" w:w="110"/>
-            </w:tcMar>
-          </w:tcPr>
-          <w:p>
-            <w:pPr>
-              <w:spacing w:after="0"/>
-              <w:jc w:val="left"/>
+            <w:tcW w:type="dxa" w:w="900"/>
+            <w:tcMar>
+              <w:top w:type="dxa" w:w="70"/>
+              <w:left w:type="dxa" w:w="100"/>
+              <w:bottom w:type="dxa" w:w="70"/>
+              <w:right w:type="dxa" w:w="100"/>
+            </w:tcMar>
+          </w:tcPr>
+          <w:p>
+            <w:pPr>
+              <w:spacing w:after="0"/>
+              <w:jc w:val="center"/>
             </w:pPr>
             <w:r>
               <w:rPr>
@@ -2729,24 +2579,24 @@
                 <w:sz w:val="16"/>
                 <w:szCs w:val="16"/>
               </w:rPr>
-              <w:t xml:space="preserve">partial</w:t>
-            </w:r>
-          </w:p>
-        </w:tc>
-        <w:tc>
-          <w:tcPr>
-            <w:tcW w:type="dxa" w:w="1180"/>
-            <w:tcMar>
-              <w:top w:type="dxa" w:w="70"/>
-              <w:left w:type="dxa" w:w="110"/>
-              <w:bottom w:type="dxa" w:w="70"/>
-              <w:right w:type="dxa" w:w="110"/>
-            </w:tcMar>
-          </w:tcPr>
-          <w:p>
-            <w:pPr>
-              <w:spacing w:after="0"/>
-              <w:jc w:val="left"/>
+              <w:t xml:space="preserve">✗</w:t>
+            </w:r>
+          </w:p>
+        </w:tc>
+        <w:tc>
+          <w:tcPr>
+            <w:tcW w:type="dxa" w:w="900"/>
+            <w:tcMar>
+              <w:top w:type="dxa" w:w="70"/>
+              <w:left w:type="dxa" w:w="100"/>
+              <w:bottom w:type="dxa" w:w="70"/>
+              <w:right w:type="dxa" w:w="100"/>
+            </w:tcMar>
+          </w:tcPr>
+          <w:p>
+            <w:pPr>
+              <w:spacing w:after="0"/>
+              <w:jc w:val="center"/>
             </w:pPr>
             <w:r>
               <w:rPr>
@@ -2756,24 +2606,24 @@
                 <w:sz w:val="16"/>
                 <w:szCs w:val="16"/>
               </w:rPr>
-              <w:t xml:space="preserve">✗</w:t>
-            </w:r>
-          </w:p>
-        </w:tc>
-        <w:tc>
-          <w:tcPr>
-            <w:tcW w:type="dxa" w:w="1030"/>
-            <w:tcMar>
-              <w:top w:type="dxa" w:w="70"/>
-              <w:left w:type="dxa" w:w="110"/>
-              <w:bottom w:type="dxa" w:w="70"/>
-              <w:right w:type="dxa" w:w="110"/>
-            </w:tcMar>
-          </w:tcPr>
-          <w:p>
-            <w:pPr>
-              <w:spacing w:after="0"/>
-              <w:jc w:val="left"/>
+              <w:t xml:space="preserve">partial</w:t>
+            </w:r>
+          </w:p>
+        </w:tc>
+        <w:tc>
+          <w:tcPr>
+            <w:tcW w:type="dxa" w:w="1060"/>
+            <w:tcMar>
+              <w:top w:type="dxa" w:w="70"/>
+              <w:left w:type="dxa" w:w="100"/>
+              <w:bottom w:type="dxa" w:w="70"/>
+              <w:right w:type="dxa" w:w="100"/>
+            </w:tcMar>
+          </w:tcPr>
+          <w:p>
+            <w:pPr>
+              <w:spacing w:after="0"/>
+              <w:jc w:val="center"/>
             </w:pPr>
             <w:r>
               <w:rPr>
@@ -2783,24 +2633,24 @@
                 <w:sz w:val="16"/>
                 <w:szCs w:val="16"/>
               </w:rPr>
-              <w:t xml:space="preserve">document</w:t>
-            </w:r>
-          </w:p>
-        </w:tc>
-        <w:tc>
-          <w:tcPr>
-            <w:tcW w:type="dxa" w:w="1200"/>
-            <w:tcMar>
-              <w:top w:type="dxa" w:w="70"/>
-              <w:left w:type="dxa" w:w="110"/>
-              <w:bottom w:type="dxa" w:w="70"/>
-              <w:right w:type="dxa" w:w="110"/>
-            </w:tcMar>
-          </w:tcPr>
-          <w:p>
-            <w:pPr>
-              <w:spacing w:after="0"/>
-              <w:jc w:val="left"/>
+              <w:t xml:space="preserve">✓</w:t>
+            </w:r>
+          </w:p>
+        </w:tc>
+        <w:tc>
+          <w:tcPr>
+            <w:tcW w:type="dxa" w:w="1060"/>
+            <w:tcMar>
+              <w:top w:type="dxa" w:w="70"/>
+              <w:left w:type="dxa" w:w="100"/>
+              <w:bottom w:type="dxa" w:w="70"/>
+              <w:right w:type="dxa" w:w="100"/>
+            </w:tcMar>
+          </w:tcPr>
+          <w:p>
+            <w:pPr>
+              <w:spacing w:after="0"/>
+              <w:jc w:val="center"/>
             </w:pPr>
             <w:r>
               <w:rPr>
@@ -2816,18 +2666,18 @@
         </w:tc>
         <w:tc>
           <w:tcPr>
-            <w:tcW w:type="dxa" w:w="1150"/>
-            <w:tcMar>
-              <w:top w:type="dxa" w:w="70"/>
-              <w:left w:type="dxa" w:w="110"/>
-              <w:bottom w:type="dxa" w:w="70"/>
-              <w:right w:type="dxa" w:w="110"/>
-            </w:tcMar>
-          </w:tcPr>
-          <w:p>
-            <w:pPr>
-              <w:spacing w:after="0"/>
-              <w:jc w:val="left"/>
+            <w:tcW w:type="dxa" w:w="1020"/>
+            <w:tcMar>
+              <w:top w:type="dxa" w:w="70"/>
+              <w:left w:type="dxa" w:w="100"/>
+              <w:bottom w:type="dxa" w:w="70"/>
+              <w:right w:type="dxa" w:w="100"/>
+            </w:tcMar>
+          </w:tcPr>
+          <w:p>
+            <w:pPr>
+              <w:spacing w:after="0"/>
+              <w:jc w:val="center"/>
             </w:pPr>
             <w:r>
               <w:rPr>
@@ -2848,12 +2698,12 @@
         </w:trPr>
         <w:tc>
           <w:tcPr>
-            <w:tcW w:type="dxa" w:w="1750"/>
-            <w:tcMar>
-              <w:top w:type="dxa" w:w="70"/>
-              <w:left w:type="dxa" w:w="110"/>
-              <w:bottom w:type="dxa" w:w="70"/>
-              <w:right w:type="dxa" w:w="110"/>
+            <w:tcW w:type="dxa" w:w="1950"/>
+            <w:tcMar>
+              <w:top w:type="dxa" w:w="70"/>
+              <w:left w:type="dxa" w:w="100"/>
+              <w:bottom w:type="dxa" w:w="70"/>
+              <w:right w:type="dxa" w:w="100"/>
             </w:tcMar>
           </w:tcPr>
           <w:p>
@@ -2869,24 +2719,24 @@
                 <w:sz w:val="16"/>
                 <w:szCs w:val="16"/>
               </w:rPr>
-              <w:t xml:space="preserve">WildfireGPT [12]</w:t>
-            </w:r>
-          </w:p>
-        </w:tc>
-        <w:tc>
-          <w:tcPr>
-            <w:tcW w:type="dxa" w:w="790"/>
-            <w:tcMar>
-              <w:top w:type="dxa" w:w="70"/>
-              <w:left w:type="dxa" w:w="110"/>
-              <w:bottom w:type="dxa" w:w="70"/>
-              <w:right w:type="dxa" w:w="110"/>
-            </w:tcMar>
-          </w:tcPr>
-          <w:p>
-            <w:pPr>
-              <w:spacing w:after="0"/>
-              <w:jc w:val="left"/>
+              <w:t xml:space="preserve">IndicTrans2 [8]</w:t>
+            </w:r>
+          </w:p>
+        </w:tc>
+        <w:tc>
+          <w:tcPr>
+            <w:tcW w:type="dxa" w:w="930"/>
+            <w:tcMar>
+              <w:top w:type="dxa" w:w="70"/>
+              <w:left w:type="dxa" w:w="100"/>
+              <w:bottom w:type="dxa" w:w="70"/>
+              <w:right w:type="dxa" w:w="100"/>
+            </w:tcMar>
+          </w:tcPr>
+          <w:p>
+            <w:pPr>
+              <w:spacing w:after="0"/>
+              <w:jc w:val="center"/>
             </w:pPr>
             <w:r>
               <w:rPr>
@@ -2896,24 +2746,24 @@
                 <w:sz w:val="16"/>
                 <w:szCs w:val="16"/>
               </w:rPr>
-              <w:t xml:space="preserve">✓</w:t>
-            </w:r>
-          </w:p>
-        </w:tc>
-        <w:tc>
-          <w:tcPr>
-            <w:tcW w:type="dxa" w:w="900"/>
-            <w:tcMar>
-              <w:top w:type="dxa" w:w="70"/>
-              <w:left w:type="dxa" w:w="110"/>
-              <w:bottom w:type="dxa" w:w="70"/>
-              <w:right w:type="dxa" w:w="110"/>
-            </w:tcMar>
-          </w:tcPr>
-          <w:p>
-            <w:pPr>
-              <w:spacing w:after="0"/>
-              <w:jc w:val="left"/>
+              <w:t xml:space="preserve">✗</w:t>
+            </w:r>
+          </w:p>
+        </w:tc>
+        <w:tc>
+          <w:tcPr>
+            <w:tcW w:type="dxa" w:w="880"/>
+            <w:tcMar>
+              <w:top w:type="dxa" w:w="70"/>
+              <w:left w:type="dxa" w:w="100"/>
+              <w:bottom w:type="dxa" w:w="70"/>
+              <w:right w:type="dxa" w:w="100"/>
+            </w:tcMar>
+          </w:tcPr>
+          <w:p>
+            <w:pPr>
+              <w:spacing w:after="0"/>
+              <w:jc w:val="center"/>
             </w:pPr>
             <w:r>
               <w:rPr>
@@ -2929,18 +2779,18 @@
         </w:tc>
         <w:tc>
           <w:tcPr>
-            <w:tcW w:type="dxa" w:w="840"/>
-            <w:tcMar>
-              <w:top w:type="dxa" w:w="70"/>
-              <w:left w:type="dxa" w:w="110"/>
-              <w:bottom w:type="dxa" w:w="70"/>
-              <w:right w:type="dxa" w:w="110"/>
-            </w:tcMar>
-          </w:tcPr>
-          <w:p>
-            <w:pPr>
-              <w:spacing w:after="0"/>
-              <w:jc w:val="left"/>
+            <w:tcW w:type="dxa" w:w="900"/>
+            <w:tcMar>
+              <w:top w:type="dxa" w:w="70"/>
+              <w:left w:type="dxa" w:w="100"/>
+              <w:bottom w:type="dxa" w:w="70"/>
+              <w:right w:type="dxa" w:w="100"/>
+            </w:tcMar>
+          </w:tcPr>
+          <w:p>
+            <w:pPr>
+              <w:spacing w:after="0"/>
+              <w:jc w:val="center"/>
             </w:pPr>
             <w:r>
               <w:rPr>
@@ -2950,24 +2800,24 @@
                 <w:sz w:val="16"/>
                 <w:szCs w:val="16"/>
               </w:rPr>
-              <w:t xml:space="preserve">partial</w:t>
-            </w:r>
-          </w:p>
-        </w:tc>
-        <w:tc>
-          <w:tcPr>
-            <w:tcW w:type="dxa" w:w="1180"/>
-            <w:tcMar>
-              <w:top w:type="dxa" w:w="70"/>
-              <w:left w:type="dxa" w:w="110"/>
-              <w:bottom w:type="dxa" w:w="70"/>
-              <w:right w:type="dxa" w:w="110"/>
-            </w:tcMar>
-          </w:tcPr>
-          <w:p>
-            <w:pPr>
-              <w:spacing w:after="0"/>
-              <w:jc w:val="left"/>
+              <w:t xml:space="preserve">✗</w:t>
+            </w:r>
+          </w:p>
+        </w:tc>
+        <w:tc>
+          <w:tcPr>
+            <w:tcW w:type="dxa" w:w="900"/>
+            <w:tcMar>
+              <w:top w:type="dxa" w:w="70"/>
+              <w:left w:type="dxa" w:w="100"/>
+              <w:bottom w:type="dxa" w:w="70"/>
+              <w:right w:type="dxa" w:w="100"/>
+            </w:tcMar>
+          </w:tcPr>
+          <w:p>
+            <w:pPr>
+              <w:spacing w:after="0"/>
+              <w:jc w:val="center"/>
             </w:pPr>
             <w:r>
               <w:rPr>
@@ -2977,24 +2827,24 @@
                 <w:sz w:val="16"/>
                 <w:szCs w:val="16"/>
               </w:rPr>
-              <w:t xml:space="preserve">✗</w:t>
-            </w:r>
-          </w:p>
-        </w:tc>
-        <w:tc>
-          <w:tcPr>
-            <w:tcW w:type="dxa" w:w="1030"/>
-            <w:tcMar>
-              <w:top w:type="dxa" w:w="70"/>
-              <w:left w:type="dxa" w:w="110"/>
-              <w:bottom w:type="dxa" w:w="70"/>
-              <w:right w:type="dxa" w:w="110"/>
-            </w:tcMar>
-          </w:tcPr>
-          <w:p>
-            <w:pPr>
-              <w:spacing w:after="0"/>
-              <w:jc w:val="left"/>
+              <w:t xml:space="preserve">✓</w:t>
+            </w:r>
+          </w:p>
+        </w:tc>
+        <w:tc>
+          <w:tcPr>
+            <w:tcW w:type="dxa" w:w="1060"/>
+            <w:tcMar>
+              <w:top w:type="dxa" w:w="70"/>
+              <w:left w:type="dxa" w:w="100"/>
+              <w:bottom w:type="dxa" w:w="70"/>
+              <w:right w:type="dxa" w:w="100"/>
+            </w:tcMar>
+          </w:tcPr>
+          <w:p>
+            <w:pPr>
+              <w:spacing w:after="0"/>
+              <w:jc w:val="center"/>
             </w:pPr>
             <w:r>
               <w:rPr>
@@ -3004,24 +2854,24 @@
                 <w:sz w:val="16"/>
                 <w:szCs w:val="16"/>
               </w:rPr>
-              <w:t xml:space="preserve">document</w:t>
-            </w:r>
-          </w:p>
-        </w:tc>
-        <w:tc>
-          <w:tcPr>
-            <w:tcW w:type="dxa" w:w="1200"/>
-            <w:tcMar>
-              <w:top w:type="dxa" w:w="70"/>
-              <w:left w:type="dxa" w:w="110"/>
-              <w:bottom w:type="dxa" w:w="70"/>
-              <w:right w:type="dxa" w:w="110"/>
-            </w:tcMar>
-          </w:tcPr>
-          <w:p>
-            <w:pPr>
-              <w:spacing w:after="0"/>
-              <w:jc w:val="left"/>
+              <w:t xml:space="preserve">✗</w:t>
+            </w:r>
+          </w:p>
+        </w:tc>
+        <w:tc>
+          <w:tcPr>
+            <w:tcW w:type="dxa" w:w="1060"/>
+            <w:tcMar>
+              <w:top w:type="dxa" w:w="70"/>
+              <w:left w:type="dxa" w:w="100"/>
+              <w:bottom w:type="dxa" w:w="70"/>
+              <w:right w:type="dxa" w:w="100"/>
+            </w:tcMar>
+          </w:tcPr>
+          <w:p>
+            <w:pPr>
+              <w:spacing w:after="0"/>
+              <w:jc w:val="center"/>
             </w:pPr>
             <w:r>
               <w:rPr>
@@ -3037,18 +2887,18 @@
         </w:tc>
         <w:tc>
           <w:tcPr>
-            <w:tcW w:type="dxa" w:w="1150"/>
-            <w:tcMar>
-              <w:top w:type="dxa" w:w="70"/>
-              <w:left w:type="dxa" w:w="110"/>
-              <w:bottom w:type="dxa" w:w="70"/>
-              <w:right w:type="dxa" w:w="110"/>
-            </w:tcMar>
-          </w:tcPr>
-          <w:p>
-            <w:pPr>
-              <w:spacing w:after="0"/>
-              <w:jc w:val="left"/>
+            <w:tcW w:type="dxa" w:w="1020"/>
+            <w:tcMar>
+              <w:top w:type="dxa" w:w="70"/>
+              <w:left w:type="dxa" w:w="100"/>
+              <w:bottom w:type="dxa" w:w="70"/>
+              <w:right w:type="dxa" w:w="100"/>
+            </w:tcMar>
+          </w:tcPr>
+          <w:p>
+            <w:pPr>
+              <w:spacing w:after="0"/>
+              <w:jc w:val="center"/>
             </w:pPr>
             <w:r>
               <w:rPr>
@@ -3058,7 +2908,7 @@
                 <w:sz w:val="16"/>
                 <w:szCs w:val="16"/>
               </w:rPr>
-              <w:t xml:space="preserve">case studies</w:t>
+              <w:t xml:space="preserve">✗</w:t>
             </w:r>
           </w:p>
         </w:tc>
@@ -3069,12 +2919,12 @@
         </w:trPr>
         <w:tc>
           <w:tcPr>
-            <w:tcW w:type="dxa" w:w="1750"/>
-            <w:tcMar>
-              <w:top w:type="dxa" w:w="70"/>
-              <w:left w:type="dxa" w:w="110"/>
-              <w:bottom w:type="dxa" w:w="70"/>
-              <w:right w:type="dxa" w:w="110"/>
+            <w:tcW w:type="dxa" w:w="1950"/>
+            <w:tcMar>
+              <w:top w:type="dxa" w:w="70"/>
+              <w:left w:type="dxa" w:w="100"/>
+              <w:bottom w:type="dxa" w:w="70"/>
+              <w:right w:type="dxa" w:w="100"/>
             </w:tcMar>
           </w:tcPr>
           <w:p>
@@ -3090,24 +2940,24 @@
                 <w:sz w:val="21"/>
                 <w:szCs w:val="21"/>
               </w:rPr>
-              <w:t xml:space="preserve">Sagar Setu</w:t>
-            </w:r>
-          </w:p>
-        </w:tc>
-        <w:tc>
-          <w:tcPr>
-            <w:tcW w:type="dxa" w:w="790"/>
-            <w:tcMar>
-              <w:top w:type="dxa" w:w="70"/>
-              <w:left w:type="dxa" w:w="110"/>
-              <w:bottom w:type="dxa" w:w="70"/>
-              <w:right w:type="dxa" w:w="110"/>
-            </w:tcMar>
-          </w:tcPr>
-          <w:p>
-            <w:pPr>
-              <w:spacing w:after="0"/>
-              <w:jc w:val="left"/>
+              <w:t xml:space="preserve">Sagar Setu (proposed)</w:t>
+            </w:r>
+          </w:p>
+        </w:tc>
+        <w:tc>
+          <w:tcPr>
+            <w:tcW w:type="dxa" w:w="930"/>
+            <w:tcMar>
+              <w:top w:type="dxa" w:w="70"/>
+              <w:left w:type="dxa" w:w="100"/>
+              <w:bottom w:type="dxa" w:w="70"/>
+              <w:right w:type="dxa" w:w="100"/>
+            </w:tcMar>
+          </w:tcPr>
+          <w:p>
+            <w:pPr>
+              <w:spacing w:after="0"/>
+              <w:jc w:val="center"/>
             </w:pPr>
             <w:r>
               <w:rPr>
@@ -3123,18 +2973,18 @@
         </w:tc>
         <w:tc>
           <w:tcPr>
-            <w:tcW w:type="dxa" w:w="900"/>
-            <w:tcMar>
-              <w:top w:type="dxa" w:w="70"/>
-              <w:left w:type="dxa" w:w="110"/>
-              <w:bottom w:type="dxa" w:w="70"/>
-              <w:right w:type="dxa" w:w="110"/>
-            </w:tcMar>
-          </w:tcPr>
-          <w:p>
-            <w:pPr>
-              <w:spacing w:after="0"/>
-              <w:jc w:val="left"/>
+            <w:tcW w:type="dxa" w:w="880"/>
+            <w:tcMar>
+              <w:top w:type="dxa" w:w="70"/>
+              <w:left w:type="dxa" w:w="100"/>
+              <w:bottom w:type="dxa" w:w="70"/>
+              <w:right w:type="dxa" w:w="100"/>
+            </w:tcMar>
+          </w:tcPr>
+          <w:p>
+            <w:pPr>
+              <w:spacing w:after="0"/>
+              <w:jc w:val="center"/>
             </w:pPr>
             <w:r>
               <w:rPr>
@@ -3150,18 +3000,18 @@
         </w:tc>
         <w:tc>
           <w:tcPr>
-            <w:tcW w:type="dxa" w:w="840"/>
-            <w:tcMar>
-              <w:top w:type="dxa" w:w="70"/>
-              <w:left w:type="dxa" w:w="110"/>
-              <w:bottom w:type="dxa" w:w="70"/>
-              <w:right w:type="dxa" w:w="110"/>
-            </w:tcMar>
-          </w:tcPr>
-          <w:p>
-            <w:pPr>
-              <w:spacing w:after="0"/>
-              <w:jc w:val="left"/>
+            <w:tcW w:type="dxa" w:w="900"/>
+            <w:tcMar>
+              <w:top w:type="dxa" w:w="70"/>
+              <w:left w:type="dxa" w:w="100"/>
+              <w:bottom w:type="dxa" w:w="70"/>
+              <w:right w:type="dxa" w:w="100"/>
+            </w:tcMar>
+          </w:tcPr>
+          <w:p>
+            <w:pPr>
+              <w:spacing w:after="0"/>
+              <w:jc w:val="center"/>
             </w:pPr>
             <w:r>
               <w:rPr>
@@ -3177,18 +3027,18 @@
         </w:tc>
         <w:tc>
           <w:tcPr>
-            <w:tcW w:type="dxa" w:w="1180"/>
-            <w:tcMar>
-              <w:top w:type="dxa" w:w="70"/>
-              <w:left w:type="dxa" w:w="110"/>
-              <w:bottom w:type="dxa" w:w="70"/>
-              <w:right w:type="dxa" w:w="110"/>
-            </w:tcMar>
-          </w:tcPr>
-          <w:p>
-            <w:pPr>
-              <w:spacing w:after="0"/>
-              <w:jc w:val="left"/>
+            <w:tcW w:type="dxa" w:w="900"/>
+            <w:tcMar>
+              <w:top w:type="dxa" w:w="70"/>
+              <w:left w:type="dxa" w:w="100"/>
+              <w:bottom w:type="dxa" w:w="70"/>
+              <w:right w:type="dxa" w:w="100"/>
+            </w:tcMar>
+          </w:tcPr>
+          <w:p>
+            <w:pPr>
+              <w:spacing w:after="0"/>
+              <w:jc w:val="center"/>
             </w:pPr>
             <w:r>
               <w:rPr>
@@ -3204,18 +3054,18 @@
         </w:tc>
         <w:tc>
           <w:tcPr>
-            <w:tcW w:type="dxa" w:w="1030"/>
-            <w:tcMar>
-              <w:top w:type="dxa" w:w="70"/>
-              <w:left w:type="dxa" w:w="110"/>
-              <w:bottom w:type="dxa" w:w="70"/>
-              <w:right w:type="dxa" w:w="110"/>
-            </w:tcMar>
-          </w:tcPr>
-          <w:p>
-            <w:pPr>
-              <w:spacing w:after="0"/>
-              <w:jc w:val="left"/>
+            <w:tcW w:type="dxa" w:w="1060"/>
+            <w:tcMar>
+              <w:top w:type="dxa" w:w="70"/>
+              <w:left w:type="dxa" w:w="100"/>
+              <w:bottom w:type="dxa" w:w="70"/>
+              <w:right w:type="dxa" w:w="100"/>
+            </w:tcMar>
+          </w:tcPr>
+          <w:p>
+            <w:pPr>
+              <w:spacing w:after="0"/>
+              <w:jc w:val="center"/>
             </w:pPr>
             <w:r>
               <w:rPr>
@@ -3231,18 +3081,18 @@
         </w:tc>
         <w:tc>
           <w:tcPr>
-            <w:tcW w:type="dxa" w:w="1200"/>
-            <w:tcMar>
-              <w:top w:type="dxa" w:w="70"/>
-              <w:left w:type="dxa" w:w="110"/>
-              <w:bottom w:type="dxa" w:w="70"/>
-              <w:right w:type="dxa" w:w="110"/>
-            </w:tcMar>
-          </w:tcPr>
-          <w:p>
-            <w:pPr>
-              <w:spacing w:after="0"/>
-              <w:jc w:val="left"/>
+            <w:tcW w:type="dxa" w:w="1060"/>
+            <w:tcMar>
+              <w:top w:type="dxa" w:w="70"/>
+              <w:left w:type="dxa" w:w="100"/>
+              <w:bottom w:type="dxa" w:w="70"/>
+              <w:right w:type="dxa" w:w="100"/>
+            </w:tcMar>
+          </w:tcPr>
+          <w:p>
+            <w:pPr>
+              <w:spacing w:after="0"/>
+              <w:jc w:val="center"/>
             </w:pPr>
             <w:r>
               <w:rPr>
@@ -3258,18 +3108,18 @@
         </w:tc>
         <w:tc>
           <w:tcPr>
-            <w:tcW w:type="dxa" w:w="1150"/>
-            <w:tcMar>
-              <w:top w:type="dxa" w:w="70"/>
-              <w:left w:type="dxa" w:w="110"/>
-              <w:bottom w:type="dxa" w:w="70"/>
-              <w:right w:type="dxa" w:w="110"/>
-            </w:tcMar>
-          </w:tcPr>
-          <w:p>
-            <w:pPr>
-              <w:spacing w:after="0"/>
-              <w:jc w:val="left"/>
+            <w:tcW w:type="dxa" w:w="1020"/>
+            <w:tcMar>
+              <w:top w:type="dxa" w:w="70"/>
+              <w:left w:type="dxa" w:w="100"/>
+              <w:bottom w:type="dxa" w:w="70"/>
+              <w:right w:type="dxa" w:w="100"/>
+            </w:tcMar>
+          </w:tcPr>
+          <w:p>
+            <w:pPr>
+              <w:spacing w:after="0"/>
+              <w:jc w:val="center"/>
             </w:pPr>
             <w:r>
               <w:rPr>
@@ -3279,7 +3129,7 @@
                 <w:sz w:val="21"/>
                 <w:szCs w:val="21"/>
               </w:rPr>
-              <w:t xml:space="preserve">POD/FAR/CSI</w:t>
+              <w:t xml:space="preserve">✓</w:t>
             </w:r>
           </w:p>
         </w:tc>
@@ -3299,7 +3149,7 @@
           <w:sz w:val="17"/>
           <w:szCs w:val="17"/>
         </w:rPr>
-        <w:t xml:space="preserve">Table 1 — where the proposed system sits relative to reviewed work.</w:t>
+        <w:t xml:space="preserve">Table 1 — ✓ addressed · ✗ not addressed · — not described in the reviewed source. Vincent [5] establishes the boundary problem but proposes no tool, so is not tabulated.</w:t>
       </w:r>
     </w:p>
     <w:p>
@@ -3335,7 +3185,7 @@
           <w:sz w:val="21"/>
           <w:szCs w:val="21"/>
         </w:rPr>
-        <w:t xml:space="preserve">India has excellent marine data products and workable one-way delivery channels, but no published system lets a fisherman ask one question in his own language and receive a single operational decision — safety, fishing and boundary together — that is provably derived from those products rather than generated by a model.</w:t>
+        <w:t xml:space="preserve">The reviewed work addresses the parts of the problem separately — localised weather, fishing zones, the boundary, mobile delivery, retrieval-grounded language models. We found no published system that lets a fisherman ask one question in his own language and receive a single operational decision — safety, fishing and border together — that is derived verifiably from official data rather than generated by a model.</w:t>
       </w:r>
     </w:p>
     <w:p>
@@ -3353,12 +3203,7 @@
     </w:p>
     <w:p>
       <w:pPr>
-        <w:pStyle w:val="ListParagraph"/>
-        <w:numPr>
-          <w:ilvl w:val="0"/>
-          <w:numId w:val="2"/>
-        </w:numPr>
-        <w:spacing w:after="100" w:line="276"/>
+        <w:spacing w:after="110" w:line="276"/>
       </w:pPr>
       <w:r>
         <w:rPr>
@@ -3368,25 +3213,20 @@
           <w:sz w:val="21"/>
           <w:szCs w:val="21"/>
         </w:rPr>
-        <w:t xml:space="preserve">G1 — Fragmentation. </w:t>
-      </w:r>
-      <w:r>
-        <w:rPr>
-          <w:rFonts w:ascii="Calibri" w:cs="Calibri" w:eastAsia="Calibri" w:hAnsi="Calibri"/>
-          <w:sz w:val="21"/>
-          <w:szCs w:val="21"/>
-        </w:rPr>
-        <w:t xml:space="preserve">Safety (SVAS), fishing zones (PFZ) and maritime boundaries are three separate products with three interfaces and no shared query. No published work reasons across all three for a single user question.</w:t>
-      </w:r>
-    </w:p>
-    <w:p>
-      <w:pPr>
-        <w:pStyle w:val="ListParagraph"/>
-        <w:numPr>
-          <w:ilvl w:val="0"/>
-          <w:numId w:val="2"/>
-        </w:numPr>
-        <w:spacing w:after="100" w:line="276"/>
+        <w:t xml:space="preserve">G1 — Fragmentation [1]–[5].  </w:t>
+      </w:r>
+      <w:r>
+        <w:rPr>
+          <w:rFonts w:ascii="Calibri" w:cs="Calibri" w:eastAsia="Calibri" w:hAnsi="Calibri"/>
+          <w:sz w:val="21"/>
+          <w:szCs w:val="21"/>
+        </w:rPr>
+        <w:t xml:space="preserve">Kurup et al. address wind, Sarangi et al. fishing zones, Vincent the boundary. Thoondil and Fisher Friend bundle several of these, but as separate screens that the fisherman must read and combine himself.</w:t>
+      </w:r>
+    </w:p>
+    <w:p>
+      <w:pPr>
+        <w:spacing w:after="110" w:line="276"/>
       </w:pPr>
       <w:r>
         <w:rPr>
@@ -3396,25 +3236,20 @@
           <w:sz w:val="21"/>
           <w:szCs w:val="21"/>
         </w:rPr>
-        <w:t xml:space="preserve">G2 — Interaction mode. </w:t>
-      </w:r>
-      <w:r>
-        <w:rPr>
-          <w:rFonts w:ascii="Calibri" w:cs="Calibri" w:eastAsia="Calibri" w:hAnsi="Calibri"/>
-          <w:sz w:val="21"/>
-          <w:szCs w:val="21"/>
-        </w:rPr>
-        <w:t xml:space="preserve">All existing dissemination is broadcast: bulletins, SMS, map portals, helplines. None accepts a free-form query carrying the vessel, heading, speed and departure time that actually determine the answer.</w:t>
-      </w:r>
-    </w:p>
-    <w:p>
-      <w:pPr>
-        <w:pStyle w:val="ListParagraph"/>
-        <w:numPr>
-          <w:ilvl w:val="0"/>
-          <w:numId w:val="2"/>
-        </w:numPr>
-        <w:spacing w:after="100" w:line="276"/>
+        <w:t xml:space="preserve">G2 — Interaction mode [3], [4].  </w:t>
+      </w:r>
+      <w:r>
+        <w:rPr>
+          <w:rFonts w:ascii="Calibri" w:cs="Calibri" w:eastAsia="Calibri" w:hAnsi="Calibri"/>
+          <w:sz w:val="21"/>
+          <w:szCs w:val="21"/>
+        </w:rPr>
+        <w:t xml:space="preserve">The existing systems are menu-driven. Neither accepts a free-form question carrying the vessel, place, heading and departure time that actually determine the answer.</w:t>
+      </w:r>
+    </w:p>
+    <w:p>
+      <w:pPr>
+        <w:spacing w:after="110" w:line="276"/>
       </w:pPr>
       <w:r>
         <w:rPr>
@@ -3424,25 +3259,20 @@
           <w:sz w:val="21"/>
           <w:szCs w:val="21"/>
         </w:rPr>
-        <w:t xml:space="preserve">G3 — Language depth. </w:t>
-      </w:r>
-      <w:r>
-        <w:rPr>
-          <w:rFonts w:ascii="Calibri" w:cs="Calibri" w:eastAsia="Calibri" w:hAnsi="Calibri"/>
-          <w:sz w:val="21"/>
-          <w:szCs w:val="21"/>
-        </w:rPr>
-        <w:t xml:space="preserve">Existing products reach nine or ten languages as translated output. With IndicTrans2 [14] covering 22 languages, the limiting factor is no longer translation capability but the absence of a conversational marine system to attach it to.</w:t>
-      </w:r>
-    </w:p>
-    <w:p>
-      <w:pPr>
-        <w:pStyle w:val="ListParagraph"/>
-        <w:numPr>
-          <w:ilvl w:val="0"/>
-          <w:numId w:val="2"/>
-        </w:numPr>
-        <w:spacing w:after="100" w:line="276"/>
+        <w:t xml:space="preserve">G3 — Language depth [3], [4], [8].  </w:t>
+      </w:r>
+      <w:r>
+        <w:rPr>
+          <w:rFonts w:ascii="Calibri" w:cs="Calibri" w:eastAsia="Calibri" w:hAnsi="Calibri"/>
+          <w:sz w:val="21"/>
+          <w:szCs w:val="21"/>
+        </w:rPr>
+        <w:t xml:space="preserve">Existing apps offer local-language content. With IndicTrans2 covering 22 languages, the limit is no longer translation but the absence of a conversational fisher system to attach it to.</w:t>
+      </w:r>
+    </w:p>
+    <w:p>
+      <w:pPr>
+        <w:spacing w:after="110" w:line="276"/>
       </w:pPr>
       <w:r>
         <w:rPr>
@@ -3452,25 +3282,20 @@
           <w:sz w:val="21"/>
           <w:szCs w:val="21"/>
         </w:rPr>
-        <w:t xml:space="preserve">G4 — Verifiability. </w:t>
-      </w:r>
-      <w:r>
-        <w:rPr>
-          <w:rFonts w:ascii="Calibri" w:cs="Calibri" w:eastAsia="Calibri" w:hAnsi="Calibri"/>
-          <w:sz w:val="21"/>
-          <w:szCs w:val="21"/>
-        </w:rPr>
-        <w:t xml:space="preserve">ClimSight [11] and WildfireGPT [12] ground generation in retrieved documents. Agent hallucination surveys [13] show that fabrication and tool bypass remain open problems. No marine advisory system publishes a per-observation provenance ledger with a mechanical post-generation check that deletes unsupported numbers.</w:t>
-      </w:r>
-    </w:p>
-    <w:p>
-      <w:pPr>
-        <w:pStyle w:val="ListParagraph"/>
-        <w:numPr>
-          <w:ilvl w:val="0"/>
-          <w:numId w:val="2"/>
-        </w:numPr>
-        <w:spacing w:after="100" w:line="276"/>
+        <w:t xml:space="preserve">G4 — Verifiability [6], [7].  </w:t>
+      </w:r>
+      <w:r>
+        <w:rPr>
+          <w:rFonts w:ascii="Calibri" w:cs="Calibri" w:eastAsia="Calibri" w:hAnsi="Calibri"/>
+          <w:sz w:val="21"/>
+          <w:szCs w:val="21"/>
+        </w:rPr>
+        <w:t xml:space="preserve">Retrieval grounds answers in evidence, but RAGTruth shows unsupported content persists even with retrieval. No fisher-facing system shows per-number provenance or checks its numbers mechanically.</w:t>
+      </w:r>
+    </w:p>
+    <w:p>
+      <w:pPr>
+        <w:spacing w:after="110" w:line="276"/>
       </w:pPr>
       <w:r>
         <w:rPr>
@@ -3480,25 +3305,20 @@
           <w:sz w:val="21"/>
           <w:szCs w:val="21"/>
         </w:rPr>
-        <w:t xml:space="preserve">G5 — Structural safety separation. </w:t>
-      </w:r>
-      <w:r>
-        <w:rPr>
-          <w:rFonts w:ascii="Calibri" w:cs="Calibri" w:eastAsia="Calibri" w:hAnsi="Calibri"/>
-          <w:sz w:val="21"/>
-          <w:szCs w:val="21"/>
-        </w:rPr>
-        <w:t xml:space="preserve">No published marine advisory architecture prevents the language model from making the go/no-go call. XCLIM-AI's deterministic-computation layer [11] is the nearest published idea, and it computes climate indicators for analysts, not operational safety verdicts for fishermen.</w:t>
-      </w:r>
-    </w:p>
-    <w:p>
-      <w:pPr>
-        <w:pStyle w:val="ListParagraph"/>
-        <w:numPr>
-          <w:ilvl w:val="0"/>
-          <w:numId w:val="2"/>
-        </w:numPr>
-        <w:spacing w:after="100" w:line="276"/>
+        <w:t xml:space="preserve">G5 — Structural safety separation [6], [7].  </w:t>
+      </w:r>
+      <w:r>
+        <w:rPr>
+          <w:rFonts w:ascii="Calibri" w:cs="Calibri" w:eastAsia="Calibri" w:hAnsi="Calibri"/>
+          <w:sz w:val="21"/>
+          <w:szCs w:val="21"/>
+        </w:rPr>
+        <w:t xml:space="preserve">Given G4, any system that lets a language model generate the safety call inherits its hallucination risk. No reviewed system keeps the go / no-go decision in tested, deterministic rules separate from the model.</w:t>
+      </w:r>
+    </w:p>
+    <w:p>
+      <w:pPr>
+        <w:spacing w:after="110" w:line="276"/>
       </w:pPr>
       <w:r>
         <w:rPr>
@@ -3508,17 +3328,796 @@
           <w:sz w:val="21"/>
           <w:szCs w:val="21"/>
         </w:rPr>
-        <w:t xml:space="preserve">G6 — Evaluation at the level of action. </w:t>
-      </w:r>
-      <w:r>
-        <w:rPr>
-          <w:rFonts w:ascii="Calibri" w:cs="Calibri" w:eastAsia="Calibri" w:hAnsi="Calibri"/>
-          <w:sz w:val="21"/>
-          <w:szCs w:val="21"/>
-        </w:rPr>
-        <w:t xml:space="preserve">Validation literature reports RMSE and scatter index for wave height [1]. A fisherman does not act on RMSE; he acts on a verdict. Hit rate and false-alarm ratio for the verdict itself are not reported anywhere in this domain.</w:t>
-      </w:r>
-    </w:p>
+        <w:t xml:space="preserve">G6 — Evaluation at the level of action [1], [2].  </w:t>
+      </w:r>
+      <w:r>
+        <w:rPr>
+          <w:rFonts w:ascii="Calibri" w:cs="Calibri" w:eastAsia="Calibri" w:hAnsi="Calibri"/>
+          <w:sz w:val="21"/>
+          <w:szCs w:val="21"/>
+        </w:rPr>
+        <w:t xml:space="preserve">Kurup et al. validate a forecast and Sarangi et al. validate zones against catch. Neither evaluates a go / no-go decision — the thing a fisherman acts on — with warning statistics such as hit rate and false-alarm ratio [10].</w:t>
+      </w:r>
+    </w:p>
+    <w:tbl>
+      <w:tblPr>
+        <w:tblW w:type="dxa" w:w="9026"/>
+        <w:tblBorders>
+          <w:top w:val="single" w:color="auto" w:sz="4"/>
+          <w:left w:val="single" w:color="auto" w:sz="4"/>
+          <w:bottom w:val="single" w:color="auto" w:sz="4"/>
+          <w:right w:val="single" w:color="auto" w:sz="4"/>
+          <w:insideH w:val="single" w:color="auto" w:sz="4"/>
+          <w:insideV w:val="single" w:color="auto" w:sz="4"/>
+        </w:tblBorders>
+      </w:tblPr>
+      <w:tblGrid>
+        <w:gridCol w:w="3700"/>
+        <w:gridCol w:w="1900"/>
+        <w:gridCol w:w="3426"/>
+      </w:tblGrid>
+      <w:tr>
+        <w:trPr>
+          <w:tblHeader/>
+        </w:trPr>
+        <w:tc>
+          <w:tcPr>
+            <w:tcW w:type="dxa" w:w="3700"/>
+            <w:shd w:fill="DCE6F1" w:color="auto" w:val="clear"/>
+            <w:tcMar>
+              <w:top w:type="dxa" w:w="70"/>
+              <w:left w:type="dxa" w:w="100"/>
+              <w:bottom w:type="dxa" w:w="70"/>
+              <w:right w:type="dxa" w:w="100"/>
+            </w:tcMar>
+          </w:tcPr>
+          <w:p>
+            <w:pPr>
+              <w:spacing w:after="0"/>
+              <w:jc w:val="center"/>
+            </w:pPr>
+            <w:r>
+              <w:rPr>
+                <w:rFonts w:ascii="Calibri" w:cs="Calibri" w:eastAsia="Calibri" w:hAnsi="Calibri"/>
+                <w:b/>
+                <w:bCs/>
+                <w:sz w:val="18"/>
+                <w:szCs w:val="18"/>
+              </w:rPr>
+              <w:t xml:space="preserve">Gap</w:t>
+            </w:r>
+          </w:p>
+        </w:tc>
+        <w:tc>
+          <w:tcPr>
+            <w:tcW w:type="dxa" w:w="1900"/>
+            <w:shd w:fill="DCE6F1" w:color="auto" w:val="clear"/>
+            <w:tcMar>
+              <w:top w:type="dxa" w:w="70"/>
+              <w:left w:type="dxa" w:w="100"/>
+              <w:bottom w:type="dxa" w:w="70"/>
+              <w:right w:type="dxa" w:w="100"/>
+            </w:tcMar>
+          </w:tcPr>
+          <w:p>
+            <w:pPr>
+              <w:spacing w:after="0"/>
+              <w:jc w:val="center"/>
+            </w:pPr>
+            <w:r>
+              <w:rPr>
+                <w:rFonts w:ascii="Calibri" w:cs="Calibri" w:eastAsia="Calibri" w:hAnsi="Calibri"/>
+                <w:b/>
+                <w:bCs/>
+                <w:sz w:val="18"/>
+                <w:szCs w:val="18"/>
+              </w:rPr>
+              <w:t xml:space="preserve">Evidence</w:t>
+            </w:r>
+          </w:p>
+        </w:tc>
+        <w:tc>
+          <w:tcPr>
+            <w:tcW w:type="dxa" w:w="3426"/>
+            <w:shd w:fill="DCE6F1" w:color="auto" w:val="clear"/>
+            <w:tcMar>
+              <w:top w:type="dxa" w:w="70"/>
+              <w:left w:type="dxa" w:w="100"/>
+              <w:bottom w:type="dxa" w:w="70"/>
+              <w:right w:type="dxa" w:w="100"/>
+            </w:tcMar>
+          </w:tcPr>
+          <w:p>
+            <w:pPr>
+              <w:spacing w:after="0"/>
+              <w:jc w:val="center"/>
+            </w:pPr>
+            <w:r>
+              <w:rPr>
+                <w:rFonts w:ascii="Calibri" w:cs="Calibri" w:eastAsia="Calibri" w:hAnsi="Calibri"/>
+                <w:b/>
+                <w:bCs/>
+                <w:sz w:val="18"/>
+                <w:szCs w:val="18"/>
+              </w:rPr>
+              <w:t xml:space="preserve">Objective</w:t>
+            </w:r>
+          </w:p>
+        </w:tc>
+      </w:tr>
+      <w:tr>
+        <w:trPr>
+          <w:tblHeader w:val="false"/>
+        </w:trPr>
+        <w:tc>
+          <w:tcPr>
+            <w:tcW w:type="dxa" w:w="3700"/>
+            <w:tcMar>
+              <w:top w:type="dxa" w:w="70"/>
+              <w:left w:type="dxa" w:w="100"/>
+              <w:bottom w:type="dxa" w:w="70"/>
+              <w:right w:type="dxa" w:w="100"/>
+            </w:tcMar>
+          </w:tcPr>
+          <w:p>
+            <w:pPr>
+              <w:spacing w:after="0"/>
+              <w:jc w:val="left"/>
+            </w:pPr>
+            <w:r>
+              <w:rPr>
+                <w:rFonts w:ascii="Calibri" w:cs="Calibri" w:eastAsia="Calibri" w:hAnsi="Calibri"/>
+                <w:b w:val="false"/>
+                <w:bCs w:val="false"/>
+                <w:sz w:val="18"/>
+                <w:szCs w:val="18"/>
+              </w:rPr>
+              <w:t xml:space="preserve">G1  Fragmentation</w:t>
+            </w:r>
+          </w:p>
+        </w:tc>
+        <w:tc>
+          <w:tcPr>
+            <w:tcW w:type="dxa" w:w="1900"/>
+            <w:tcMar>
+              <w:top w:type="dxa" w:w="70"/>
+              <w:left w:type="dxa" w:w="100"/>
+              <w:bottom w:type="dxa" w:w="70"/>
+              <w:right w:type="dxa" w:w="100"/>
+            </w:tcMar>
+          </w:tcPr>
+          <w:p>
+            <w:pPr>
+              <w:spacing w:after="0"/>
+              <w:jc w:val="left"/>
+            </w:pPr>
+            <w:r>
+              <w:rPr>
+                <w:rFonts w:ascii="Calibri" w:cs="Calibri" w:eastAsia="Calibri" w:hAnsi="Calibri"/>
+                <w:b w:val="false"/>
+                <w:bCs w:val="false"/>
+                <w:sz w:val="18"/>
+                <w:szCs w:val="18"/>
+              </w:rPr>
+              <w:t xml:space="preserve">[1]–[5]</w:t>
+            </w:r>
+          </w:p>
+        </w:tc>
+        <w:tc>
+          <w:tcPr>
+            <w:tcW w:type="dxa" w:w="3426"/>
+            <w:tcMar>
+              <w:top w:type="dxa" w:w="70"/>
+              <w:left w:type="dxa" w:w="100"/>
+              <w:bottom w:type="dxa" w:w="70"/>
+              <w:right w:type="dxa" w:w="100"/>
+            </w:tcMar>
+          </w:tcPr>
+          <w:p>
+            <w:pPr>
+              <w:spacing w:after="0"/>
+              <w:jc w:val="left"/>
+            </w:pPr>
+            <w:r>
+              <w:rPr>
+                <w:rFonts w:ascii="Calibri" w:cs="Calibri" w:eastAsia="Calibri" w:hAnsi="Calibri"/>
+                <w:b/>
+                <w:bCs/>
+                <w:sz w:val="21"/>
+                <w:szCs w:val="21"/>
+              </w:rPr>
+              <w:t xml:space="preserve">O1</w:t>
+            </w:r>
+            <w:r>
+              <w:rPr>
+                <w:rFonts w:ascii="Calibri" w:cs="Calibri" w:eastAsia="Calibri" w:hAnsi="Calibri"/>
+                <w:b w:val="false"/>
+                <w:bCs w:val="false"/>
+                <w:sz w:val="18"/>
+                <w:szCs w:val="18"/>
+              </w:rPr>
+              <w:t xml:space="preserve">  one conversational interface</w:t>
+            </w:r>
+          </w:p>
+        </w:tc>
+      </w:tr>
+      <w:tr>
+        <w:trPr>
+          <w:tblHeader w:val="false"/>
+        </w:trPr>
+        <w:tc>
+          <w:tcPr>
+            <w:tcW w:type="dxa" w:w="3700"/>
+            <w:tcMar>
+              <w:top w:type="dxa" w:w="70"/>
+              <w:left w:type="dxa" w:w="100"/>
+              <w:bottom w:type="dxa" w:w="70"/>
+              <w:right w:type="dxa" w:w="100"/>
+            </w:tcMar>
+          </w:tcPr>
+          <w:p>
+            <w:pPr>
+              <w:spacing w:after="0"/>
+              <w:jc w:val="left"/>
+            </w:pPr>
+            <w:r>
+              <w:rPr>
+                <w:rFonts w:ascii="Calibri" w:cs="Calibri" w:eastAsia="Calibri" w:hAnsi="Calibri"/>
+                <w:b w:val="false"/>
+                <w:bCs w:val="false"/>
+                <w:sz w:val="18"/>
+                <w:szCs w:val="18"/>
+              </w:rPr>
+              <w:t xml:space="preserve">G2  Broadcast / menu interaction</w:t>
+            </w:r>
+          </w:p>
+        </w:tc>
+        <w:tc>
+          <w:tcPr>
+            <w:tcW w:type="dxa" w:w="1900"/>
+            <w:tcMar>
+              <w:top w:type="dxa" w:w="70"/>
+              <w:left w:type="dxa" w:w="100"/>
+              <w:bottom w:type="dxa" w:w="70"/>
+              <w:right w:type="dxa" w:w="100"/>
+            </w:tcMar>
+          </w:tcPr>
+          <w:p>
+            <w:pPr>
+              <w:spacing w:after="0"/>
+              <w:jc w:val="left"/>
+            </w:pPr>
+            <w:r>
+              <w:rPr>
+                <w:rFonts w:ascii="Calibri" w:cs="Calibri" w:eastAsia="Calibri" w:hAnsi="Calibri"/>
+                <w:b w:val="false"/>
+                <w:bCs w:val="false"/>
+                <w:sz w:val="18"/>
+                <w:szCs w:val="18"/>
+              </w:rPr>
+              <w:t xml:space="preserve">[3], [4]</w:t>
+            </w:r>
+          </w:p>
+        </w:tc>
+        <w:tc>
+          <w:tcPr>
+            <w:tcW w:type="dxa" w:w="3426"/>
+            <w:tcMar>
+              <w:top w:type="dxa" w:w="70"/>
+              <w:left w:type="dxa" w:w="100"/>
+              <w:bottom w:type="dxa" w:w="70"/>
+              <w:right w:type="dxa" w:w="100"/>
+            </w:tcMar>
+          </w:tcPr>
+          <w:p>
+            <w:pPr>
+              <w:spacing w:after="0"/>
+              <w:jc w:val="left"/>
+            </w:pPr>
+            <w:r>
+              <w:rPr>
+                <w:rFonts w:ascii="Calibri" w:cs="Calibri" w:eastAsia="Calibri" w:hAnsi="Calibri"/>
+                <w:b/>
+                <w:bCs/>
+                <w:sz w:val="21"/>
+                <w:szCs w:val="21"/>
+              </w:rPr>
+              <w:t xml:space="preserve">O1</w:t>
+            </w:r>
+            <w:r>
+              <w:rPr>
+                <w:rFonts w:ascii="Calibri" w:cs="Calibri" w:eastAsia="Calibri" w:hAnsi="Calibri"/>
+                <w:b w:val="false"/>
+                <w:bCs w:val="false"/>
+                <w:sz w:val="18"/>
+                <w:szCs w:val="18"/>
+              </w:rPr>
+              <w:t xml:space="preserve">  one conversational interface</w:t>
+            </w:r>
+          </w:p>
+        </w:tc>
+      </w:tr>
+      <w:tr>
+        <w:trPr>
+          <w:tblHeader w:val="false"/>
+        </w:trPr>
+        <w:tc>
+          <w:tcPr>
+            <w:tcW w:type="dxa" w:w="3700"/>
+            <w:tcMar>
+              <w:top w:type="dxa" w:w="70"/>
+              <w:left w:type="dxa" w:w="100"/>
+              <w:bottom w:type="dxa" w:w="70"/>
+              <w:right w:type="dxa" w:w="100"/>
+            </w:tcMar>
+          </w:tcPr>
+          <w:p>
+            <w:pPr>
+              <w:spacing w:after="0"/>
+              <w:jc w:val="left"/>
+            </w:pPr>
+            <w:r>
+              <w:rPr>
+                <w:rFonts w:ascii="Calibri" w:cs="Calibri" w:eastAsia="Calibri" w:hAnsi="Calibri"/>
+                <w:b w:val="false"/>
+                <w:bCs w:val="false"/>
+                <w:sz w:val="18"/>
+                <w:szCs w:val="18"/>
+              </w:rPr>
+              <w:t xml:space="preserve">G3  Language depth</w:t>
+            </w:r>
+          </w:p>
+        </w:tc>
+        <w:tc>
+          <w:tcPr>
+            <w:tcW w:type="dxa" w:w="1900"/>
+            <w:tcMar>
+              <w:top w:type="dxa" w:w="70"/>
+              <w:left w:type="dxa" w:w="100"/>
+              <w:bottom w:type="dxa" w:w="70"/>
+              <w:right w:type="dxa" w:w="100"/>
+            </w:tcMar>
+          </w:tcPr>
+          <w:p>
+            <w:pPr>
+              <w:spacing w:after="0"/>
+              <w:jc w:val="left"/>
+            </w:pPr>
+            <w:r>
+              <w:rPr>
+                <w:rFonts w:ascii="Calibri" w:cs="Calibri" w:eastAsia="Calibri" w:hAnsi="Calibri"/>
+                <w:b w:val="false"/>
+                <w:bCs w:val="false"/>
+                <w:sz w:val="18"/>
+                <w:szCs w:val="18"/>
+              </w:rPr>
+              <w:t xml:space="preserve">[3], [4], [8]</w:t>
+            </w:r>
+          </w:p>
+        </w:tc>
+        <w:tc>
+          <w:tcPr>
+            <w:tcW w:type="dxa" w:w="3426"/>
+            <w:tcMar>
+              <w:top w:type="dxa" w:w="70"/>
+              <w:left w:type="dxa" w:w="100"/>
+              <w:bottom w:type="dxa" w:w="70"/>
+              <w:right w:type="dxa" w:w="100"/>
+            </w:tcMar>
+          </w:tcPr>
+          <w:p>
+            <w:pPr>
+              <w:spacing w:after="0"/>
+              <w:jc w:val="left"/>
+            </w:pPr>
+            <w:r>
+              <w:rPr>
+                <w:rFonts w:ascii="Calibri" w:cs="Calibri" w:eastAsia="Calibri" w:hAnsi="Calibri"/>
+                <w:b/>
+                <w:bCs/>
+                <w:sz w:val="21"/>
+                <w:szCs w:val="21"/>
+              </w:rPr>
+              <w:t xml:space="preserve">O4</w:t>
+            </w:r>
+            <w:r>
+              <w:rPr>
+                <w:rFonts w:ascii="Calibri" w:cs="Calibri" w:eastAsia="Calibri" w:hAnsi="Calibri"/>
+                <w:b w:val="false"/>
+                <w:bCs w:val="false"/>
+                <w:sz w:val="18"/>
+                <w:szCs w:val="18"/>
+              </w:rPr>
+              <w:t xml:space="preserve">  Indian-language Q&amp;A</w:t>
+            </w:r>
+          </w:p>
+        </w:tc>
+      </w:tr>
+      <w:tr>
+        <w:trPr>
+          <w:tblHeader w:val="false"/>
+        </w:trPr>
+        <w:tc>
+          <w:tcPr>
+            <w:tcW w:type="dxa" w:w="3700"/>
+            <w:tcMar>
+              <w:top w:type="dxa" w:w="70"/>
+              <w:left w:type="dxa" w:w="100"/>
+              <w:bottom w:type="dxa" w:w="70"/>
+              <w:right w:type="dxa" w:w="100"/>
+            </w:tcMar>
+          </w:tcPr>
+          <w:p>
+            <w:pPr>
+              <w:spacing w:after="0"/>
+              <w:jc w:val="left"/>
+            </w:pPr>
+            <w:r>
+              <w:rPr>
+                <w:rFonts w:ascii="Calibri" w:cs="Calibri" w:eastAsia="Calibri" w:hAnsi="Calibri"/>
+                <w:b w:val="false"/>
+                <w:bCs w:val="false"/>
+                <w:sz w:val="18"/>
+                <w:szCs w:val="18"/>
+              </w:rPr>
+              <w:t xml:space="preserve">G4  Verifiability</w:t>
+            </w:r>
+          </w:p>
+        </w:tc>
+        <w:tc>
+          <w:tcPr>
+            <w:tcW w:type="dxa" w:w="1900"/>
+            <w:tcMar>
+              <w:top w:type="dxa" w:w="70"/>
+              <w:left w:type="dxa" w:w="100"/>
+              <w:bottom w:type="dxa" w:w="70"/>
+              <w:right w:type="dxa" w:w="100"/>
+            </w:tcMar>
+          </w:tcPr>
+          <w:p>
+            <w:pPr>
+              <w:spacing w:after="0"/>
+              <w:jc w:val="left"/>
+            </w:pPr>
+            <w:r>
+              <w:rPr>
+                <w:rFonts w:ascii="Calibri" w:cs="Calibri" w:eastAsia="Calibri" w:hAnsi="Calibri"/>
+                <w:b w:val="false"/>
+                <w:bCs w:val="false"/>
+                <w:sz w:val="18"/>
+                <w:szCs w:val="18"/>
+              </w:rPr>
+              <w:t xml:space="preserve">[6], [7]</w:t>
+            </w:r>
+          </w:p>
+        </w:tc>
+        <w:tc>
+          <w:tcPr>
+            <w:tcW w:type="dxa" w:w="3426"/>
+            <w:tcMar>
+              <w:top w:type="dxa" w:w="70"/>
+              <w:left w:type="dxa" w:w="100"/>
+              <w:bottom w:type="dxa" w:w="70"/>
+              <w:right w:type="dxa" w:w="100"/>
+            </w:tcMar>
+          </w:tcPr>
+          <w:p>
+            <w:pPr>
+              <w:spacing w:after="0"/>
+              <w:jc w:val="left"/>
+            </w:pPr>
+            <w:r>
+              <w:rPr>
+                <w:rFonts w:ascii="Calibri" w:cs="Calibri" w:eastAsia="Calibri" w:hAnsi="Calibri"/>
+                <w:b/>
+                <w:bCs/>
+                <w:sz w:val="21"/>
+                <w:szCs w:val="21"/>
+              </w:rPr>
+              <w:t xml:space="preserve">O3</w:t>
+            </w:r>
+            <w:r>
+              <w:rPr>
+                <w:rFonts w:ascii="Calibri" w:cs="Calibri" w:eastAsia="Calibri" w:hAnsi="Calibri"/>
+                <w:b w:val="false"/>
+                <w:bCs w:val="false"/>
+                <w:sz w:val="18"/>
+                <w:szCs w:val="18"/>
+              </w:rPr>
+              <w:t xml:space="preserve">  evidence ledger + verifier</w:t>
+            </w:r>
+          </w:p>
+        </w:tc>
+      </w:tr>
+      <w:tr>
+        <w:trPr>
+          <w:tblHeader w:val="false"/>
+        </w:trPr>
+        <w:tc>
+          <w:tcPr>
+            <w:tcW w:type="dxa" w:w="3700"/>
+            <w:tcMar>
+              <w:top w:type="dxa" w:w="70"/>
+              <w:left w:type="dxa" w:w="100"/>
+              <w:bottom w:type="dxa" w:w="70"/>
+              <w:right w:type="dxa" w:w="100"/>
+            </w:tcMar>
+          </w:tcPr>
+          <w:p>
+            <w:pPr>
+              <w:spacing w:after="0"/>
+              <w:jc w:val="left"/>
+            </w:pPr>
+            <w:r>
+              <w:rPr>
+                <w:rFonts w:ascii="Calibri" w:cs="Calibri" w:eastAsia="Calibri" w:hAnsi="Calibri"/>
+                <w:b w:val="false"/>
+                <w:bCs w:val="false"/>
+                <w:sz w:val="18"/>
+                <w:szCs w:val="18"/>
+              </w:rPr>
+              <w:t xml:space="preserve">G5  Safety separation</w:t>
+            </w:r>
+          </w:p>
+        </w:tc>
+        <w:tc>
+          <w:tcPr>
+            <w:tcW w:type="dxa" w:w="1900"/>
+            <w:tcMar>
+              <w:top w:type="dxa" w:w="70"/>
+              <w:left w:type="dxa" w:w="100"/>
+              <w:bottom w:type="dxa" w:w="70"/>
+              <w:right w:type="dxa" w:w="100"/>
+            </w:tcMar>
+          </w:tcPr>
+          <w:p>
+            <w:pPr>
+              <w:spacing w:after="0"/>
+              <w:jc w:val="left"/>
+            </w:pPr>
+            <w:r>
+              <w:rPr>
+                <w:rFonts w:ascii="Calibri" w:cs="Calibri" w:eastAsia="Calibri" w:hAnsi="Calibri"/>
+                <w:b w:val="false"/>
+                <w:bCs w:val="false"/>
+                <w:sz w:val="18"/>
+                <w:szCs w:val="18"/>
+              </w:rPr>
+              <w:t xml:space="preserve">[6], [7]</w:t>
+            </w:r>
+          </w:p>
+        </w:tc>
+        <w:tc>
+          <w:tcPr>
+            <w:tcW w:type="dxa" w:w="3426"/>
+            <w:tcMar>
+              <w:top w:type="dxa" w:w="70"/>
+              <w:left w:type="dxa" w:w="100"/>
+              <w:bottom w:type="dxa" w:w="70"/>
+              <w:right w:type="dxa" w:w="100"/>
+            </w:tcMar>
+          </w:tcPr>
+          <w:p>
+            <w:pPr>
+              <w:spacing w:after="0"/>
+              <w:jc w:val="left"/>
+            </w:pPr>
+            <w:r>
+              <w:rPr>
+                <w:rFonts w:ascii="Calibri" w:cs="Calibri" w:eastAsia="Calibri" w:hAnsi="Calibri"/>
+                <w:b/>
+                <w:bCs/>
+                <w:sz w:val="21"/>
+                <w:szCs w:val="21"/>
+              </w:rPr>
+              <w:t xml:space="preserve">O2</w:t>
+            </w:r>
+            <w:r>
+              <w:rPr>
+                <w:rFonts w:ascii="Calibri" w:cs="Calibri" w:eastAsia="Calibri" w:hAnsi="Calibri"/>
+                <w:b w:val="false"/>
+                <w:bCs w:val="false"/>
+                <w:sz w:val="18"/>
+                <w:szCs w:val="18"/>
+              </w:rPr>
+              <w:t xml:space="preserve">  deterministic safety verdict</w:t>
+            </w:r>
+          </w:p>
+        </w:tc>
+      </w:tr>
+      <w:tr>
+        <w:trPr>
+          <w:tblHeader w:val="false"/>
+        </w:trPr>
+        <w:tc>
+          <w:tcPr>
+            <w:tcW w:type="dxa" w:w="3700"/>
+            <w:tcMar>
+              <w:top w:type="dxa" w:w="70"/>
+              <w:left w:type="dxa" w:w="100"/>
+              <w:bottom w:type="dxa" w:w="70"/>
+              <w:right w:type="dxa" w:w="100"/>
+            </w:tcMar>
+          </w:tcPr>
+          <w:p>
+            <w:pPr>
+              <w:spacing w:after="0"/>
+              <w:jc w:val="left"/>
+            </w:pPr>
+            <w:r>
+              <w:rPr>
+                <w:rFonts w:ascii="Calibri" w:cs="Calibri" w:eastAsia="Calibri" w:hAnsi="Calibri"/>
+                <w:b w:val="false"/>
+                <w:bCs w:val="false"/>
+                <w:sz w:val="18"/>
+                <w:szCs w:val="18"/>
+              </w:rPr>
+              <w:t xml:space="preserve">G6  Evaluation stops at the forecast</w:t>
+            </w:r>
+          </w:p>
+        </w:tc>
+        <w:tc>
+          <w:tcPr>
+            <w:tcW w:type="dxa" w:w="1900"/>
+            <w:tcMar>
+              <w:top w:type="dxa" w:w="70"/>
+              <w:left w:type="dxa" w:w="100"/>
+              <w:bottom w:type="dxa" w:w="70"/>
+              <w:right w:type="dxa" w:w="100"/>
+            </w:tcMar>
+          </w:tcPr>
+          <w:p>
+            <w:pPr>
+              <w:spacing w:after="0"/>
+              <w:jc w:val="left"/>
+            </w:pPr>
+            <w:r>
+              <w:rPr>
+                <w:rFonts w:ascii="Calibri" w:cs="Calibri" w:eastAsia="Calibri" w:hAnsi="Calibri"/>
+                <w:b w:val="false"/>
+                <w:bCs w:val="false"/>
+                <w:sz w:val="18"/>
+                <w:szCs w:val="18"/>
+              </w:rPr>
+              <w:t xml:space="preserve">[1], [2]</w:t>
+            </w:r>
+          </w:p>
+        </w:tc>
+        <w:tc>
+          <w:tcPr>
+            <w:tcW w:type="dxa" w:w="3426"/>
+            <w:tcMar>
+              <w:top w:type="dxa" w:w="70"/>
+              <w:left w:type="dxa" w:w="100"/>
+              <w:bottom w:type="dxa" w:w="70"/>
+              <w:right w:type="dxa" w:w="100"/>
+            </w:tcMar>
+          </w:tcPr>
+          <w:p>
+            <w:pPr>
+              <w:spacing w:after="0"/>
+              <w:jc w:val="left"/>
+            </w:pPr>
+            <w:r>
+              <w:rPr>
+                <w:rFonts w:ascii="Calibri" w:cs="Calibri" w:eastAsia="Calibri" w:hAnsi="Calibri"/>
+                <w:b/>
+                <w:bCs/>
+                <w:sz w:val="21"/>
+                <w:szCs w:val="21"/>
+              </w:rPr>
+              <w:t xml:space="preserve">O6</w:t>
+            </w:r>
+            <w:r>
+              <w:rPr>
+                <w:rFonts w:ascii="Calibri" w:cs="Calibri" w:eastAsia="Calibri" w:hAnsi="Calibri"/>
+                <w:b w:val="false"/>
+                <w:bCs w:val="false"/>
+                <w:sz w:val="18"/>
+                <w:szCs w:val="18"/>
+              </w:rPr>
+              <w:t xml:space="preserve">  verdict-level evaluation</w:t>
+            </w:r>
+          </w:p>
+        </w:tc>
+      </w:tr>
+      <w:tr>
+        <w:trPr>
+          <w:tblHeader w:val="false"/>
+        </w:trPr>
+        <w:tc>
+          <w:tcPr>
+            <w:tcW w:type="dxa" w:w="3700"/>
+            <w:tcMar>
+              <w:top w:type="dxa" w:w="70"/>
+              <w:left w:type="dxa" w:w="100"/>
+              <w:bottom w:type="dxa" w:w="70"/>
+              <w:right w:type="dxa" w:w="100"/>
+            </w:tcMar>
+          </w:tcPr>
+          <w:p>
+            <w:pPr>
+              <w:spacing w:after="0"/>
+              <w:jc w:val="left"/>
+            </w:pPr>
+            <w:r>
+              <w:rPr>
+                <w:rFonts w:ascii="Calibri" w:cs="Calibri" w:eastAsia="Calibri" w:hAnsi="Calibri"/>
+                <w:b w:val="false"/>
+                <w:bCs w:val="false"/>
+                <w:sz w:val="18"/>
+                <w:szCs w:val="18"/>
+              </w:rPr>
+              <w:t xml:space="preserve">Constraint: unreliable connectivity at sea (Thoondil ships offline maps for this reason)</w:t>
+            </w:r>
+          </w:p>
+        </w:tc>
+        <w:tc>
+          <w:tcPr>
+            <w:tcW w:type="dxa" w:w="1900"/>
+            <w:tcMar>
+              <w:top w:type="dxa" w:w="70"/>
+              <w:left w:type="dxa" w:w="100"/>
+              <w:bottom w:type="dxa" w:w="70"/>
+              <w:right w:type="dxa" w:w="100"/>
+            </w:tcMar>
+          </w:tcPr>
+          <w:p>
+            <w:pPr>
+              <w:spacing w:after="0"/>
+              <w:jc w:val="left"/>
+            </w:pPr>
+            <w:r>
+              <w:rPr>
+                <w:rFonts w:ascii="Calibri" w:cs="Calibri" w:eastAsia="Calibri" w:hAnsi="Calibri"/>
+                <w:b w:val="false"/>
+                <w:bCs w:val="false"/>
+                <w:sz w:val="18"/>
+                <w:szCs w:val="18"/>
+              </w:rPr>
+              <w:t xml:space="preserve">[3]</w:t>
+            </w:r>
+          </w:p>
+        </w:tc>
+        <w:tc>
+          <w:tcPr>
+            <w:tcW w:type="dxa" w:w="3426"/>
+            <w:tcMar>
+              <w:top w:type="dxa" w:w="70"/>
+              <w:left w:type="dxa" w:w="100"/>
+              <w:bottom w:type="dxa" w:w="70"/>
+              <w:right w:type="dxa" w:w="100"/>
+            </w:tcMar>
+          </w:tcPr>
+          <w:p>
+            <w:pPr>
+              <w:spacing w:after="0"/>
+              <w:jc w:val="left"/>
+            </w:pPr>
+            <w:r>
+              <w:rPr>
+                <w:rFonts w:ascii="Calibri" w:cs="Calibri" w:eastAsia="Calibri" w:hAnsi="Calibri"/>
+                <w:b/>
+                <w:bCs/>
+                <w:sz w:val="21"/>
+                <w:szCs w:val="21"/>
+              </w:rPr>
+              <w:t xml:space="preserve">O5</w:t>
+            </w:r>
+            <w:r>
+              <w:rPr>
+                <w:rFonts w:ascii="Calibri" w:cs="Calibri" w:eastAsia="Calibri" w:hAnsi="Calibri"/>
+                <w:b w:val="false"/>
+                <w:bCs w:val="false"/>
+                <w:sz w:val="18"/>
+                <w:szCs w:val="18"/>
+              </w:rPr>
+              <w:t xml:space="preserve">  honest degradation</w:t>
+            </w:r>
+          </w:p>
+        </w:tc>
+      </w:tr>
+    </w:tbl>
     <w:p>
       <w:pPr>
         <w:pStyle w:val="Heading1"/>
@@ -3824,9 +4423,9 @@
             <w:shd w:fill="DCE6F1" w:color="auto" w:val="clear"/>
             <w:tcMar>
               <w:top w:type="dxa" w:w="70"/>
-              <w:left w:type="dxa" w:w="110"/>
-              <w:bottom w:type="dxa" w:w="70"/>
-              <w:right w:type="dxa" w:w="110"/>
+              <w:left w:type="dxa" w:w="100"/>
+              <w:bottom w:type="dxa" w:w="70"/>
+              <w:right w:type="dxa" w:w="100"/>
             </w:tcMar>
           </w:tcPr>
           <w:p>
@@ -3852,9 +4451,9 @@
             <w:shd w:fill="DCE6F1" w:color="auto" w:val="clear"/>
             <w:tcMar>
               <w:top w:type="dxa" w:w="70"/>
-              <w:left w:type="dxa" w:w="110"/>
-              <w:bottom w:type="dxa" w:w="70"/>
-              <w:right w:type="dxa" w:w="110"/>
+              <w:left w:type="dxa" w:w="100"/>
+              <w:bottom w:type="dxa" w:w="70"/>
+              <w:right w:type="dxa" w:w="100"/>
             </w:tcMar>
           </w:tcPr>
           <w:p>
@@ -3880,9 +4479,9 @@
             <w:shd w:fill="DCE6F1" w:color="auto" w:val="clear"/>
             <w:tcMar>
               <w:top w:type="dxa" w:w="70"/>
-              <w:left w:type="dxa" w:w="110"/>
-              <w:bottom w:type="dxa" w:w="70"/>
-              <w:right w:type="dxa" w:w="110"/>
+              <w:left w:type="dxa" w:w="100"/>
+              <w:bottom w:type="dxa" w:w="70"/>
+              <w:right w:type="dxa" w:w="100"/>
             </w:tcMar>
           </w:tcPr>
           <w:p>
@@ -3908,9 +4507,9 @@
             <w:shd w:fill="DCE6F1" w:color="auto" w:val="clear"/>
             <w:tcMar>
               <w:top w:type="dxa" w:w="70"/>
-              <w:left w:type="dxa" w:w="110"/>
-              <w:bottom w:type="dxa" w:w="70"/>
-              <w:right w:type="dxa" w:w="110"/>
+              <w:left w:type="dxa" w:w="100"/>
+              <w:bottom w:type="dxa" w:w="70"/>
+              <w:right w:type="dxa" w:w="100"/>
             </w:tcMar>
           </w:tcPr>
           <w:p>
@@ -3940,9 +4539,9 @@
             <w:tcW w:type="dxa" w:w="2750"/>
             <w:tcMar>
               <w:top w:type="dxa" w:w="70"/>
-              <w:left w:type="dxa" w:w="110"/>
-              <w:bottom w:type="dxa" w:w="70"/>
-              <w:right w:type="dxa" w:w="110"/>
+              <w:left w:type="dxa" w:w="100"/>
+              <w:bottom w:type="dxa" w:w="70"/>
+              <w:right w:type="dxa" w:w="100"/>
             </w:tcMar>
           </w:tcPr>
           <w:p>
@@ -3967,9 +4566,9 @@
             <w:tcW w:type="dxa" w:w="1600"/>
             <w:tcMar>
               <w:top w:type="dxa" w:w="70"/>
-              <w:left w:type="dxa" w:w="110"/>
-              <w:bottom w:type="dxa" w:w="70"/>
-              <w:right w:type="dxa" w:w="110"/>
+              <w:left w:type="dxa" w:w="100"/>
+              <w:bottom w:type="dxa" w:w="70"/>
+              <w:right w:type="dxa" w:w="100"/>
             </w:tcMar>
           </w:tcPr>
           <w:p>
@@ -3994,9 +4593,9 @@
             <w:tcW w:type="dxa" w:w="2300"/>
             <w:tcMar>
               <w:top w:type="dxa" w:w="70"/>
-              <w:left w:type="dxa" w:w="110"/>
-              <w:bottom w:type="dxa" w:w="70"/>
-              <w:right w:type="dxa" w:w="110"/>
+              <w:left w:type="dxa" w:w="100"/>
+              <w:bottom w:type="dxa" w:w="70"/>
+              <w:right w:type="dxa" w:w="100"/>
             </w:tcMar>
           </w:tcPr>
           <w:p>
@@ -4021,9 +4620,9 @@
             <w:tcW w:type="dxa" w:w="2376"/>
             <w:tcMar>
               <w:top w:type="dxa" w:w="70"/>
-              <w:left w:type="dxa" w:w="110"/>
-              <w:bottom w:type="dxa" w:w="70"/>
-              <w:right w:type="dxa" w:w="110"/>
+              <w:left w:type="dxa" w:w="100"/>
+              <w:bottom w:type="dxa" w:w="70"/>
+              <w:right w:type="dxa" w:w="100"/>
             </w:tcMar>
           </w:tcPr>
           <w:p>
@@ -4053,9 +4652,9 @@
             <w:tcW w:type="dxa" w:w="2750"/>
             <w:tcMar>
               <w:top w:type="dxa" w:w="70"/>
-              <w:left w:type="dxa" w:w="110"/>
-              <w:bottom w:type="dxa" w:w="70"/>
-              <w:right w:type="dxa" w:w="110"/>
+              <w:left w:type="dxa" w:w="100"/>
+              <w:bottom w:type="dxa" w:w="70"/>
+              <w:right w:type="dxa" w:w="100"/>
             </w:tcMar>
           </w:tcPr>
           <w:p>
@@ -4080,9 +4679,9 @@
             <w:tcW w:type="dxa" w:w="1600"/>
             <w:tcMar>
               <w:top w:type="dxa" w:w="70"/>
-              <w:left w:type="dxa" w:w="110"/>
-              <w:bottom w:type="dxa" w:w="70"/>
-              <w:right w:type="dxa" w:w="110"/>
+              <w:left w:type="dxa" w:w="100"/>
+              <w:bottom w:type="dxa" w:w="70"/>
+              <w:right w:type="dxa" w:w="100"/>
             </w:tcMar>
           </w:tcPr>
           <w:p>
@@ -4107,9 +4706,9 @@
             <w:tcW w:type="dxa" w:w="2300"/>
             <w:tcMar>
               <w:top w:type="dxa" w:w="70"/>
-              <w:left w:type="dxa" w:w="110"/>
-              <w:bottom w:type="dxa" w:w="70"/>
-              <w:right w:type="dxa" w:w="110"/>
+              <w:left w:type="dxa" w:w="100"/>
+              <w:bottom w:type="dxa" w:w="70"/>
+              <w:right w:type="dxa" w:w="100"/>
             </w:tcMar>
           </w:tcPr>
           <w:p>
@@ -4134,9 +4733,9 @@
             <w:tcW w:type="dxa" w:w="2376"/>
             <w:tcMar>
               <w:top w:type="dxa" w:w="70"/>
-              <w:left w:type="dxa" w:w="110"/>
-              <w:bottom w:type="dxa" w:w="70"/>
-              <w:right w:type="dxa" w:w="110"/>
+              <w:left w:type="dxa" w:w="100"/>
+              <w:bottom w:type="dxa" w:w="70"/>
+              <w:right w:type="dxa" w:w="100"/>
             </w:tcMar>
           </w:tcPr>
           <w:p>
@@ -4166,9 +4765,9 @@
             <w:tcW w:type="dxa" w:w="2750"/>
             <w:tcMar>
               <w:top w:type="dxa" w:w="70"/>
-              <w:left w:type="dxa" w:w="110"/>
-              <w:bottom w:type="dxa" w:w="70"/>
-              <w:right w:type="dxa" w:w="110"/>
+              <w:left w:type="dxa" w:w="100"/>
+              <w:bottom w:type="dxa" w:w="70"/>
+              <w:right w:type="dxa" w:w="100"/>
             </w:tcMar>
           </w:tcPr>
           <w:p>
@@ -4193,9 +4792,9 @@
             <w:tcW w:type="dxa" w:w="1600"/>
             <w:tcMar>
               <w:top w:type="dxa" w:w="70"/>
-              <w:left w:type="dxa" w:w="110"/>
-              <w:bottom w:type="dxa" w:w="70"/>
-              <w:right w:type="dxa" w:w="110"/>
+              <w:left w:type="dxa" w:w="100"/>
+              <w:bottom w:type="dxa" w:w="70"/>
+              <w:right w:type="dxa" w:w="100"/>
             </w:tcMar>
           </w:tcPr>
           <w:p>
@@ -4220,9 +4819,9 @@
             <w:tcW w:type="dxa" w:w="2300"/>
             <w:tcMar>
               <w:top w:type="dxa" w:w="70"/>
-              <w:left w:type="dxa" w:w="110"/>
-              <w:bottom w:type="dxa" w:w="70"/>
-              <w:right w:type="dxa" w:w="110"/>
+              <w:left w:type="dxa" w:w="100"/>
+              <w:bottom w:type="dxa" w:w="70"/>
+              <w:right w:type="dxa" w:w="100"/>
             </w:tcMar>
           </w:tcPr>
           <w:p>
@@ -4247,9 +4846,9 @@
             <w:tcW w:type="dxa" w:w="2376"/>
             <w:tcMar>
               <w:top w:type="dxa" w:w="70"/>
-              <w:left w:type="dxa" w:w="110"/>
-              <w:bottom w:type="dxa" w:w="70"/>
-              <w:right w:type="dxa" w:w="110"/>
+              <w:left w:type="dxa" w:w="100"/>
+              <w:bottom w:type="dxa" w:w="70"/>
+              <w:right w:type="dxa" w:w="100"/>
             </w:tcMar>
           </w:tcPr>
           <w:p>
@@ -4279,9 +4878,9 @@
             <w:tcW w:type="dxa" w:w="2750"/>
             <w:tcMar>
               <w:top w:type="dxa" w:w="70"/>
-              <w:left w:type="dxa" w:w="110"/>
-              <w:bottom w:type="dxa" w:w="70"/>
-              <w:right w:type="dxa" w:w="110"/>
+              <w:left w:type="dxa" w:w="100"/>
+              <w:bottom w:type="dxa" w:w="70"/>
+              <w:right w:type="dxa" w:w="100"/>
             </w:tcMar>
           </w:tcPr>
           <w:p>
@@ -4306,9 +4905,9 @@
             <w:tcW w:type="dxa" w:w="1600"/>
             <w:tcMar>
               <w:top w:type="dxa" w:w="70"/>
-              <w:left w:type="dxa" w:w="110"/>
-              <w:bottom w:type="dxa" w:w="70"/>
-              <w:right w:type="dxa" w:w="110"/>
+              <w:left w:type="dxa" w:w="100"/>
+              <w:bottom w:type="dxa" w:w="70"/>
+              <w:right w:type="dxa" w:w="100"/>
             </w:tcMar>
           </w:tcPr>
           <w:p>
@@ -4333,9 +4932,9 @@
             <w:tcW w:type="dxa" w:w="2300"/>
             <w:tcMar>
               <w:top w:type="dxa" w:w="70"/>
-              <w:left w:type="dxa" w:w="110"/>
-              <w:bottom w:type="dxa" w:w="70"/>
-              <w:right w:type="dxa" w:w="110"/>
+              <w:left w:type="dxa" w:w="100"/>
+              <w:bottom w:type="dxa" w:w="70"/>
+              <w:right w:type="dxa" w:w="100"/>
             </w:tcMar>
           </w:tcPr>
           <w:p>
@@ -4360,9 +4959,9 @@
             <w:tcW w:type="dxa" w:w="2376"/>
             <w:tcMar>
               <w:top w:type="dxa" w:w="70"/>
-              <w:left w:type="dxa" w:w="110"/>
-              <w:bottom w:type="dxa" w:w="70"/>
-              <w:right w:type="dxa" w:w="110"/>
+              <w:left w:type="dxa" w:w="100"/>
+              <w:bottom w:type="dxa" w:w="70"/>
+              <w:right w:type="dxa" w:w="100"/>
             </w:tcMar>
           </w:tcPr>
           <w:p>
@@ -4392,9 +4991,9 @@
             <w:tcW w:type="dxa" w:w="2750"/>
             <w:tcMar>
               <w:top w:type="dxa" w:w="70"/>
-              <w:left w:type="dxa" w:w="110"/>
-              <w:bottom w:type="dxa" w:w="70"/>
-              <w:right w:type="dxa" w:w="110"/>
+              <w:left w:type="dxa" w:w="100"/>
+              <w:bottom w:type="dxa" w:w="70"/>
+              <w:right w:type="dxa" w:w="100"/>
             </w:tcMar>
           </w:tcPr>
           <w:p>
@@ -4419,9 +5018,9 @@
             <w:tcW w:type="dxa" w:w="1600"/>
             <w:tcMar>
               <w:top w:type="dxa" w:w="70"/>
-              <w:left w:type="dxa" w:w="110"/>
-              <w:bottom w:type="dxa" w:w="70"/>
-              <w:right w:type="dxa" w:w="110"/>
+              <w:left w:type="dxa" w:w="100"/>
+              <w:bottom w:type="dxa" w:w="70"/>
+              <w:right w:type="dxa" w:w="100"/>
             </w:tcMar>
           </w:tcPr>
           <w:p>
@@ -4446,9 +5045,9 @@
             <w:tcW w:type="dxa" w:w="2300"/>
             <w:tcMar>
               <w:top w:type="dxa" w:w="70"/>
-              <w:left w:type="dxa" w:w="110"/>
-              <w:bottom w:type="dxa" w:w="70"/>
-              <w:right w:type="dxa" w:w="110"/>
+              <w:left w:type="dxa" w:w="100"/>
+              <w:bottom w:type="dxa" w:w="70"/>
+              <w:right w:type="dxa" w:w="100"/>
             </w:tcMar>
           </w:tcPr>
           <w:p>
@@ -4473,9 +5072,9 @@
             <w:tcW w:type="dxa" w:w="2376"/>
             <w:tcMar>
               <w:top w:type="dxa" w:w="70"/>
-              <w:left w:type="dxa" w:w="110"/>
-              <w:bottom w:type="dxa" w:w="70"/>
-              <w:right w:type="dxa" w:w="110"/>
+              <w:left w:type="dxa" w:w="100"/>
+              <w:bottom w:type="dxa" w:w="70"/>
+              <w:right w:type="dxa" w:w="100"/>
             </w:tcMar>
           </w:tcPr>
           <w:p>
@@ -4505,9 +5104,9 @@
             <w:tcW w:type="dxa" w:w="2750"/>
             <w:tcMar>
               <w:top w:type="dxa" w:w="70"/>
-              <w:left w:type="dxa" w:w="110"/>
-              <w:bottom w:type="dxa" w:w="70"/>
-              <w:right w:type="dxa" w:w="110"/>
+              <w:left w:type="dxa" w:w="100"/>
+              <w:bottom w:type="dxa" w:w="70"/>
+              <w:right w:type="dxa" w:w="100"/>
             </w:tcMar>
           </w:tcPr>
           <w:p>
@@ -4532,9 +5131,9 @@
             <w:tcW w:type="dxa" w:w="1600"/>
             <w:tcMar>
               <w:top w:type="dxa" w:w="70"/>
-              <w:left w:type="dxa" w:w="110"/>
-              <w:bottom w:type="dxa" w:w="70"/>
-              <w:right w:type="dxa" w:w="110"/>
+              <w:left w:type="dxa" w:w="100"/>
+              <w:bottom w:type="dxa" w:w="70"/>
+              <w:right w:type="dxa" w:w="100"/>
             </w:tcMar>
           </w:tcPr>
           <w:p>
@@ -4559,9 +5158,9 @@
             <w:tcW w:type="dxa" w:w="2300"/>
             <w:tcMar>
               <w:top w:type="dxa" w:w="70"/>
-              <w:left w:type="dxa" w:w="110"/>
-              <w:bottom w:type="dxa" w:w="70"/>
-              <w:right w:type="dxa" w:w="110"/>
+              <w:left w:type="dxa" w:w="100"/>
+              <w:bottom w:type="dxa" w:w="70"/>
+              <w:right w:type="dxa" w:w="100"/>
             </w:tcMar>
           </w:tcPr>
           <w:p>
@@ -4586,9 +5185,9 @@
             <w:tcW w:type="dxa" w:w="2376"/>
             <w:tcMar>
               <w:top w:type="dxa" w:w="70"/>
-              <w:left w:type="dxa" w:w="110"/>
-              <w:bottom w:type="dxa" w:w="70"/>
-              <w:right w:type="dxa" w:w="110"/>
+              <w:left w:type="dxa" w:w="100"/>
+              <w:bottom w:type="dxa" w:w="70"/>
+              <w:right w:type="dxa" w:w="100"/>
             </w:tcMar>
           </w:tcPr>
           <w:p>
@@ -4661,7 +5260,7 @@
           <w:sz w:val="21"/>
           <w:szCs w:val="21"/>
         </w:rPr>
-        <w:t xml:space="preserve">These values are provisional starting points. Calibrating them against the INCOIS Boat Safety Index parameter set [2] — which independently selects steepness, directional spread and beam width — is an identified task, not a completed one.</w:t>
+        <w:t xml:space="preserve">These values are provisional starting points. INCOIS's Small Vessel Advisory Service [9] computes a Boat Safety Index from wave height, wave steepness, directional spread and the rapid growth of wind sea, issued per vessel beam-width class (&lt; 4 m, 6 m, 7 m). It independently selects steepness and vessel size, as this work does, and is the calibration target; its numeric thresholds are not published, so calibration is an identified task, not a completed one.</w:t>
       </w:r>
     </w:p>
     <w:p>
@@ -4689,9 +5288,9 @@
         </w:tblBorders>
       </w:tblPr>
       <w:tblGrid>
-        <w:gridCol w:w="2300"/>
-        <w:gridCol w:w="4100"/>
-        <w:gridCol w:w="2626"/>
+        <w:gridCol w:w="2500"/>
+        <w:gridCol w:w="4000"/>
+        <w:gridCol w:w="2526"/>
       </w:tblGrid>
       <w:tr>
         <w:trPr>
@@ -4699,13 +5298,13 @@
         </w:trPr>
         <w:tc>
           <w:tcPr>
-            <w:tcW w:type="dxa" w:w="2300"/>
+            <w:tcW w:type="dxa" w:w="2500"/>
             <w:shd w:fill="DCE6F1" w:color="auto" w:val="clear"/>
             <w:tcMar>
               <w:top w:type="dxa" w:w="70"/>
-              <w:left w:type="dxa" w:w="110"/>
-              <w:bottom w:type="dxa" w:w="70"/>
-              <w:right w:type="dxa" w:w="110"/>
+              <w:left w:type="dxa" w:w="100"/>
+              <w:bottom w:type="dxa" w:w="70"/>
+              <w:right w:type="dxa" w:w="100"/>
             </w:tcMar>
           </w:tcPr>
           <w:p>
@@ -4727,13 +5326,13 @@
         </w:tc>
         <w:tc>
           <w:tcPr>
-            <w:tcW w:type="dxa" w:w="4100"/>
+            <w:tcW w:type="dxa" w:w="4000"/>
             <w:shd w:fill="DCE6F1" w:color="auto" w:val="clear"/>
             <w:tcMar>
               <w:top w:type="dxa" w:w="70"/>
-              <w:left w:type="dxa" w:w="110"/>
-              <w:bottom w:type="dxa" w:w="70"/>
-              <w:right w:type="dxa" w:w="110"/>
+              <w:left w:type="dxa" w:w="100"/>
+              <w:bottom w:type="dxa" w:w="70"/>
+              <w:right w:type="dxa" w:w="100"/>
             </w:tcMar>
           </w:tcPr>
           <w:p>
@@ -4755,13 +5354,13 @@
         </w:tc>
         <w:tc>
           <w:tcPr>
-            <w:tcW w:type="dxa" w:w="2626"/>
+            <w:tcW w:type="dxa" w:w="2526"/>
             <w:shd w:fill="DCE6F1" w:color="auto" w:val="clear"/>
             <w:tcMar>
               <w:top w:type="dxa" w:w="70"/>
-              <w:left w:type="dxa" w:w="110"/>
-              <w:bottom w:type="dxa" w:w="70"/>
-              <w:right w:type="dxa" w:w="110"/>
+              <w:left w:type="dxa" w:w="100"/>
+              <w:bottom w:type="dxa" w:w="70"/>
+              <w:right w:type="dxa" w:w="100"/>
             </w:tcMar>
           </w:tcPr>
           <w:p>
@@ -4788,82 +5387,82 @@
         </w:trPr>
         <w:tc>
           <w:tcPr>
-            <w:tcW w:type="dxa" w:w="2300"/>
-            <w:tcMar>
-              <w:top w:type="dxa" w:w="70"/>
-              <w:left w:type="dxa" w:w="110"/>
-              <w:bottom w:type="dxa" w:w="70"/>
-              <w:right w:type="dxa" w:w="110"/>
-            </w:tcMar>
-          </w:tcPr>
-          <w:p>
-            <w:pPr>
-              <w:spacing w:after="0"/>
-              <w:jc w:val="left"/>
-            </w:pPr>
-            <w:r>
-              <w:rPr>
-                <w:rFonts w:ascii="Calibri" w:cs="Calibri" w:eastAsia="Calibri" w:hAnsi="Calibri"/>
-                <w:b w:val="false"/>
-                <w:bCs w:val="false"/>
-                <w:sz w:val="18"/>
-                <w:szCs w:val="18"/>
-              </w:rPr>
-              <w:t xml:space="preserve">INCOIS ERDDAP</w:t>
-            </w:r>
-          </w:p>
-        </w:tc>
-        <w:tc>
-          <w:tcPr>
-            <w:tcW w:type="dxa" w:w="4100"/>
-            <w:tcMar>
-              <w:top w:type="dxa" w:w="70"/>
-              <w:left w:type="dxa" w:w="110"/>
-              <w:bottom w:type="dxa" w:w="70"/>
-              <w:right w:type="dxa" w:w="110"/>
-            </w:tcMar>
-          </w:tcPr>
-          <w:p>
-            <w:pPr>
-              <w:spacing w:after="0"/>
-              <w:jc w:val="left"/>
-            </w:pPr>
-            <w:r>
-              <w:rPr>
-                <w:rFonts w:ascii="Calibri" w:cs="Calibri" w:eastAsia="Calibri" w:hAnsi="Calibri"/>
-                <w:b w:val="false"/>
-                <w:bCs w:val="false"/>
-                <w:sz w:val="18"/>
-                <w:szCs w:val="18"/>
-              </w:rPr>
-              <w:t xml:space="preserve">SST, winds, currents, Argo profiles</w:t>
-            </w:r>
-          </w:p>
-        </w:tc>
-        <w:tc>
-          <w:tcPr>
-            <w:tcW w:type="dxa" w:w="2626"/>
-            <w:tcMar>
-              <w:top w:type="dxa" w:w="70"/>
-              <w:left w:type="dxa" w:w="110"/>
-              <w:bottom w:type="dxa" w:w="70"/>
-              <w:right w:type="dxa" w:w="110"/>
-            </w:tcMar>
-          </w:tcPr>
-          <w:p>
-            <w:pPr>
-              <w:spacing w:after="0"/>
-              <w:jc w:val="left"/>
-            </w:pPr>
-            <w:r>
-              <w:rPr>
-                <w:rFonts w:ascii="Calibri" w:cs="Calibri" w:eastAsia="Calibri" w:hAnsi="Calibri"/>
-                <w:b w:val="false"/>
-                <w:bCs w:val="false"/>
-                <w:sz w:val="18"/>
-                <w:szCs w:val="18"/>
-              </w:rPr>
-              <w:t xml:space="preserve">Open REST / griddap</w:t>
+            <w:tcW w:type="dxa" w:w="2500"/>
+            <w:tcMar>
+              <w:top w:type="dxa" w:w="70"/>
+              <w:left w:type="dxa" w:w="100"/>
+              <w:bottom w:type="dxa" w:w="70"/>
+              <w:right w:type="dxa" w:w="100"/>
+            </w:tcMar>
+          </w:tcPr>
+          <w:p>
+            <w:pPr>
+              <w:spacing w:after="0"/>
+              <w:jc w:val="left"/>
+            </w:pPr>
+            <w:r>
+              <w:rPr>
+                <w:rFonts w:ascii="Calibri" w:cs="Calibri" w:eastAsia="Calibri" w:hAnsi="Calibri"/>
+                <w:b w:val="false"/>
+                <w:bCs w:val="false"/>
+                <w:sz w:val="18"/>
+                <w:szCs w:val="18"/>
+              </w:rPr>
+              <w:t xml:space="preserve">Open-Meteo Marine + Weather</w:t>
+            </w:r>
+          </w:p>
+        </w:tc>
+        <w:tc>
+          <w:tcPr>
+            <w:tcW w:type="dxa" w:w="4000"/>
+            <w:tcMar>
+              <w:top w:type="dxa" w:w="70"/>
+              <w:left w:type="dxa" w:w="100"/>
+              <w:bottom w:type="dxa" w:w="70"/>
+              <w:right w:type="dxa" w:w="100"/>
+            </w:tcMar>
+          </w:tcPr>
+          <w:p>
+            <w:pPr>
+              <w:spacing w:after="0"/>
+              <w:jc w:val="left"/>
+            </w:pPr>
+            <w:r>
+              <w:rPr>
+                <w:rFonts w:ascii="Calibri" w:cs="Calibri" w:eastAsia="Calibri" w:hAnsi="Calibri"/>
+                <w:b w:val="false"/>
+                <w:bCs w:val="false"/>
+                <w:sz w:val="18"/>
+                <w:szCs w:val="18"/>
+              </w:rPr>
+              <w:t xml:space="preserve">Wave height/period/direction, swell, currents, wind, gusts, visibility</w:t>
+            </w:r>
+          </w:p>
+        </w:tc>
+        <w:tc>
+          <w:tcPr>
+            <w:tcW w:type="dxa" w:w="2526"/>
+            <w:tcMar>
+              <w:top w:type="dxa" w:w="70"/>
+              <w:left w:type="dxa" w:w="100"/>
+              <w:bottom w:type="dxa" w:w="70"/>
+              <w:right w:type="dxa" w:w="100"/>
+            </w:tcMar>
+          </w:tcPr>
+          <w:p>
+            <w:pPr>
+              <w:spacing w:after="0"/>
+              <w:jc w:val="left"/>
+            </w:pPr>
+            <w:r>
+              <w:rPr>
+                <w:rFonts w:ascii="Calibri" w:cs="Calibri" w:eastAsia="Calibri" w:hAnsi="Calibri"/>
+                <w:b w:val="false"/>
+                <w:bCs w:val="false"/>
+                <w:sz w:val="18"/>
+                <w:szCs w:val="18"/>
+              </w:rPr>
+              <w:t xml:space="preserve">Free, no key — the reliability floor</w:t>
             </w:r>
           </w:p>
         </w:tc>
@@ -4874,82 +5473,82 @@
         </w:trPr>
         <w:tc>
           <w:tcPr>
-            <w:tcW w:type="dxa" w:w="2300"/>
-            <w:tcMar>
-              <w:top w:type="dxa" w:w="70"/>
-              <w:left w:type="dxa" w:w="110"/>
-              <w:bottom w:type="dxa" w:w="70"/>
-              <w:right w:type="dxa" w:w="110"/>
-            </w:tcMar>
-          </w:tcPr>
-          <w:p>
-            <w:pPr>
-              <w:spacing w:after="0"/>
-              <w:jc w:val="left"/>
-            </w:pPr>
-            <w:r>
-              <w:rPr>
-                <w:rFonts w:ascii="Calibri" w:cs="Calibri" w:eastAsia="Calibri" w:hAnsi="Calibri"/>
-                <w:b w:val="false"/>
-                <w:bCs w:val="false"/>
-                <w:sz w:val="18"/>
-                <w:szCs w:val="18"/>
-              </w:rPr>
-              <w:t xml:space="preserve">INCOIS PFZ</w:t>
-            </w:r>
-          </w:p>
-        </w:tc>
-        <w:tc>
-          <w:tcPr>
-            <w:tcW w:type="dxa" w:w="4100"/>
-            <w:tcMar>
-              <w:top w:type="dxa" w:w="70"/>
-              <w:left w:type="dxa" w:w="110"/>
-              <w:bottom w:type="dxa" w:w="70"/>
-              <w:right w:type="dxa" w:w="110"/>
-            </w:tcMar>
-          </w:tcPr>
-          <w:p>
-            <w:pPr>
-              <w:spacing w:after="0"/>
-              <w:jc w:val="left"/>
-            </w:pPr>
-            <w:r>
-              <w:rPr>
-                <w:rFonts w:ascii="Calibri" w:cs="Calibri" w:eastAsia="Calibri" w:hAnsi="Calibri"/>
-                <w:b w:val="false"/>
-                <w:bCs w:val="false"/>
-                <w:sz w:val="18"/>
-                <w:szCs w:val="18"/>
-              </w:rPr>
-              <w:t xml:space="preserve">Potential Fishing Zone advisories, 12 sectors</w:t>
-            </w:r>
-          </w:p>
-        </w:tc>
-        <w:tc>
-          <w:tcPr>
-            <w:tcW w:type="dxa" w:w="2626"/>
-            <w:tcMar>
-              <w:top w:type="dxa" w:w="70"/>
-              <w:left w:type="dxa" w:w="110"/>
-              <w:bottom w:type="dxa" w:w="70"/>
-              <w:right w:type="dxa" w:w="110"/>
-            </w:tcMar>
-          </w:tcPr>
-          <w:p>
-            <w:pPr>
-              <w:spacing w:after="0"/>
-              <w:jc w:val="left"/>
-            </w:pPr>
-            <w:r>
-              <w:rPr>
-                <w:rFonts w:ascii="Calibri" w:cs="Calibri" w:eastAsia="Calibri" w:hAnsi="Calibri"/>
-                <w:b w:val="false"/>
-                <w:bCs w:val="false"/>
-                <w:sz w:val="18"/>
-                <w:szCs w:val="18"/>
-              </w:rPr>
-              <w:t xml:space="preserve">Web product, scraped and cached</w:t>
+            <w:tcW w:type="dxa" w:w="2500"/>
+            <w:tcMar>
+              <w:top w:type="dxa" w:w="70"/>
+              <w:left w:type="dxa" w:w="100"/>
+              <w:bottom w:type="dxa" w:w="70"/>
+              <w:right w:type="dxa" w:w="100"/>
+            </w:tcMar>
+          </w:tcPr>
+          <w:p>
+            <w:pPr>
+              <w:spacing w:after="0"/>
+              <w:jc w:val="left"/>
+            </w:pPr>
+            <w:r>
+              <w:rPr>
+                <w:rFonts w:ascii="Calibri" w:cs="Calibri" w:eastAsia="Calibri" w:hAnsi="Calibri"/>
+                <w:b w:val="false"/>
+                <w:bCs w:val="false"/>
+                <w:sz w:val="18"/>
+                <w:szCs w:val="18"/>
+              </w:rPr>
+              <w:t xml:space="preserve">INCOIS PFZ (GeoServer WFS)</w:t>
+            </w:r>
+          </w:p>
+        </w:tc>
+        <w:tc>
+          <w:tcPr>
+            <w:tcW w:type="dxa" w:w="4000"/>
+            <w:tcMar>
+              <w:top w:type="dxa" w:w="70"/>
+              <w:left w:type="dxa" w:w="100"/>
+              <w:bottom w:type="dxa" w:w="70"/>
+              <w:right w:type="dxa" w:w="100"/>
+            </w:tcMar>
+          </w:tcPr>
+          <w:p>
+            <w:pPr>
+              <w:spacing w:after="0"/>
+              <w:jc w:val="left"/>
+            </w:pPr>
+            <w:r>
+              <w:rPr>
+                <w:rFonts w:ascii="Calibri" w:cs="Calibri" w:eastAsia="Calibri" w:hAnsi="Calibri"/>
+                <w:b w:val="false"/>
+                <w:bCs w:val="false"/>
+                <w:sz w:val="18"/>
+                <w:szCs w:val="18"/>
+              </w:rPr>
+              <w:t xml:space="preserve">Daily Potential Fishing Zone advisories by sector</w:t>
+            </w:r>
+          </w:p>
+        </w:tc>
+        <w:tc>
+          <w:tcPr>
+            <w:tcW w:type="dxa" w:w="2526"/>
+            <w:tcMar>
+              <w:top w:type="dxa" w:w="70"/>
+              <w:left w:type="dxa" w:w="100"/>
+              <w:bottom w:type="dxa" w:w="70"/>
+              <w:right w:type="dxa" w:w="100"/>
+            </w:tcMar>
+          </w:tcPr>
+          <w:p>
+            <w:pPr>
+              <w:spacing w:after="0"/>
+              <w:jc w:val="left"/>
+            </w:pPr>
+            <w:r>
+              <w:rPr>
+                <w:rFonts w:ascii="Calibri" w:cs="Calibri" w:eastAsia="Calibri" w:hAnsi="Calibri"/>
+                <w:b w:val="false"/>
+                <w:bCs w:val="false"/>
+                <w:sz w:val="18"/>
+                <w:szCs w:val="18"/>
+              </w:rPr>
+              <w:t xml:space="preserve">Open, cached daily</w:t>
             </w:r>
           </w:p>
         </w:tc>
@@ -4960,82 +5559,82 @@
         </w:trPr>
         <w:tc>
           <w:tcPr>
-            <w:tcW w:type="dxa" w:w="2300"/>
-            <w:tcMar>
-              <w:top w:type="dxa" w:w="70"/>
-              <w:left w:type="dxa" w:w="110"/>
-              <w:bottom w:type="dxa" w:w="70"/>
-              <w:right w:type="dxa" w:w="110"/>
-            </w:tcMar>
-          </w:tcPr>
-          <w:p>
-            <w:pPr>
-              <w:spacing w:after="0"/>
-              <w:jc w:val="left"/>
-            </w:pPr>
-            <w:r>
-              <w:rPr>
-                <w:rFonts w:ascii="Calibri" w:cs="Calibri" w:eastAsia="Calibri" w:hAnsi="Calibri"/>
-                <w:b w:val="false"/>
-                <w:bCs w:val="false"/>
-                <w:sz w:val="18"/>
-                <w:szCs w:val="18"/>
-              </w:rPr>
-              <w:t xml:space="preserve">Open-Meteo Marine</w:t>
-            </w:r>
-          </w:p>
-        </w:tc>
-        <w:tc>
-          <w:tcPr>
-            <w:tcW w:type="dxa" w:w="4100"/>
-            <w:tcMar>
-              <w:top w:type="dxa" w:w="70"/>
-              <w:left w:type="dxa" w:w="110"/>
-              <w:bottom w:type="dxa" w:w="70"/>
-              <w:right w:type="dxa" w:w="110"/>
-            </w:tcMar>
-          </w:tcPr>
-          <w:p>
-            <w:pPr>
-              <w:spacing w:after="0"/>
-              <w:jc w:val="left"/>
-            </w:pPr>
-            <w:r>
-              <w:rPr>
-                <w:rFonts w:ascii="Calibri" w:cs="Calibri" w:eastAsia="Calibri" w:hAnsi="Calibri"/>
-                <w:b w:val="false"/>
-                <w:bCs w:val="false"/>
-                <w:sz w:val="18"/>
-                <w:szCs w:val="18"/>
-              </w:rPr>
-              <w:t xml:space="preserve">Wave height/period/direction, swell, currents</w:t>
-            </w:r>
-          </w:p>
-        </w:tc>
-        <w:tc>
-          <w:tcPr>
-            <w:tcW w:type="dxa" w:w="2626"/>
-            <w:tcMar>
-              <w:top w:type="dxa" w:w="70"/>
-              <w:left w:type="dxa" w:w="110"/>
-              <w:bottom w:type="dxa" w:w="70"/>
-              <w:right w:type="dxa" w:w="110"/>
-            </w:tcMar>
-          </w:tcPr>
-          <w:p>
-            <w:pPr>
-              <w:spacing w:after="0"/>
-              <w:jc w:val="left"/>
-            </w:pPr>
-            <w:r>
-              <w:rPr>
-                <w:rFonts w:ascii="Calibri" w:cs="Calibri" w:eastAsia="Calibri" w:hAnsi="Calibri"/>
-                <w:b w:val="false"/>
-                <w:bCs w:val="false"/>
-                <w:sz w:val="18"/>
-                <w:szCs w:val="18"/>
-              </w:rPr>
-              <w:t xml:space="preserve">Free, no key — the reliability floor</w:t>
+            <w:tcW w:type="dxa" w:w="2500"/>
+            <w:tcMar>
+              <w:top w:type="dxa" w:w="70"/>
+              <w:left w:type="dxa" w:w="100"/>
+              <w:bottom w:type="dxa" w:w="70"/>
+              <w:right w:type="dxa" w:w="100"/>
+            </w:tcMar>
+          </w:tcPr>
+          <w:p>
+            <w:pPr>
+              <w:spacing w:after="0"/>
+              <w:jc w:val="left"/>
+            </w:pPr>
+            <w:r>
+              <w:rPr>
+                <w:rFonts w:ascii="Calibri" w:cs="Calibri" w:eastAsia="Calibri" w:hAnsi="Calibri"/>
+                <w:b w:val="false"/>
+                <w:bCs w:val="false"/>
+                <w:sz w:val="18"/>
+                <w:szCs w:val="18"/>
+              </w:rPr>
+              <w:t xml:space="preserve">INCOIS static layers</w:t>
+            </w:r>
+          </w:p>
+        </w:tc>
+        <w:tc>
+          <w:tcPr>
+            <w:tcW w:type="dxa" w:w="4000"/>
+            <w:tcMar>
+              <w:top w:type="dxa" w:w="70"/>
+              <w:left w:type="dxa" w:w="100"/>
+              <w:bottom w:type="dxa" w:w="70"/>
+              <w:right w:type="dxa" w:w="100"/>
+            </w:tcMar>
+          </w:tcPr>
+          <w:p>
+            <w:pPr>
+              <w:spacing w:after="0"/>
+              <w:jc w:val="left"/>
+            </w:pPr>
+            <w:r>
+              <w:rPr>
+                <w:rFonts w:ascii="Calibri" w:cs="Calibri" w:eastAsia="Calibri" w:hAnsi="Calibri"/>
+                <w:b w:val="false"/>
+                <w:bCs w:val="false"/>
+                <w:sz w:val="18"/>
+                <w:szCs w:val="18"/>
+              </w:rPr>
+              <w:t xml:space="preserve">14 PFZ sectors, 1,223 named landing centres</w:t>
+            </w:r>
+          </w:p>
+        </w:tc>
+        <w:tc>
+          <w:tcPr>
+            <w:tcW w:type="dxa" w:w="2526"/>
+            <w:tcMar>
+              <w:top w:type="dxa" w:w="70"/>
+              <w:left w:type="dxa" w:w="100"/>
+              <w:bottom w:type="dxa" w:w="70"/>
+              <w:right w:type="dxa" w:w="100"/>
+            </w:tcMar>
+          </w:tcPr>
+          <w:p>
+            <w:pPr>
+              <w:spacing w:after="0"/>
+              <w:jc w:val="left"/>
+            </w:pPr>
+            <w:r>
+              <w:rPr>
+                <w:rFonts w:ascii="Calibri" w:cs="Calibri" w:eastAsia="Calibri" w:hAnsi="Calibri"/>
+                <w:b w:val="false"/>
+                <w:bCs w:val="false"/>
+                <w:sz w:val="18"/>
+                <w:szCs w:val="18"/>
+              </w:rPr>
+              <w:t xml:space="preserve">Open, committed</w:t>
             </w:r>
           </w:p>
         </w:tc>
@@ -5046,82 +5645,82 @@
         </w:trPr>
         <w:tc>
           <w:tcPr>
-            <w:tcW w:type="dxa" w:w="2300"/>
-            <w:tcMar>
-              <w:top w:type="dxa" w:w="70"/>
-              <w:left w:type="dxa" w:w="110"/>
-              <w:bottom w:type="dxa" w:w="70"/>
-              <w:right w:type="dxa" w:w="110"/>
-            </w:tcMar>
-          </w:tcPr>
-          <w:p>
-            <w:pPr>
-              <w:spacing w:after="0"/>
-              <w:jc w:val="left"/>
-            </w:pPr>
-            <w:r>
-              <w:rPr>
-                <w:rFonts w:ascii="Calibri" w:cs="Calibri" w:eastAsia="Calibri" w:hAnsi="Calibri"/>
-                <w:b w:val="false"/>
-                <w:bCs w:val="false"/>
-                <w:sz w:val="18"/>
-                <w:szCs w:val="18"/>
-              </w:rPr>
-              <w:t xml:space="preserve">Copernicus Marine</w:t>
-            </w:r>
-          </w:p>
-        </w:tc>
-        <w:tc>
-          <w:tcPr>
-            <w:tcW w:type="dxa" w:w="4100"/>
-            <w:tcMar>
-              <w:top w:type="dxa" w:w="70"/>
-              <w:left w:type="dxa" w:w="110"/>
-              <w:bottom w:type="dxa" w:w="70"/>
-              <w:right w:type="dxa" w:w="110"/>
-            </w:tcMar>
-          </w:tcPr>
-          <w:p>
-            <w:pPr>
-              <w:spacing w:after="0"/>
-              <w:jc w:val="left"/>
-            </w:pPr>
-            <w:r>
-              <w:rPr>
-                <w:rFonts w:ascii="Calibri" w:cs="Calibri" w:eastAsia="Calibri" w:hAnsi="Calibri"/>
-                <w:b w:val="false"/>
-                <w:bCs w:val="false"/>
-                <w:sz w:val="18"/>
-                <w:szCs w:val="18"/>
-              </w:rPr>
-              <w:t xml:space="preserve">Chlorophyll-a, physics reanalysis</w:t>
-            </w:r>
-          </w:p>
-        </w:tc>
-        <w:tc>
-          <w:tcPr>
-            <w:tcW w:type="dxa" w:w="2626"/>
-            <w:tcMar>
-              <w:top w:type="dxa" w:w="70"/>
-              <w:left w:type="dxa" w:w="110"/>
-              <w:bottom w:type="dxa" w:w="70"/>
-              <w:right w:type="dxa" w:w="110"/>
-            </w:tcMar>
-          </w:tcPr>
-          <w:p>
-            <w:pPr>
-              <w:spacing w:after="0"/>
-              <w:jc w:val="left"/>
-            </w:pPr>
-            <w:r>
-              <w:rPr>
-                <w:rFonts w:ascii="Calibri" w:cs="Calibri" w:eastAsia="Calibri" w:hAnsi="Calibri"/>
-                <w:b w:val="false"/>
-                <w:bCs w:val="false"/>
-                <w:sz w:val="18"/>
-                <w:szCs w:val="18"/>
-              </w:rPr>
-              <w:t xml:space="preserve">Free account</w:t>
+            <w:tcW w:type="dxa" w:w="2500"/>
+            <w:tcMar>
+              <w:top w:type="dxa" w:w="70"/>
+              <w:left w:type="dxa" w:w="100"/>
+              <w:bottom w:type="dxa" w:w="70"/>
+              <w:right w:type="dxa" w:w="100"/>
+            </w:tcMar>
+          </w:tcPr>
+          <w:p>
+            <w:pPr>
+              <w:spacing w:after="0"/>
+              <w:jc w:val="left"/>
+            </w:pPr>
+            <w:r>
+              <w:rPr>
+                <w:rFonts w:ascii="Calibri" w:cs="Calibri" w:eastAsia="Calibri" w:hAnsi="Calibri"/>
+                <w:b w:val="false"/>
+                <w:bCs w:val="false"/>
+                <w:sz w:val="18"/>
+                <w:szCs w:val="18"/>
+              </w:rPr>
+              <w:t xml:space="preserve">Marine Regions (VLIZ)</w:t>
+            </w:r>
+          </w:p>
+        </w:tc>
+        <w:tc>
+          <w:tcPr>
+            <w:tcW w:type="dxa" w:w="4000"/>
+            <w:tcMar>
+              <w:top w:type="dxa" w:w="70"/>
+              <w:left w:type="dxa" w:w="100"/>
+              <w:bottom w:type="dxa" w:w="70"/>
+              <w:right w:type="dxa" w:w="100"/>
+            </w:tcMar>
+          </w:tcPr>
+          <w:p>
+            <w:pPr>
+              <w:spacing w:after="0"/>
+              <w:jc w:val="left"/>
+            </w:pPr>
+            <w:r>
+              <w:rPr>
+                <w:rFonts w:ascii="Calibri" w:cs="Calibri" w:eastAsia="Calibri" w:hAnsi="Calibri"/>
+                <w:b w:val="false"/>
+                <w:bCs w:val="false"/>
+                <w:sz w:val="18"/>
+                <w:szCs w:val="18"/>
+              </w:rPr>
+              <w:t xml:space="preserve">Indian EEZ, IMBL, boundary polygons</w:t>
+            </w:r>
+          </w:p>
+        </w:tc>
+        <w:tc>
+          <w:tcPr>
+            <w:tcW w:type="dxa" w:w="2526"/>
+            <w:tcMar>
+              <w:top w:type="dxa" w:w="70"/>
+              <w:left w:type="dxa" w:w="100"/>
+              <w:bottom w:type="dxa" w:w="70"/>
+              <w:right w:type="dxa" w:w="100"/>
+            </w:tcMar>
+          </w:tcPr>
+          <w:p>
+            <w:pPr>
+              <w:spacing w:after="0"/>
+              <w:jc w:val="left"/>
+            </w:pPr>
+            <w:r>
+              <w:rPr>
+                <w:rFonts w:ascii="Calibri" w:cs="Calibri" w:eastAsia="Calibri" w:hAnsi="Calibri"/>
+                <w:b w:val="false"/>
+                <w:bCs w:val="false"/>
+                <w:sz w:val="18"/>
+                <w:szCs w:val="18"/>
+              </w:rPr>
+              <w:t xml:space="preserve">Static GeoJSON</w:t>
             </w:r>
           </w:p>
         </w:tc>
@@ -5132,12 +5731,12 @@
         </w:trPr>
         <w:tc>
           <w:tcPr>
-            <w:tcW w:type="dxa" w:w="2300"/>
-            <w:tcMar>
-              <w:top w:type="dxa" w:w="70"/>
-              <w:left w:type="dxa" w:w="110"/>
-              <w:bottom w:type="dxa" w:w="70"/>
-              <w:right w:type="dxa" w:w="110"/>
+            <w:tcW w:type="dxa" w:w="2500"/>
+            <w:tcMar>
+              <w:top w:type="dxa" w:w="70"/>
+              <w:left w:type="dxa" w:w="100"/>
+              <w:bottom w:type="dxa" w:w="70"/>
+              <w:right w:type="dxa" w:w="100"/>
             </w:tcMar>
           </w:tcPr>
           <w:p>
@@ -5159,39 +5758,39 @@
         </w:tc>
         <w:tc>
           <w:tcPr>
-            <w:tcW w:type="dxa" w:w="4100"/>
-            <w:tcMar>
-              <w:top w:type="dxa" w:w="70"/>
-              <w:left w:type="dxa" w:w="110"/>
-              <w:bottom w:type="dxa" w:w="70"/>
-              <w:right w:type="dxa" w:w="110"/>
-            </w:tcMar>
-          </w:tcPr>
-          <w:p>
-            <w:pPr>
-              <w:spacing w:after="0"/>
-              <w:jc w:val="left"/>
-            </w:pPr>
-            <w:r>
-              <w:rPr>
-                <w:rFonts w:ascii="Calibri" w:cs="Calibri" w:eastAsia="Calibri" w:hAnsi="Calibri"/>
-                <w:b w:val="false"/>
-                <w:bCs w:val="false"/>
-                <w:sz w:val="18"/>
-                <w:szCs w:val="18"/>
-              </w:rPr>
-              <w:t xml:space="preserve">Chlorophyll-a fallback</w:t>
-            </w:r>
-          </w:p>
-        </w:tc>
-        <w:tc>
-          <w:tcPr>
-            <w:tcW w:type="dxa" w:w="2626"/>
-            <w:tcMar>
-              <w:top w:type="dxa" w:w="70"/>
-              <w:left w:type="dxa" w:w="110"/>
-              <w:bottom w:type="dxa" w:w="70"/>
-              <w:right w:type="dxa" w:w="110"/>
+            <w:tcW w:type="dxa" w:w="4000"/>
+            <w:tcMar>
+              <w:top w:type="dxa" w:w="70"/>
+              <w:left w:type="dxa" w:w="100"/>
+              <w:bottom w:type="dxa" w:w="70"/>
+              <w:right w:type="dxa" w:w="100"/>
+            </w:tcMar>
+          </w:tcPr>
+          <w:p>
+            <w:pPr>
+              <w:spacing w:after="0"/>
+              <w:jc w:val="left"/>
+            </w:pPr>
+            <w:r>
+              <w:rPr>
+                <w:rFonts w:ascii="Calibri" w:cs="Calibri" w:eastAsia="Calibri" w:hAnsi="Calibri"/>
+                <w:b w:val="false"/>
+                <w:bCs w:val="false"/>
+                <w:sz w:val="18"/>
+                <w:szCs w:val="18"/>
+              </w:rPr>
+              <w:t xml:space="preserve">Chlorophyll-a</w:t>
+            </w:r>
+          </w:p>
+        </w:tc>
+        <w:tc>
+          <w:tcPr>
+            <w:tcW w:type="dxa" w:w="2526"/>
+            <w:tcMar>
+              <w:top w:type="dxa" w:w="70"/>
+              <w:left w:type="dxa" w:w="100"/>
+              <w:bottom w:type="dxa" w:w="70"/>
+              <w:right w:type="dxa" w:w="100"/>
             </w:tcMar>
           </w:tcPr>
           <w:p>
@@ -5218,82 +5817,82 @@
         </w:trPr>
         <w:tc>
           <w:tcPr>
-            <w:tcW w:type="dxa" w:w="2300"/>
-            <w:tcMar>
-              <w:top w:type="dxa" w:w="70"/>
-              <w:left w:type="dxa" w:w="110"/>
-              <w:bottom w:type="dxa" w:w="70"/>
-              <w:right w:type="dxa" w:w="110"/>
-            </w:tcMar>
-          </w:tcPr>
-          <w:p>
-            <w:pPr>
-              <w:spacing w:after="0"/>
-              <w:jc w:val="left"/>
-            </w:pPr>
-            <w:r>
-              <w:rPr>
-                <w:rFonts w:ascii="Calibri" w:cs="Calibri" w:eastAsia="Calibri" w:hAnsi="Calibri"/>
-                <w:b w:val="false"/>
-                <w:bCs w:val="false"/>
-                <w:sz w:val="18"/>
-                <w:szCs w:val="18"/>
-              </w:rPr>
-              <w:t xml:space="preserve">Marine Regions (VLIZ)</w:t>
-            </w:r>
-          </w:p>
-        </w:tc>
-        <w:tc>
-          <w:tcPr>
-            <w:tcW w:type="dxa" w:w="4100"/>
-            <w:tcMar>
-              <w:top w:type="dxa" w:w="70"/>
-              <w:left w:type="dxa" w:w="110"/>
-              <w:bottom w:type="dxa" w:w="70"/>
-              <w:right w:type="dxa" w:w="110"/>
-            </w:tcMar>
-          </w:tcPr>
-          <w:p>
-            <w:pPr>
-              <w:spacing w:after="0"/>
-              <w:jc w:val="left"/>
-            </w:pPr>
-            <w:r>
-              <w:rPr>
-                <w:rFonts w:ascii="Calibri" w:cs="Calibri" w:eastAsia="Calibri" w:hAnsi="Calibri"/>
-                <w:b w:val="false"/>
-                <w:bCs w:val="false"/>
-                <w:sz w:val="18"/>
-                <w:szCs w:val="18"/>
-              </w:rPr>
-              <w:t xml:space="preserve">Indian EEZ, IMBL, boundary polygons</w:t>
-            </w:r>
-          </w:p>
-        </w:tc>
-        <w:tc>
-          <w:tcPr>
-            <w:tcW w:type="dxa" w:w="2626"/>
-            <w:tcMar>
-              <w:top w:type="dxa" w:w="70"/>
-              <w:left w:type="dxa" w:w="110"/>
-              <w:bottom w:type="dxa" w:w="70"/>
-              <w:right w:type="dxa" w:w="110"/>
-            </w:tcMar>
-          </w:tcPr>
-          <w:p>
-            <w:pPr>
-              <w:spacing w:after="0"/>
-              <w:jc w:val="left"/>
-            </w:pPr>
-            <w:r>
-              <w:rPr>
-                <w:rFonts w:ascii="Calibri" w:cs="Calibri" w:eastAsia="Calibri" w:hAnsi="Calibri"/>
-                <w:b w:val="false"/>
-                <w:bCs w:val="false"/>
-                <w:sz w:val="18"/>
-                <w:szCs w:val="18"/>
-              </w:rPr>
-              <w:t xml:space="preserve">Static GeoJSON</w:t>
+            <w:tcW w:type="dxa" w:w="2500"/>
+            <w:tcMar>
+              <w:top w:type="dxa" w:w="70"/>
+              <w:left w:type="dxa" w:w="100"/>
+              <w:bottom w:type="dxa" w:w="70"/>
+              <w:right w:type="dxa" w:w="100"/>
+            </w:tcMar>
+          </w:tcPr>
+          <w:p>
+            <w:pPr>
+              <w:spacing w:after="0"/>
+              <w:jc w:val="left"/>
+            </w:pPr>
+            <w:r>
+              <w:rPr>
+                <w:rFonts w:ascii="Calibri" w:cs="Calibri" w:eastAsia="Calibri" w:hAnsi="Calibri"/>
+                <w:b w:val="false"/>
+                <w:bCs w:val="false"/>
+                <w:sz w:val="18"/>
+                <w:szCs w:val="18"/>
+              </w:rPr>
+              <w:t xml:space="preserve">Copernicus Marine</w:t>
+            </w:r>
+          </w:p>
+        </w:tc>
+        <w:tc>
+          <w:tcPr>
+            <w:tcW w:type="dxa" w:w="4000"/>
+            <w:tcMar>
+              <w:top w:type="dxa" w:w="70"/>
+              <w:left w:type="dxa" w:w="100"/>
+              <w:bottom w:type="dxa" w:w="70"/>
+              <w:right w:type="dxa" w:w="100"/>
+            </w:tcMar>
+          </w:tcPr>
+          <w:p>
+            <w:pPr>
+              <w:spacing w:after="0"/>
+              <w:jc w:val="left"/>
+            </w:pPr>
+            <w:r>
+              <w:rPr>
+                <w:rFonts w:ascii="Calibri" w:cs="Calibri" w:eastAsia="Calibri" w:hAnsi="Calibri"/>
+                <w:b w:val="false"/>
+                <w:bCs w:val="false"/>
+                <w:sz w:val="18"/>
+                <w:szCs w:val="18"/>
+              </w:rPr>
+              <w:t xml:space="preserve">Chlorophyll-a, physics</w:t>
+            </w:r>
+          </w:p>
+        </w:tc>
+        <w:tc>
+          <w:tcPr>
+            <w:tcW w:type="dxa" w:w="2526"/>
+            <w:tcMar>
+              <w:top w:type="dxa" w:w="70"/>
+              <w:left w:type="dxa" w:w="100"/>
+              <w:bottom w:type="dxa" w:w="70"/>
+              <w:right w:type="dxa" w:w="100"/>
+            </w:tcMar>
+          </w:tcPr>
+          <w:p>
+            <w:pPr>
+              <w:spacing w:after="0"/>
+              <w:jc w:val="left"/>
+            </w:pPr>
+            <w:r>
+              <w:rPr>
+                <w:rFonts w:ascii="Calibri" w:cs="Calibri" w:eastAsia="Calibri" w:hAnsi="Calibri"/>
+                <w:b w:val="false"/>
+                <w:bCs w:val="false"/>
+                <w:sz w:val="18"/>
+                <w:szCs w:val="18"/>
+              </w:rPr>
+              <w:t xml:space="preserve">Free account</w:t>
             </w:r>
           </w:p>
         </w:tc>
@@ -5304,12 +5903,12 @@
         </w:trPr>
         <w:tc>
           <w:tcPr>
-            <w:tcW w:type="dxa" w:w="2300"/>
-            <w:tcMar>
-              <w:top w:type="dxa" w:w="70"/>
-              <w:left w:type="dxa" w:w="110"/>
-              <w:bottom w:type="dxa" w:w="70"/>
-              <w:right w:type="dxa" w:w="110"/>
+            <w:tcW w:type="dxa" w:w="2500"/>
+            <w:tcMar>
+              <w:top w:type="dxa" w:w="70"/>
+              <w:left w:type="dxa" w:w="100"/>
+              <w:bottom w:type="dxa" w:w="70"/>
+              <w:right w:type="dxa" w:w="100"/>
             </w:tcMar>
           </w:tcPr>
           <w:p>
@@ -5331,12 +5930,12 @@
         </w:tc>
         <w:tc>
           <w:tcPr>
-            <w:tcW w:type="dxa" w:w="4100"/>
-            <w:tcMar>
-              <w:top w:type="dxa" w:w="70"/>
-              <w:left w:type="dxa" w:w="110"/>
-              <w:bottom w:type="dxa" w:w="70"/>
-              <w:right w:type="dxa" w:w="110"/>
+            <w:tcW w:type="dxa" w:w="4000"/>
+            <w:tcMar>
+              <w:top w:type="dxa" w:w="70"/>
+              <w:left w:type="dxa" w:w="100"/>
+              <w:bottom w:type="dxa" w:w="70"/>
+              <w:right w:type="dxa" w:w="100"/>
             </w:tcMar>
           </w:tcPr>
           <w:p>
@@ -5358,12 +5957,12 @@
         </w:tc>
         <w:tc>
           <w:tcPr>
-            <w:tcW w:type="dxa" w:w="2626"/>
-            <w:tcMar>
-              <w:top w:type="dxa" w:w="70"/>
-              <w:left w:type="dxa" w:w="110"/>
-              <w:bottom w:type="dxa" w:w="70"/>
-              <w:right w:type="dxa" w:w="110"/>
+            <w:tcW w:type="dxa" w:w="2526"/>
+            <w:tcMar>
+              <w:top w:type="dxa" w:w="70"/>
+              <w:left w:type="dxa" w:w="100"/>
+              <w:bottom w:type="dxa" w:w="70"/>
+              <w:right w:type="dxa" w:w="100"/>
             </w:tcMar>
           </w:tcPr>
           <w:p>
@@ -5384,6 +5983,92 @@
           </w:p>
         </w:tc>
       </w:tr>
+      <w:tr>
+        <w:trPr>
+          <w:tblHeader w:val="false"/>
+        </w:trPr>
+        <w:tc>
+          <w:tcPr>
+            <w:tcW w:type="dxa" w:w="2500"/>
+            <w:tcMar>
+              <w:top w:type="dxa" w:w="70"/>
+              <w:left w:type="dxa" w:w="100"/>
+              <w:bottom w:type="dxa" w:w="70"/>
+              <w:right w:type="dxa" w:w="100"/>
+            </w:tcMar>
+          </w:tcPr>
+          <w:p>
+            <w:pPr>
+              <w:spacing w:after="0"/>
+              <w:jc w:val="left"/>
+            </w:pPr>
+            <w:r>
+              <w:rPr>
+                <w:rFonts w:ascii="Calibri" w:cs="Calibri" w:eastAsia="Calibri" w:hAnsi="Calibri"/>
+                <w:b w:val="false"/>
+                <w:bCs w:val="false"/>
+                <w:sz w:val="18"/>
+                <w:szCs w:val="18"/>
+              </w:rPr>
+              <w:t xml:space="preserve">INCOIS ERDDAP</w:t>
+            </w:r>
+          </w:p>
+        </w:tc>
+        <w:tc>
+          <w:tcPr>
+            <w:tcW w:type="dxa" w:w="4000"/>
+            <w:tcMar>
+              <w:top w:type="dxa" w:w="70"/>
+              <w:left w:type="dxa" w:w="100"/>
+              <w:bottom w:type="dxa" w:w="70"/>
+              <w:right w:type="dxa" w:w="100"/>
+            </w:tcMar>
+          </w:tcPr>
+          <w:p>
+            <w:pPr>
+              <w:spacing w:after="0"/>
+              <w:jc w:val="left"/>
+            </w:pPr>
+            <w:r>
+              <w:rPr>
+                <w:rFonts w:ascii="Calibri" w:cs="Calibri" w:eastAsia="Calibri" w:hAnsi="Calibri"/>
+                <w:b w:val="false"/>
+                <w:bCs w:val="false"/>
+                <w:sz w:val="18"/>
+                <w:szCs w:val="18"/>
+              </w:rPr>
+              <w:t xml:space="preserve">SST and chlorophyll archive</w:t>
+            </w:r>
+          </w:p>
+        </w:tc>
+        <w:tc>
+          <w:tcPr>
+            <w:tcW w:type="dxa" w:w="2526"/>
+            <w:tcMar>
+              <w:top w:type="dxa" w:w="70"/>
+              <w:left w:type="dxa" w:w="100"/>
+              <w:bottom w:type="dxa" w:w="70"/>
+              <w:right w:type="dxa" w:w="100"/>
+            </w:tcMar>
+          </w:tcPr>
+          <w:p>
+            <w:pPr>
+              <w:spacing w:after="0"/>
+              <w:jc w:val="left"/>
+            </w:pPr>
+            <w:r>
+              <w:rPr>
+                <w:rFonts w:ascii="Calibri" w:cs="Calibri" w:eastAsia="Calibri" w:hAnsi="Calibri"/>
+                <w:b w:val="false"/>
+                <w:bCs w:val="false"/>
+                <w:sz w:val="18"/>
+                <w:szCs w:val="18"/>
+              </w:rPr>
+              <w:t xml:space="preserve">Open, but stale (SST ends 2011) — not used</w:t>
+            </w:r>
+          </w:p>
+        </w:tc>
+      </w:tr>
     </w:tbl>
     <w:p>
       <w:pPr>
@@ -5481,7 +6166,7 @@
           <w:sz w:val="21"/>
           <w:szCs w:val="21"/>
         </w:rPr>
-        <w:t xml:space="preserve">Prediction: the verdict computed from the forecast available the evening before. Truth: the verdict computed from the same model's final analysis for that morning. Sample: 92 mornings × 5 harbours = 460 harbour-mornings per lead time, across the 2026 south-west monsoon. Scored with POD, FAR, CSI and a 3×3 confusion matrix [15].</w:t>
+        <w:t xml:space="preserve">Prediction: the verdict computed from the forecast available the evening before. Truth: the verdict computed from the same model's final analysis for that morning. Sample: 92 mornings × 5 harbours = 460 harbour-mornings per lead time, across the 2026 south-west monsoon. Scored with POD, FAR, CSI and a 3×3 confusion matrix [10].</w:t>
       </w:r>
     </w:p>
     <w:p>
@@ -5590,9 +6275,9 @@
             <w:shd w:fill="DCE6F1" w:color="auto" w:val="clear"/>
             <w:tcMar>
               <w:top w:type="dxa" w:w="70"/>
-              <w:left w:type="dxa" w:w="110"/>
-              <w:bottom w:type="dxa" w:w="70"/>
-              <w:right w:type="dxa" w:w="110"/>
+              <w:left w:type="dxa" w:w="100"/>
+              <w:bottom w:type="dxa" w:w="70"/>
+              <w:right w:type="dxa" w:w="100"/>
             </w:tcMar>
           </w:tcPr>
           <w:p>
@@ -5618,9 +6303,9 @@
             <w:shd w:fill="DCE6F1" w:color="auto" w:val="clear"/>
             <w:tcMar>
               <w:top w:type="dxa" w:w="70"/>
-              <w:left w:type="dxa" w:w="110"/>
-              <w:bottom w:type="dxa" w:w="70"/>
-              <w:right w:type="dxa" w:w="110"/>
+              <w:left w:type="dxa" w:w="100"/>
+              <w:bottom w:type="dxa" w:w="70"/>
+              <w:right w:type="dxa" w:w="100"/>
             </w:tcMar>
           </w:tcPr>
           <w:p>
@@ -5646,9 +6331,9 @@
             <w:shd w:fill="DCE6F1" w:color="auto" w:val="clear"/>
             <w:tcMar>
               <w:top w:type="dxa" w:w="70"/>
-              <w:left w:type="dxa" w:w="110"/>
-              <w:bottom w:type="dxa" w:w="70"/>
-              <w:right w:type="dxa" w:w="110"/>
+              <w:left w:type="dxa" w:w="100"/>
+              <w:bottom w:type="dxa" w:w="70"/>
+              <w:right w:type="dxa" w:w="100"/>
             </w:tcMar>
           </w:tcPr>
           <w:p>
@@ -5674,9 +6359,9 @@
             <w:shd w:fill="DCE6F1" w:color="auto" w:val="clear"/>
             <w:tcMar>
               <w:top w:type="dxa" w:w="70"/>
-              <w:left w:type="dxa" w:w="110"/>
-              <w:bottom w:type="dxa" w:w="70"/>
-              <w:right w:type="dxa" w:w="110"/>
+              <w:left w:type="dxa" w:w="100"/>
+              <w:bottom w:type="dxa" w:w="70"/>
+              <w:right w:type="dxa" w:w="100"/>
             </w:tcMar>
           </w:tcPr>
           <w:p>
@@ -5702,9 +6387,9 @@
             <w:shd w:fill="DCE6F1" w:color="auto" w:val="clear"/>
             <w:tcMar>
               <w:top w:type="dxa" w:w="70"/>
-              <w:left w:type="dxa" w:w="110"/>
-              <w:bottom w:type="dxa" w:w="70"/>
-              <w:right w:type="dxa" w:w="110"/>
+              <w:left w:type="dxa" w:w="100"/>
+              <w:bottom w:type="dxa" w:w="70"/>
+              <w:right w:type="dxa" w:w="100"/>
             </w:tcMar>
           </w:tcPr>
           <w:p>
@@ -5730,9 +6415,9 @@
             <w:shd w:fill="DCE6F1" w:color="auto" w:val="clear"/>
             <w:tcMar>
               <w:top w:type="dxa" w:w="70"/>
-              <w:left w:type="dxa" w:w="110"/>
-              <w:bottom w:type="dxa" w:w="70"/>
-              <w:right w:type="dxa" w:w="110"/>
+              <w:left w:type="dxa" w:w="100"/>
+              <w:bottom w:type="dxa" w:w="70"/>
+              <w:right w:type="dxa" w:w="100"/>
             </w:tcMar>
           </w:tcPr>
           <w:p>
@@ -5762,9 +6447,9 @@
             <w:tcW w:type="dxa" w:w="1900"/>
             <w:tcMar>
               <w:top w:type="dxa" w:w="70"/>
-              <w:left w:type="dxa" w:w="110"/>
-              <w:bottom w:type="dxa" w:w="70"/>
-              <w:right w:type="dxa" w:w="110"/>
+              <w:left w:type="dxa" w:w="100"/>
+              <w:bottom w:type="dxa" w:w="70"/>
+              <w:right w:type="dxa" w:w="100"/>
             </w:tcMar>
           </w:tcPr>
           <w:p>
@@ -5789,9 +6474,9 @@
             <w:tcW w:type="dxa" w:w="900"/>
             <w:tcMar>
               <w:top w:type="dxa" w:w="70"/>
-              <w:left w:type="dxa" w:w="110"/>
-              <w:bottom w:type="dxa" w:w="70"/>
-              <w:right w:type="dxa" w:w="110"/>
+              <w:left w:type="dxa" w:w="100"/>
+              <w:bottom w:type="dxa" w:w="70"/>
+              <w:right w:type="dxa" w:w="100"/>
             </w:tcMar>
           </w:tcPr>
           <w:p>
@@ -5816,9 +6501,9 @@
             <w:tcW w:type="dxa" w:w="1600"/>
             <w:tcMar>
               <w:top w:type="dxa" w:w="70"/>
-              <w:left w:type="dxa" w:w="110"/>
-              <w:bottom w:type="dxa" w:w="70"/>
-              <w:right w:type="dxa" w:w="110"/>
+              <w:left w:type="dxa" w:w="100"/>
+              <w:bottom w:type="dxa" w:w="70"/>
+              <w:right w:type="dxa" w:w="100"/>
             </w:tcMar>
           </w:tcPr>
           <w:p>
@@ -5843,9 +6528,9 @@
             <w:tcW w:type="dxa" w:w="2000"/>
             <w:tcMar>
               <w:top w:type="dxa" w:w="70"/>
-              <w:left w:type="dxa" w:w="110"/>
-              <w:bottom w:type="dxa" w:w="70"/>
-              <w:right w:type="dxa" w:w="110"/>
+              <w:left w:type="dxa" w:w="100"/>
+              <w:bottom w:type="dxa" w:w="70"/>
+              <w:right w:type="dxa" w:w="100"/>
             </w:tcMar>
           </w:tcPr>
           <w:p>
@@ -5870,9 +6555,9 @@
             <w:tcW w:type="dxa" w:w="1200"/>
             <w:tcMar>
               <w:top w:type="dxa" w:w="70"/>
-              <w:left w:type="dxa" w:w="110"/>
-              <w:bottom w:type="dxa" w:w="70"/>
-              <w:right w:type="dxa" w:w="110"/>
+              <w:left w:type="dxa" w:w="100"/>
+              <w:bottom w:type="dxa" w:w="70"/>
+              <w:right w:type="dxa" w:w="100"/>
             </w:tcMar>
           </w:tcPr>
           <w:p>
@@ -5897,9 +6582,9 @@
             <w:tcW w:type="dxa" w:w="1426"/>
             <w:tcMar>
               <w:top w:type="dxa" w:w="70"/>
-              <w:left w:type="dxa" w:w="110"/>
-              <w:bottom w:type="dxa" w:w="70"/>
-              <w:right w:type="dxa" w:w="110"/>
+              <w:left w:type="dxa" w:w="100"/>
+              <w:bottom w:type="dxa" w:w="70"/>
+              <w:right w:type="dxa" w:w="100"/>
             </w:tcMar>
           </w:tcPr>
           <w:p>
@@ -5929,9 +6614,9 @@
             <w:tcW w:type="dxa" w:w="1900"/>
             <w:tcMar>
               <w:top w:type="dxa" w:w="70"/>
-              <w:left w:type="dxa" w:w="110"/>
-              <w:bottom w:type="dxa" w:w="70"/>
-              <w:right w:type="dxa" w:w="110"/>
+              <w:left w:type="dxa" w:w="100"/>
+              <w:bottom w:type="dxa" w:w="70"/>
+              <w:right w:type="dxa" w:w="100"/>
             </w:tcMar>
           </w:tcPr>
           <w:p>
@@ -5956,9 +6641,9 @@
             <w:tcW w:type="dxa" w:w="900"/>
             <w:tcMar>
               <w:top w:type="dxa" w:w="70"/>
-              <w:left w:type="dxa" w:w="110"/>
-              <w:bottom w:type="dxa" w:w="70"/>
-              <w:right w:type="dxa" w:w="110"/>
+              <w:left w:type="dxa" w:w="100"/>
+              <w:bottom w:type="dxa" w:w="70"/>
+              <w:right w:type="dxa" w:w="100"/>
             </w:tcMar>
           </w:tcPr>
           <w:p>
@@ -5983,9 +6668,9 @@
             <w:tcW w:type="dxa" w:w="1600"/>
             <w:tcMar>
               <w:top w:type="dxa" w:w="70"/>
-              <w:left w:type="dxa" w:w="110"/>
-              <w:bottom w:type="dxa" w:w="70"/>
-              <w:right w:type="dxa" w:w="110"/>
+              <w:left w:type="dxa" w:w="100"/>
+              <w:bottom w:type="dxa" w:w="70"/>
+              <w:right w:type="dxa" w:w="100"/>
             </w:tcMar>
           </w:tcPr>
           <w:p>
@@ -6010,9 +6695,9 @@
             <w:tcW w:type="dxa" w:w="2000"/>
             <w:tcMar>
               <w:top w:type="dxa" w:w="70"/>
-              <w:left w:type="dxa" w:w="110"/>
-              <w:bottom w:type="dxa" w:w="70"/>
-              <w:right w:type="dxa" w:w="110"/>
+              <w:left w:type="dxa" w:w="100"/>
+              <w:bottom w:type="dxa" w:w="70"/>
+              <w:right w:type="dxa" w:w="100"/>
             </w:tcMar>
           </w:tcPr>
           <w:p>
@@ -6037,9 +6722,9 @@
             <w:tcW w:type="dxa" w:w="1200"/>
             <w:tcMar>
               <w:top w:type="dxa" w:w="70"/>
-              <w:left w:type="dxa" w:w="110"/>
-              <w:bottom w:type="dxa" w:w="70"/>
-              <w:right w:type="dxa" w:w="110"/>
+              <w:left w:type="dxa" w:w="100"/>
+              <w:bottom w:type="dxa" w:w="70"/>
+              <w:right w:type="dxa" w:w="100"/>
             </w:tcMar>
           </w:tcPr>
           <w:p>
@@ -6064,9 +6749,9 @@
             <w:tcW w:type="dxa" w:w="1426"/>
             <w:tcMar>
               <w:top w:type="dxa" w:w="70"/>
-              <w:left w:type="dxa" w:w="110"/>
-              <w:bottom w:type="dxa" w:w="70"/>
-              <w:right w:type="dxa" w:w="110"/>
+              <w:left w:type="dxa" w:w="100"/>
+              <w:bottom w:type="dxa" w:w="70"/>
+              <w:right w:type="dxa" w:w="100"/>
             </w:tcMar>
           </w:tcPr>
           <w:p>
@@ -6096,9 +6781,9 @@
             <w:tcW w:type="dxa" w:w="1900"/>
             <w:tcMar>
               <w:top w:type="dxa" w:w="70"/>
-              <w:left w:type="dxa" w:w="110"/>
-              <w:bottom w:type="dxa" w:w="70"/>
-              <w:right w:type="dxa" w:w="110"/>
+              <w:left w:type="dxa" w:w="100"/>
+              <w:bottom w:type="dxa" w:w="70"/>
+              <w:right w:type="dxa" w:w="100"/>
             </w:tcMar>
           </w:tcPr>
           <w:p>
@@ -6123,9 +6808,9 @@
             <w:tcW w:type="dxa" w:w="900"/>
             <w:tcMar>
               <w:top w:type="dxa" w:w="70"/>
-              <w:left w:type="dxa" w:w="110"/>
-              <w:bottom w:type="dxa" w:w="70"/>
-              <w:right w:type="dxa" w:w="110"/>
+              <w:left w:type="dxa" w:w="100"/>
+              <w:bottom w:type="dxa" w:w="70"/>
+              <w:right w:type="dxa" w:w="100"/>
             </w:tcMar>
           </w:tcPr>
           <w:p>
@@ -6150,9 +6835,9 @@
             <w:tcW w:type="dxa" w:w="1600"/>
             <w:tcMar>
               <w:top w:type="dxa" w:w="70"/>
-              <w:left w:type="dxa" w:w="110"/>
-              <w:bottom w:type="dxa" w:w="70"/>
-              <w:right w:type="dxa" w:w="110"/>
+              <w:left w:type="dxa" w:w="100"/>
+              <w:bottom w:type="dxa" w:w="70"/>
+              <w:right w:type="dxa" w:w="100"/>
             </w:tcMar>
           </w:tcPr>
           <w:p>
@@ -6177,9 +6862,9 @@
             <w:tcW w:type="dxa" w:w="2000"/>
             <w:tcMar>
               <w:top w:type="dxa" w:w="70"/>
-              <w:left w:type="dxa" w:w="110"/>
-              <w:bottom w:type="dxa" w:w="70"/>
-              <w:right w:type="dxa" w:w="110"/>
+              <w:left w:type="dxa" w:w="100"/>
+              <w:bottom w:type="dxa" w:w="70"/>
+              <w:right w:type="dxa" w:w="100"/>
             </w:tcMar>
           </w:tcPr>
           <w:p>
@@ -6204,9 +6889,9 @@
             <w:tcW w:type="dxa" w:w="1200"/>
             <w:tcMar>
               <w:top w:type="dxa" w:w="70"/>
-              <w:left w:type="dxa" w:w="110"/>
-              <w:bottom w:type="dxa" w:w="70"/>
-              <w:right w:type="dxa" w:w="110"/>
+              <w:left w:type="dxa" w:w="100"/>
+              <w:bottom w:type="dxa" w:w="70"/>
+              <w:right w:type="dxa" w:w="100"/>
             </w:tcMar>
           </w:tcPr>
           <w:p>
@@ -6231,9 +6916,9 @@
             <w:tcW w:type="dxa" w:w="1426"/>
             <w:tcMar>
               <w:top w:type="dxa" w:w="70"/>
-              <w:left w:type="dxa" w:w="110"/>
-              <w:bottom w:type="dxa" w:w="70"/>
-              <w:right w:type="dxa" w:w="110"/>
+              <w:left w:type="dxa" w:w="100"/>
+              <w:bottom w:type="dxa" w:w="70"/>
+              <w:right w:type="dxa" w:w="100"/>
             </w:tcMar>
           </w:tcPr>
           <w:p>
@@ -6419,9 +7104,9 @@
             <w:shd w:fill="DCE6F1" w:color="auto" w:val="clear"/>
             <w:tcMar>
               <w:top w:type="dxa" w:w="70"/>
-              <w:left w:type="dxa" w:w="110"/>
-              <w:bottom w:type="dxa" w:w="70"/>
-              <w:right w:type="dxa" w:w="110"/>
+              <w:left w:type="dxa" w:w="100"/>
+              <w:bottom w:type="dxa" w:w="70"/>
+              <w:right w:type="dxa" w:w="100"/>
             </w:tcMar>
           </w:tcPr>
           <w:p>
@@ -6447,9 +7132,9 @@
             <w:shd w:fill="DCE6F1" w:color="auto" w:val="clear"/>
             <w:tcMar>
               <w:top w:type="dxa" w:w="70"/>
-              <w:left w:type="dxa" w:w="110"/>
-              <w:bottom w:type="dxa" w:w="70"/>
-              <w:right w:type="dxa" w:w="110"/>
+              <w:left w:type="dxa" w:w="100"/>
+              <w:bottom w:type="dxa" w:w="70"/>
+              <w:right w:type="dxa" w:w="100"/>
             </w:tcMar>
           </w:tcPr>
           <w:p>
@@ -6475,9 +7160,9 @@
             <w:shd w:fill="DCE6F1" w:color="auto" w:val="clear"/>
             <w:tcMar>
               <w:top w:type="dxa" w:w="70"/>
-              <w:left w:type="dxa" w:w="110"/>
-              <w:bottom w:type="dxa" w:w="70"/>
-              <w:right w:type="dxa" w:w="110"/>
+              <w:left w:type="dxa" w:w="100"/>
+              <w:bottom w:type="dxa" w:w="70"/>
+              <w:right w:type="dxa" w:w="100"/>
             </w:tcMar>
           </w:tcPr>
           <w:p>
@@ -6507,9 +7192,9 @@
             <w:tcW w:type="dxa" w:w="1100"/>
             <w:tcMar>
               <w:top w:type="dxa" w:w="70"/>
-              <w:left w:type="dxa" w:w="110"/>
-              <w:bottom w:type="dxa" w:w="70"/>
-              <w:right w:type="dxa" w:w="110"/>
+              <w:left w:type="dxa" w:w="100"/>
+              <w:bottom w:type="dxa" w:w="70"/>
+              <w:right w:type="dxa" w:w="100"/>
             </w:tcMar>
           </w:tcPr>
           <w:p>
@@ -6534,9 +7219,9 @@
             <w:tcW w:type="dxa" w:w="5400"/>
             <w:tcMar>
               <w:top w:type="dxa" w:w="70"/>
-              <w:left w:type="dxa" w:w="110"/>
-              <w:bottom w:type="dxa" w:w="70"/>
-              <w:right w:type="dxa" w:w="110"/>
+              <w:left w:type="dxa" w:w="100"/>
+              <w:bottom w:type="dxa" w:w="70"/>
+              <w:right w:type="dxa" w:w="100"/>
             </w:tcMar>
           </w:tcPr>
           <w:p>
@@ -6561,9 +7246,9 @@
             <w:tcW w:type="dxa" w:w="2526"/>
             <w:tcMar>
               <w:top w:type="dxa" w:w="70"/>
-              <w:left w:type="dxa" w:w="110"/>
-              <w:bottom w:type="dxa" w:w="70"/>
-              <w:right w:type="dxa" w:w="110"/>
+              <w:left w:type="dxa" w:w="100"/>
+              <w:bottom w:type="dxa" w:w="70"/>
+              <w:right w:type="dxa" w:w="100"/>
             </w:tcMar>
           </w:tcPr>
           <w:p>
@@ -6593,9 +7278,9 @@
             <w:tcW w:type="dxa" w:w="1100"/>
             <w:tcMar>
               <w:top w:type="dxa" w:w="70"/>
-              <w:left w:type="dxa" w:w="110"/>
-              <w:bottom w:type="dxa" w:w="70"/>
-              <w:right w:type="dxa" w:w="110"/>
+              <w:left w:type="dxa" w:w="100"/>
+              <w:bottom w:type="dxa" w:w="70"/>
+              <w:right w:type="dxa" w:w="100"/>
             </w:tcMar>
           </w:tcPr>
           <w:p>
@@ -6620,9 +7305,9 @@
             <w:tcW w:type="dxa" w:w="5400"/>
             <w:tcMar>
               <w:top w:type="dxa" w:w="70"/>
-              <w:left w:type="dxa" w:w="110"/>
-              <w:bottom w:type="dxa" w:w="70"/>
-              <w:right w:type="dxa" w:w="110"/>
+              <w:left w:type="dxa" w:w="100"/>
+              <w:bottom w:type="dxa" w:w="70"/>
+              <w:right w:type="dxa" w:w="100"/>
             </w:tcMar>
           </w:tcPr>
           <w:p>
@@ -6647,9 +7332,9 @@
             <w:tcW w:type="dxa" w:w="2526"/>
             <w:tcMar>
               <w:top w:type="dxa" w:w="70"/>
-              <w:left w:type="dxa" w:w="110"/>
-              <w:bottom w:type="dxa" w:w="70"/>
-              <w:right w:type="dxa" w:w="110"/>
+              <w:left w:type="dxa" w:w="100"/>
+              <w:bottom w:type="dxa" w:w="70"/>
+              <w:right w:type="dxa" w:w="100"/>
             </w:tcMar>
           </w:tcPr>
           <w:p>
@@ -6679,9 +7364,9 @@
             <w:tcW w:type="dxa" w:w="1100"/>
             <w:tcMar>
               <w:top w:type="dxa" w:w="70"/>
-              <w:left w:type="dxa" w:w="110"/>
-              <w:bottom w:type="dxa" w:w="70"/>
-              <w:right w:type="dxa" w:w="110"/>
+              <w:left w:type="dxa" w:w="100"/>
+              <w:bottom w:type="dxa" w:w="70"/>
+              <w:right w:type="dxa" w:w="100"/>
             </w:tcMar>
           </w:tcPr>
           <w:p>
@@ -6706,25 +7391,25 @@
             <w:tcW w:type="dxa" w:w="5400"/>
             <w:tcMar>
               <w:top w:type="dxa" w:w="70"/>
-              <w:left w:type="dxa" w:w="110"/>
-              <w:bottom w:type="dxa" w:w="70"/>
-              <w:right w:type="dxa" w:w="110"/>
-            </w:tcMar>
-          </w:tcPr>
-          <w:p>
-            <w:pPr>
-              <w:spacing w:after="0"/>
-              <w:jc w:val="left"/>
-            </w:pPr>
-            <w:r>
-              <w:rPr>
-                <w:rFonts w:ascii="Calibri" w:cs="Calibri" w:eastAsia="Calibri" w:hAnsi="Calibri"/>
-                <w:b w:val="false"/>
-                <w:bCs w:val="false"/>
-                <w:sz w:val="18"/>
-                <w:szCs w:val="18"/>
-              </w:rPr>
-              <w:t xml:space="preserve">Calibrate thresholds against INCOIS SVAS criteria [2]</w:t>
+              <w:left w:type="dxa" w:w="100"/>
+              <w:bottom w:type="dxa" w:w="70"/>
+              <w:right w:type="dxa" w:w="100"/>
+            </w:tcMar>
+          </w:tcPr>
+          <w:p>
+            <w:pPr>
+              <w:spacing w:after="0"/>
+              <w:jc w:val="left"/>
+            </w:pPr>
+            <w:r>
+              <w:rPr>
+                <w:rFonts w:ascii="Calibri" w:cs="Calibri" w:eastAsia="Calibri" w:hAnsi="Calibri"/>
+                <w:b w:val="false"/>
+                <w:bCs w:val="false"/>
+                <w:sz w:val="18"/>
+                <w:szCs w:val="18"/>
+              </w:rPr>
+              <w:t xml:space="preserve">Calibrate thresholds against INCOIS SVAS criteria [9]</w:t>
             </w:r>
           </w:p>
         </w:tc>
@@ -6733,9 +7418,9 @@
             <w:tcW w:type="dxa" w:w="2526"/>
             <w:tcMar>
               <w:top w:type="dxa" w:w="70"/>
-              <w:left w:type="dxa" w:w="110"/>
-              <w:bottom w:type="dxa" w:w="70"/>
-              <w:right w:type="dxa" w:w="110"/>
+              <w:left w:type="dxa" w:w="100"/>
+              <w:bottom w:type="dxa" w:w="70"/>
+              <w:right w:type="dxa" w:w="100"/>
             </w:tcMar>
           </w:tcPr>
           <w:p>
@@ -6775,9 +7460,9 @@
             <w:tcW w:type="dxa" w:w="1100"/>
             <w:tcMar>
               <w:top w:type="dxa" w:w="70"/>
-              <w:left w:type="dxa" w:w="110"/>
-              <w:bottom w:type="dxa" w:w="70"/>
-              <w:right w:type="dxa" w:w="110"/>
+              <w:left w:type="dxa" w:w="100"/>
+              <w:bottom w:type="dxa" w:w="70"/>
+              <w:right w:type="dxa" w:w="100"/>
             </w:tcMar>
           </w:tcPr>
           <w:p>
@@ -6802,9 +7487,9 @@
             <w:tcW w:type="dxa" w:w="5400"/>
             <w:tcMar>
               <w:top w:type="dxa" w:w="70"/>
-              <w:left w:type="dxa" w:w="110"/>
-              <w:bottom w:type="dxa" w:w="70"/>
-              <w:right w:type="dxa" w:w="110"/>
+              <w:left w:type="dxa" w:w="100"/>
+              <w:bottom w:type="dxa" w:w="70"/>
+              <w:right w:type="dxa" w:w="100"/>
             </w:tcMar>
           </w:tcPr>
           <w:p>
@@ -6829,9 +7514,9 @@
             <w:tcW w:type="dxa" w:w="2526"/>
             <w:tcMar>
               <w:top w:type="dxa" w:w="70"/>
-              <w:left w:type="dxa" w:w="110"/>
-              <w:bottom w:type="dxa" w:w="70"/>
-              <w:right w:type="dxa" w:w="110"/>
+              <w:left w:type="dxa" w:w="100"/>
+              <w:bottom w:type="dxa" w:w="70"/>
+              <w:right w:type="dxa" w:w="100"/>
             </w:tcMar>
           </w:tcPr>
           <w:p>
@@ -6871,9 +7556,9 @@
             <w:tcW w:type="dxa" w:w="1100"/>
             <w:tcMar>
               <w:top w:type="dxa" w:w="70"/>
-              <w:left w:type="dxa" w:w="110"/>
-              <w:bottom w:type="dxa" w:w="70"/>
-              <w:right w:type="dxa" w:w="110"/>
+              <w:left w:type="dxa" w:w="100"/>
+              <w:bottom w:type="dxa" w:w="70"/>
+              <w:right w:type="dxa" w:w="100"/>
             </w:tcMar>
           </w:tcPr>
           <w:p>
@@ -6898,9 +7583,9 @@
             <w:tcW w:type="dxa" w:w="5400"/>
             <w:tcMar>
               <w:top w:type="dxa" w:w="70"/>
-              <w:left w:type="dxa" w:w="110"/>
-              <w:bottom w:type="dxa" w:w="70"/>
-              <w:right w:type="dxa" w:w="110"/>
+              <w:left w:type="dxa" w:w="100"/>
+              <w:bottom w:type="dxa" w:w="70"/>
+              <w:right w:type="dxa" w:w="100"/>
             </w:tcMar>
           </w:tcPr>
           <w:p>
@@ -6925,9 +7610,9 @@
             <w:tcW w:type="dxa" w:w="2526"/>
             <w:tcMar>
               <w:top w:type="dxa" w:w="70"/>
-              <w:left w:type="dxa" w:w="110"/>
-              <w:bottom w:type="dxa" w:w="70"/>
-              <w:right w:type="dxa" w:w="110"/>
+              <w:left w:type="dxa" w:w="100"/>
+              <w:bottom w:type="dxa" w:w="70"/>
+              <w:right w:type="dxa" w:w="100"/>
             </w:tcMar>
           </w:tcPr>
           <w:p>
@@ -6973,6 +7658,18 @@
     </w:p>
     <w:p>
       <w:pPr>
+        <w:pStyle w:val="Heading2"/>
+        <w:spacing w:after="100" w:before="220"/>
+      </w:pPr>
+      <w:r>
+        <w:rPr>
+          <w:rFonts w:ascii="Calibri" w:cs="Calibri" w:eastAsia="Calibri" w:hAnsi="Calibri"/>
+        </w:rPr>
+        <w:t xml:space="preserve">Literature reviewed</w:t>
+      </w:r>
+    </w:p>
+    <w:p>
+      <w:pPr>
         <w:spacing w:after="100" w:line="264"/>
         <w:ind w:left="420" w:hanging="420"/>
       </w:pPr>
@@ -6992,7 +7689,7 @@
           <w:sz w:val="19"/>
           <w:szCs w:val="19"/>
         </w:rPr>
-        <w:t xml:space="preserve">B. T. M. Nair, P. Sirisha, K. G. Sandhya, et al., “Performance of the ocean state forecast system at Indian National Centre for Ocean Information Services,” Current Science, vol. 105, no. 2, pp. 175–181, 2013.</w:t>
+        <w:t xml:space="preserve">P. H. Kurup, S. Abhilash, S. Mavath, V. K. Mini, N. Alamirew, and M. Martin, “Validation of localised coastal wind forecasts for artisan fishers of southwestern India,” Weather, vol. 79, no. 7, pp. 231–241, 2024. doi: 10.1002/wea.4554</w:t>
       </w:r>
     </w:p>
     <w:p>
@@ -7016,7 +7713,7 @@
           <w:sz w:val="19"/>
           <w:szCs w:val="19"/>
         </w:rPr>
-        <w:t xml:space="preserve">Indian National Centre for Ocean Information Services, “Small Vessel Advisory and Forecast Services (SVAS),” INCOIS Ocean State Forecast portal. Available: https://incois.gov.in/portal/osf/SVA_overview.jsp</w:t>
+        <w:t xml:space="preserve">R. K. Sarangi, M. Jishad, R. Sharma, et al., “Multiple ocean parameter-based potential fishing zone (PFZ) location generation and validation in the Western Bay of Bengal,” Environmental Monitoring and Assessment, vol. 196, no. 1, art. 98, 2024. doi: 10.1007/s10661-023-12259-6</w:t>
       </w:r>
     </w:p>
     <w:p>
@@ -7040,7 +7737,7 @@
           <w:sz w:val="19"/>
           <w:szCs w:val="19"/>
         </w:rPr>
-        <w:t xml:space="preserve">A. N. Deshmukh, “Small Craft Advisory,” ITCOocean training material, INCOIS, Hyderabad.</w:t>
+        <w:t xml:space="preserve">S. K. Saka, A. E. Mathew, V. Ganesh, et al., “A Web-GIS and mobile-based application for a safe ocean for fishers,” Marine Technology Society Journal, vol. 55, no. 3, pp. 50–57, 2021. doi: 10.4031/MTSJ.55.3.10</w:t>
       </w:r>
     </w:p>
     <w:p>
@@ -7064,7 +7761,7 @@
           <w:sz w:val="19"/>
           <w:szCs w:val="19"/>
         </w:rPr>
-        <w:t xml:space="preserve">V. N. Pillai and P. G. Nair, “Potential fishing zone (PFZ) advisories — Are they beneficial to the coastal fisherfolk? A case study along Kerala coast, South India,” Biological Forum, vol. 2, no. 2, pp. 46–55, 2010.</w:t>
+        <w:t xml:space="preserve">N. J. Anabel, S. Velvizhi, and D. Suvitha, “Fisher Friend Mobile Application: a decision support system for small scale fishers in India,” CSI Transactions on ICT, vol. 6, no. 3–4, pp. 257–267, 2018. doi: 10.1007/s40012-018-0212-1</w:t>
       </w:r>
     </w:p>
     <w:p>
@@ -7088,7 +7785,7 @@
           <w:sz w:val="19"/>
           <w:szCs w:val="19"/>
         </w:rPr>
-        <w:t xml:space="preserve">M. S. Swaminathan Research Foundation, “Fisher Friend Mobile Application,” and INCOIS multilingual advisory dissemination services. Available: https://incois.gov.in</w:t>
+        <w:t xml:space="preserve">S. Vincent, “Palk Bay fishing problem requires Indo-Sri Lankan joint-governance,” Maritime Affairs: Journal of the National Maritime Foundation of India, vol. 16, no. 2, pp. 71–88, 2020. doi: 10.1080/09733159.2020.1838717</w:t>
       </w:r>
     </w:p>
     <w:p>
@@ -7112,7 +7809,7 @@
           <w:sz w:val="19"/>
           <w:szCs w:val="19"/>
         </w:rPr>
-        <w:t xml:space="preserve">R. Lam, A. Sanchez-Gonzalez, M. Willson, et al., “Learning skillful medium-range global weather forecasting,” Science, vol. 382, no. 6677, pp. 1416–1421, 2023.</w:t>
+        <w:t xml:space="preserve">P. Lewis, E. Perez, A. Piktus, et al., “Retrieval-augmented generation for knowledge-intensive NLP tasks,” in Adv. Neural Inf. Process. Syst. (NeurIPS), vol. 33, pp. 9459–9474, 2020.</w:t>
       </w:r>
     </w:p>
     <w:p>
@@ -7136,7 +7833,7 @@
           <w:sz w:val="19"/>
           <w:szCs w:val="19"/>
         </w:rPr>
-        <w:t xml:space="preserve">K. Bi, L. Xie, H. Zhang, X. Chen, X. Gu, and Q. Tian, “Accurate medium-range global weather forecasting with 3D neural networks,” Nature, vol. 619, pp. 533–538, 2023.</w:t>
+        <w:t xml:space="preserve">C. Niu, Y. Wu, J. Zhu, S. Xu, K. Shum, R. Zhong, J. Song, and T. Zhang, “RAGTruth: A hallucination corpus for developing trustworthy retrieval-augmented language models,” in Proc. 62nd Annu. Meeting Assoc. Comput. Linguistics (ACL), vol. 1, pp. 10862–10878, 2024.</w:t>
       </w:r>
     </w:p>
     <w:p>
@@ -7160,7 +7857,19 @@
           <w:sz w:val="19"/>
           <w:szCs w:val="19"/>
         </w:rPr>
-        <w:t xml:space="preserve">S. Yao, J. Zhao, D. Yu, et al., “ReAct: Synergizing reasoning and acting in language models,” in Proc. ICLR, 2023.</w:t>
+        <w:t xml:space="preserve">J. Gala, P. A. Chitale, R. AK, et al., “IndicTrans2: Towards high-quality and accessible machine translation models for all 22 scheduled Indian languages,” Transactions on Machine Learning Research (TMLR), 2023. arXiv:2305.16307</w:t>
+      </w:r>
+    </w:p>
+    <w:p>
+      <w:pPr>
+        <w:pStyle w:val="Heading2"/>
+        <w:spacing w:after="100" w:before="220"/>
+      </w:pPr>
+      <w:r>
+        <w:rPr>
+          <w:rFonts w:ascii="Calibri" w:cs="Calibri" w:eastAsia="Calibri" w:hAnsi="Calibri"/>
+        </w:rPr>
+        <w:t xml:space="preserve">Methodology references</w:t>
       </w:r>
     </w:p>
     <w:p>
@@ -7184,7 +7893,7 @@
           <w:sz w:val="19"/>
           <w:szCs w:val="19"/>
         </w:rPr>
-        <w:t xml:space="preserve">T. Schick, J. Dwivedi-Yu, R. Dessì, et al., “Toolformer: Language models can teach themselves to use tools,” in Adv. Neural Inf. Process. Syst. (NeurIPS), vol. 36, 2023.</w:t>
+        <w:t xml:space="preserve">Indian National Centre for Ocean Information Services, “Small Vessel Advisory and Forecast Services (SVAS),” INCOIS Ocean State Forecast portal. Available: https://incois.gov.in/portal/osf/SVA_overview.jsp</w:t>
       </w:r>
     </w:p>
     <w:p>
@@ -7201,126 +7910,6 @@
           <w:szCs w:val="19"/>
         </w:rPr>
         <w:t xml:space="preserve">[10]  </w:t>
-      </w:r>
-      <w:r>
-        <w:rPr>
-          <w:rFonts w:ascii="Calibri" w:cs="Calibri" w:eastAsia="Calibri" w:hAnsi="Calibri"/>
-          <w:sz w:val="19"/>
-          <w:szCs w:val="19"/>
-        </w:rPr>
-        <w:t xml:space="preserve">P. Lewis, E. Perez, A. Piktus, et al., “Retrieval-augmented generation for knowledge-intensive NLP tasks,” in Adv. Neural Inf. Process. Syst. (NeurIPS), vol. 33, pp. 9459–9474, 2020.</w:t>
-      </w:r>
-    </w:p>
-    <w:p>
-      <w:pPr>
-        <w:spacing w:after="100" w:line="264"/>
-        <w:ind w:left="420" w:hanging="420"/>
-      </w:pPr>
-      <w:r>
-        <w:rPr>
-          <w:rFonts w:ascii="Calibri" w:cs="Calibri" w:eastAsia="Calibri" w:hAnsi="Calibri"/>
-          <w:b/>
-          <w:bCs/>
-          <w:sz w:val="19"/>
-          <w:szCs w:val="19"/>
-        </w:rPr>
-        <w:t xml:space="preserve">[11]  </w:t>
-      </w:r>
-      <w:r>
-        <w:rPr>
-          <w:rFonts w:ascii="Calibri" w:cs="Calibri" w:eastAsia="Calibri" w:hAnsi="Calibri"/>
-          <w:sz w:val="19"/>
-          <w:szCs w:val="19"/>
-        </w:rPr>
-        <w:t xml:space="preserve">I. Kuznetsov, A. A. Jost, D. Pantiukhin, B. Shapkin, T. Jung, and N. Koldunov, “Transforming climate services with LLMs and multi-source data integration,” npj Climate Action, vol. 4, no. 1, art. 97, 2025. doi: 10.1038/s44168-025-00300-y</w:t>
-      </w:r>
-    </w:p>
-    <w:p>
-      <w:pPr>
-        <w:spacing w:after="100" w:line="264"/>
-        <w:ind w:left="420" w:hanging="420"/>
-      </w:pPr>
-      <w:r>
-        <w:rPr>
-          <w:rFonts w:ascii="Calibri" w:cs="Calibri" w:eastAsia="Calibri" w:hAnsi="Calibri"/>
-          <w:b/>
-          <w:bCs/>
-          <w:sz w:val="19"/>
-          <w:szCs w:val="19"/>
-        </w:rPr>
-        <w:t xml:space="preserve">[12]  </w:t>
-      </w:r>
-      <w:r>
-        <w:rPr>
-          <w:rFonts w:ascii="Calibri" w:cs="Calibri" w:eastAsia="Calibri" w:hAnsi="Calibri"/>
-          <w:sz w:val="19"/>
-          <w:szCs w:val="19"/>
-        </w:rPr>
-        <w:t xml:space="preserve">Y. Xie, B. Jiang, T. Mallick, et al., “A RAG-based multi-agent LLM system for natural hazard resilience and adaptation,” arXiv:2504.17200, 2025.</w:t>
-      </w:r>
-    </w:p>
-    <w:p>
-      <w:pPr>
-        <w:spacing w:after="100" w:line="264"/>
-        <w:ind w:left="420" w:hanging="420"/>
-      </w:pPr>
-      <w:r>
-        <w:rPr>
-          <w:rFonts w:ascii="Calibri" w:cs="Calibri" w:eastAsia="Calibri" w:hAnsi="Calibri"/>
-          <w:b/>
-          <w:bCs/>
-          <w:sz w:val="19"/>
-          <w:szCs w:val="19"/>
-        </w:rPr>
-        <w:t xml:space="preserve">[13]  </w:t>
-      </w:r>
-      <w:r>
-        <w:rPr>
-          <w:rFonts w:ascii="Calibri" w:cs="Calibri" w:eastAsia="Calibri" w:hAnsi="Calibri"/>
-          <w:sz w:val="19"/>
-          <w:szCs w:val="19"/>
-        </w:rPr>
-        <w:t xml:space="preserve">X. Lin, Y. Ning, J. Zhang, et al., “LLM-based agents suffer from hallucinations: A survey of taxonomy, methods, and directions,” arXiv:2509.18970, 2025.</w:t>
-      </w:r>
-    </w:p>
-    <w:p>
-      <w:pPr>
-        <w:spacing w:after="100" w:line="264"/>
-        <w:ind w:left="420" w:hanging="420"/>
-      </w:pPr>
-      <w:r>
-        <w:rPr>
-          <w:rFonts w:ascii="Calibri" w:cs="Calibri" w:eastAsia="Calibri" w:hAnsi="Calibri"/>
-          <w:b/>
-          <w:bCs/>
-          <w:sz w:val="19"/>
-          <w:szCs w:val="19"/>
-        </w:rPr>
-        <w:t xml:space="preserve">[14]  </w:t>
-      </w:r>
-      <w:r>
-        <w:rPr>
-          <w:rFonts w:ascii="Calibri" w:cs="Calibri" w:eastAsia="Calibri" w:hAnsi="Calibri"/>
-          <w:sz w:val="19"/>
-          <w:szCs w:val="19"/>
-        </w:rPr>
-        <w:t xml:space="preserve">J. Gala, P. A. Chitale, R. AK, et al., “IndicTrans2: Towards high-quality and accessible machine translation models for all 22 scheduled Indian languages,” Transactions on Machine Learning Research (TMLR), 2023. arXiv:2305.16307</w:t>
-      </w:r>
-    </w:p>
-    <w:p>
-      <w:pPr>
-        <w:spacing w:after="100" w:line="264"/>
-        <w:ind w:left="420" w:hanging="420"/>
-      </w:pPr>
-      <w:r>
-        <w:rPr>
-          <w:rFonts w:ascii="Calibri" w:cs="Calibri" w:eastAsia="Calibri" w:hAnsi="Calibri"/>
-          <w:b/>
-          <w:bCs/>
-          <w:sz w:val="19"/>
-          <w:szCs w:val="19"/>
-        </w:rPr>
-        <w:t xml:space="preserve">[15]  </w:t>
       </w:r>
       <w:r>
         <w:rPr>
@@ -7519,12 +8108,6 @@
   </w:abstractNum>
   <w:num w:numId="1">
     <w:abstractNumId w:val="1"/>
-    <w:lvlOverride w:ilvl="0">
-      <w:startOverride w:val="1"/>
-    </w:lvlOverride>
-  </w:num>
-  <w:num w:numId="2">
-    <w:abstractNumId w:val="2"/>
     <w:lvlOverride w:ilvl="0">
       <w:startOverride w:val="1"/>
     </w:lvlOverride>

--- a/docs/Sagar_Setu_Synopsis.docx
+++ b/docs/Sagar_Setu_Synopsis.docx
@@ -6201,11 +6201,6 @@
       </w:r>
     </w:p>
     <w:p>
-      <w:r>
-        <w:br w:type="page"/>
-      </w:r>
-    </w:p>
-    <w:p>
       <w:pPr>
         <w:pStyle w:val="Heading1"/>
         <w:spacing w:after="140" w:before="300"/>
@@ -6258,12 +6253,13 @@
         </w:tblBorders>
       </w:tblPr>
       <w:tblGrid>
-        <w:gridCol w:w="1900"/>
-        <w:gridCol w:w="900"/>
-        <w:gridCol w:w="1600"/>
-        <w:gridCol w:w="2000"/>
-        <w:gridCol w:w="1200"/>
-        <w:gridCol w:w="1426"/>
+        <w:gridCol w:w="1350"/>
+        <w:gridCol w:w="1350"/>
+        <w:gridCol w:w="1700"/>
+        <w:gridCol w:w="1050"/>
+        <w:gridCol w:w="1000"/>
+        <w:gridCol w:w="1250"/>
+        <w:gridCol w:w="1326"/>
       </w:tblGrid>
       <w:tr>
         <w:trPr>
@@ -6271,7 +6267,7 @@
         </w:trPr>
         <w:tc>
           <w:tcPr>
-            <w:tcW w:type="dxa" w:w="1900"/>
+            <w:tcW w:type="dxa" w:w="1350"/>
             <w:shd w:fill="DCE6F1" w:color="auto" w:val="clear"/>
             <w:tcMar>
               <w:top w:type="dxa" w:w="70"/>
@@ -6290,8 +6286,8 @@
                 <w:rFonts w:ascii="Calibri" w:cs="Calibri" w:eastAsia="Calibri" w:hAnsi="Calibri"/>
                 <w:b/>
                 <w:bCs/>
-                <w:sz w:val="19"/>
-                <w:szCs w:val="19"/>
+                <w:sz w:val="18"/>
+                <w:szCs w:val="18"/>
               </w:rPr>
               <w:t xml:space="preserve">Forecast lead</w:t>
             </w:r>
@@ -6299,7 +6295,7 @@
         </w:tc>
         <w:tc>
           <w:tcPr>
-            <w:tcW w:type="dxa" w:w="900"/>
+            <w:tcW w:type="dxa" w:w="1350"/>
             <w:shd w:fill="DCE6F1" w:color="auto" w:val="clear"/>
             <w:tcMar>
               <w:top w:type="dxa" w:w="70"/>
@@ -6318,16 +6314,16 @@
                 <w:rFonts w:ascii="Calibri" w:cs="Calibri" w:eastAsia="Calibri" w:hAnsi="Calibri"/>
                 <w:b/>
                 <w:bCs/>
-                <w:sz w:val="19"/>
-                <w:szCs w:val="19"/>
-              </w:rPr>
-              <w:t xml:space="preserve">n</w:t>
-            </w:r>
-          </w:p>
-        </w:tc>
-        <w:tc>
-          <w:tcPr>
-            <w:tcW w:type="dxa" w:w="1600"/>
+                <w:sz w:val="18"/>
+                <w:szCs w:val="18"/>
+              </w:rPr>
+              <w:t xml:space="preserve">Dangerous mornings warned</w:t>
+            </w:r>
+          </w:p>
+        </w:tc>
+        <w:tc>
+          <w:tcPr>
+            <w:tcW w:type="dxa" w:w="1700"/>
             <w:shd w:fill="DCE6F1" w:color="auto" w:val="clear"/>
             <w:tcMar>
               <w:top w:type="dxa" w:w="70"/>
@@ -6346,16 +6342,16 @@
                 <w:rFonts w:ascii="Calibri" w:cs="Calibri" w:eastAsia="Calibri" w:hAnsi="Calibri"/>
                 <w:b/>
                 <w:bCs/>
-                <w:sz w:val="19"/>
-                <w:szCs w:val="19"/>
-              </w:rPr>
-              <w:t xml:space="preserve">Hit rate (POD)</w:t>
-            </w:r>
-          </w:p>
-        </w:tc>
-        <w:tc>
-          <w:tcPr>
-            <w:tcW w:type="dxa" w:w="2000"/>
+                <w:sz w:val="18"/>
+                <w:szCs w:val="18"/>
+              </w:rPr>
+              <w:t xml:space="preserve">Hit rate (POD) [95 % CI]</w:t>
+            </w:r>
+          </w:p>
+        </w:tc>
+        <w:tc>
+          <w:tcPr>
+            <w:tcW w:type="dxa" w:w="1050"/>
             <w:shd w:fill="DCE6F1" w:color="auto" w:val="clear"/>
             <w:tcMar>
               <w:top w:type="dxa" w:w="70"/>
@@ -6374,16 +6370,16 @@
                 <w:rFonts w:ascii="Calibri" w:cs="Calibri" w:eastAsia="Calibri" w:hAnsi="Calibri"/>
                 <w:b/>
                 <w:bCs/>
-                <w:sz w:val="19"/>
-                <w:szCs w:val="19"/>
-              </w:rPr>
-              <w:t xml:space="preserve">False-alarm ratio</w:t>
-            </w:r>
-          </w:p>
-        </w:tc>
-        <w:tc>
-          <w:tcPr>
-            <w:tcW w:type="dxa" w:w="1200"/>
+                <w:sz w:val="18"/>
+                <w:szCs w:val="18"/>
+              </w:rPr>
+              <w:t xml:space="preserve">Warnings issued</w:t>
+            </w:r>
+          </w:p>
+        </w:tc>
+        <w:tc>
+          <w:tcPr>
+            <w:tcW w:type="dxa" w:w="1000"/>
             <w:shd w:fill="DCE6F1" w:color="auto" w:val="clear"/>
             <w:tcMar>
               <w:top w:type="dxa" w:w="70"/>
@@ -6402,16 +6398,16 @@
                 <w:rFonts w:ascii="Calibri" w:cs="Calibri" w:eastAsia="Calibri" w:hAnsi="Calibri"/>
                 <w:b/>
                 <w:bCs/>
-                <w:sz w:val="19"/>
-                <w:szCs w:val="19"/>
-              </w:rPr>
-              <w:t xml:space="preserve">CSI</w:t>
-            </w:r>
-          </w:p>
-        </w:tc>
-        <w:tc>
-          <w:tcPr>
-            <w:tcW w:type="dxa" w:w="1426"/>
+                <w:sz w:val="18"/>
+                <w:szCs w:val="18"/>
+              </w:rPr>
+              <w:t xml:space="preserve">False alarms</w:t>
+            </w:r>
+          </w:p>
+        </w:tc>
+        <w:tc>
+          <w:tcPr>
+            <w:tcW w:type="dxa" w:w="1250"/>
             <w:shd w:fill="DCE6F1" w:color="auto" w:val="clear"/>
             <w:tcMar>
               <w:top w:type="dxa" w:w="70"/>
@@ -6430,10 +6426,38 @@
                 <w:rFonts w:ascii="Calibri" w:cs="Calibri" w:eastAsia="Calibri" w:hAnsi="Calibri"/>
                 <w:b/>
                 <w:bCs/>
-                <w:sz w:val="19"/>
-                <w:szCs w:val="19"/>
-              </w:rPr>
-              <w:t xml:space="preserve">3-way agreement</w:t>
+                <w:sz w:val="18"/>
+                <w:szCs w:val="18"/>
+              </w:rPr>
+              <w:t xml:space="preserve">False-alarm ratio</w:t>
+            </w:r>
+          </w:p>
+        </w:tc>
+        <w:tc>
+          <w:tcPr>
+            <w:tcW w:type="dxa" w:w="1326"/>
+            <w:shd w:fill="DCE6F1" w:color="auto" w:val="clear"/>
+            <w:tcMar>
+              <w:top w:type="dxa" w:w="70"/>
+              <w:left w:type="dxa" w:w="100"/>
+              <w:bottom w:type="dxa" w:w="70"/>
+              <w:right w:type="dxa" w:w="100"/>
+            </w:tcMar>
+          </w:tcPr>
+          <w:p>
+            <w:pPr>
+              <w:spacing w:after="0"/>
+              <w:jc w:val="center"/>
+            </w:pPr>
+            <w:r>
+              <w:rPr>
+                <w:rFonts w:ascii="Calibri" w:cs="Calibri" w:eastAsia="Calibri" w:hAnsi="Calibri"/>
+                <w:b/>
+                <w:bCs/>
+                <w:sz w:val="18"/>
+                <w:szCs w:val="18"/>
+              </w:rPr>
+              <w:t xml:space="preserve">CSI</w:t>
             </w:r>
           </w:p>
         </w:tc>
@@ -6444,7 +6468,7 @@
         </w:trPr>
         <w:tc>
           <w:tcPr>
-            <w:tcW w:type="dxa" w:w="1900"/>
+            <w:tcW w:type="dxa" w:w="1350"/>
             <w:tcMar>
               <w:top w:type="dxa" w:w="70"/>
               <w:left w:type="dxa" w:w="100"/>
@@ -6471,45 +6495,18 @@
         </w:tc>
         <w:tc>
           <w:tcPr>
-            <w:tcW w:type="dxa" w:w="900"/>
-            <w:tcMar>
-              <w:top w:type="dxa" w:w="70"/>
-              <w:left w:type="dxa" w:w="100"/>
-              <w:bottom w:type="dxa" w:w="70"/>
-              <w:right w:type="dxa" w:w="100"/>
-            </w:tcMar>
-          </w:tcPr>
-          <w:p>
-            <w:pPr>
-              <w:spacing w:after="0"/>
-              <w:jc w:val="left"/>
-            </w:pPr>
-            <w:r>
-              <w:rPr>
-                <w:rFonts w:ascii="Calibri" w:cs="Calibri" w:eastAsia="Calibri" w:hAnsi="Calibri"/>
-                <w:b w:val="false"/>
-                <w:bCs w:val="false"/>
-                <w:sz w:val="19"/>
-                <w:szCs w:val="19"/>
-              </w:rPr>
-              <w:t xml:space="preserve">460</w:t>
-            </w:r>
-          </w:p>
-        </w:tc>
-        <w:tc>
-          <w:tcPr>
-            <w:tcW w:type="dxa" w:w="1600"/>
-            <w:tcMar>
-              <w:top w:type="dxa" w:w="70"/>
-              <w:left w:type="dxa" w:w="100"/>
-              <w:bottom w:type="dxa" w:w="70"/>
-              <w:right w:type="dxa" w:w="100"/>
-            </w:tcMar>
-          </w:tcPr>
-          <w:p>
-            <w:pPr>
-              <w:spacing w:after="0"/>
-              <w:jc w:val="left"/>
+            <w:tcW w:type="dxa" w:w="1350"/>
+            <w:tcMar>
+              <w:top w:type="dxa" w:w="70"/>
+              <w:left w:type="dxa" w:w="100"/>
+              <w:bottom w:type="dxa" w:w="70"/>
+              <w:right w:type="dxa" w:w="100"/>
+            </w:tcMar>
+          </w:tcPr>
+          <w:p>
+            <w:pPr>
+              <w:spacing w:after="0"/>
+              <w:jc w:val="center"/>
             </w:pPr>
             <w:r>
               <w:rPr>
@@ -6519,24 +6516,24 @@
                 <w:sz w:val="21"/>
                 <w:szCs w:val="21"/>
               </w:rPr>
-              <w:t xml:space="preserve">93.9 %</w:t>
-            </w:r>
-          </w:p>
-        </w:tc>
-        <w:tc>
-          <w:tcPr>
-            <w:tcW w:type="dxa" w:w="2000"/>
-            <w:tcMar>
-              <w:top w:type="dxa" w:w="70"/>
-              <w:left w:type="dxa" w:w="100"/>
-              <w:bottom w:type="dxa" w:w="70"/>
-              <w:right w:type="dxa" w:w="100"/>
-            </w:tcMar>
-          </w:tcPr>
-          <w:p>
-            <w:pPr>
-              <w:spacing w:after="0"/>
-              <w:jc w:val="left"/>
+              <w:t xml:space="preserve">31 of 33</w:t>
+            </w:r>
+          </w:p>
+        </w:tc>
+        <w:tc>
+          <w:tcPr>
+            <w:tcW w:type="dxa" w:w="1700"/>
+            <w:tcMar>
+              <w:top w:type="dxa" w:w="70"/>
+              <w:left w:type="dxa" w:w="100"/>
+              <w:bottom w:type="dxa" w:w="70"/>
+              <w:right w:type="dxa" w:w="100"/>
+            </w:tcMar>
+          </w:tcPr>
+          <w:p>
+            <w:pPr>
+              <w:spacing w:after="0"/>
+              <w:jc w:val="center"/>
             </w:pPr>
             <w:r>
               <w:rPr>
@@ -6546,61 +6543,125 @@
                 <w:sz w:val="21"/>
                 <w:szCs w:val="21"/>
               </w:rPr>
+              <w:t xml:space="preserve">93.9 %</w:t>
+            </w:r>
+            <w:r>
+              <w:rPr>
+                <w:rFonts w:ascii="Calibri" w:cs="Calibri" w:eastAsia="Calibri" w:hAnsi="Calibri"/>
+                <w:b w:val="false"/>
+                <w:bCs w:val="false"/>
+                <w:sz w:val="18"/>
+                <w:szCs w:val="18"/>
+              </w:rPr>
+              <w:t xml:space="preserve"> [80–98 %]</w:t>
+            </w:r>
+          </w:p>
+        </w:tc>
+        <w:tc>
+          <w:tcPr>
+            <w:tcW w:type="dxa" w:w="1050"/>
+            <w:tcMar>
+              <w:top w:type="dxa" w:w="70"/>
+              <w:left w:type="dxa" w:w="100"/>
+              <w:bottom w:type="dxa" w:w="70"/>
+              <w:right w:type="dxa" w:w="100"/>
+            </w:tcMar>
+          </w:tcPr>
+          <w:p>
+            <w:pPr>
+              <w:spacing w:after="0"/>
+              <w:jc w:val="center"/>
+            </w:pPr>
+            <w:r>
+              <w:rPr>
+                <w:rFonts w:ascii="Calibri" w:cs="Calibri" w:eastAsia="Calibri" w:hAnsi="Calibri"/>
+                <w:b w:val="false"/>
+                <w:bCs w:val="false"/>
+                <w:sz w:val="18"/>
+                <w:szCs w:val="18"/>
+              </w:rPr>
+              <w:t xml:space="preserve">32</w:t>
+            </w:r>
+          </w:p>
+        </w:tc>
+        <w:tc>
+          <w:tcPr>
+            <w:tcW w:type="dxa" w:w="1000"/>
+            <w:tcMar>
+              <w:top w:type="dxa" w:w="70"/>
+              <w:left w:type="dxa" w:w="100"/>
+              <w:bottom w:type="dxa" w:w="70"/>
+              <w:right w:type="dxa" w:w="100"/>
+            </w:tcMar>
+          </w:tcPr>
+          <w:p>
+            <w:pPr>
+              <w:spacing w:after="0"/>
+              <w:jc w:val="center"/>
+            </w:pPr>
+            <w:r>
+              <w:rPr>
+                <w:rFonts w:ascii="Calibri" w:cs="Calibri" w:eastAsia="Calibri" w:hAnsi="Calibri"/>
+                <w:b/>
+                <w:bCs/>
+                <w:sz w:val="21"/>
+                <w:szCs w:val="21"/>
+              </w:rPr>
+              <w:t xml:space="preserve">1</w:t>
+            </w:r>
+          </w:p>
+        </w:tc>
+        <w:tc>
+          <w:tcPr>
+            <w:tcW w:type="dxa" w:w="1250"/>
+            <w:tcMar>
+              <w:top w:type="dxa" w:w="70"/>
+              <w:left w:type="dxa" w:w="100"/>
+              <w:bottom w:type="dxa" w:w="70"/>
+              <w:right w:type="dxa" w:w="100"/>
+            </w:tcMar>
+          </w:tcPr>
+          <w:p>
+            <w:pPr>
+              <w:spacing w:after="0"/>
+              <w:jc w:val="center"/>
+            </w:pPr>
+            <w:r>
+              <w:rPr>
+                <w:rFonts w:ascii="Calibri" w:cs="Calibri" w:eastAsia="Calibri" w:hAnsi="Calibri"/>
+                <w:b/>
+                <w:bCs/>
+                <w:sz w:val="21"/>
+                <w:szCs w:val="21"/>
+              </w:rPr>
               <w:t xml:space="preserve">3.1 %</w:t>
             </w:r>
           </w:p>
         </w:tc>
         <w:tc>
           <w:tcPr>
-            <w:tcW w:type="dxa" w:w="1200"/>
-            <w:tcMar>
-              <w:top w:type="dxa" w:w="70"/>
-              <w:left w:type="dxa" w:w="100"/>
-              <w:bottom w:type="dxa" w:w="70"/>
-              <w:right w:type="dxa" w:w="100"/>
-            </w:tcMar>
-          </w:tcPr>
-          <w:p>
-            <w:pPr>
-              <w:spacing w:after="0"/>
-              <w:jc w:val="left"/>
-            </w:pPr>
-            <w:r>
-              <w:rPr>
-                <w:rFonts w:ascii="Calibri" w:cs="Calibri" w:eastAsia="Calibri" w:hAnsi="Calibri"/>
-                <w:b w:val="false"/>
-                <w:bCs w:val="false"/>
-                <w:sz w:val="19"/>
-                <w:szCs w:val="19"/>
+            <w:tcW w:type="dxa" w:w="1326"/>
+            <w:tcMar>
+              <w:top w:type="dxa" w:w="70"/>
+              <w:left w:type="dxa" w:w="100"/>
+              <w:bottom w:type="dxa" w:w="70"/>
+              <w:right w:type="dxa" w:w="100"/>
+            </w:tcMar>
+          </w:tcPr>
+          <w:p>
+            <w:pPr>
+              <w:spacing w:after="0"/>
+              <w:jc w:val="center"/>
+            </w:pPr>
+            <w:r>
+              <w:rPr>
+                <w:rFonts w:ascii="Calibri" w:cs="Calibri" w:eastAsia="Calibri" w:hAnsi="Calibri"/>
+                <w:b/>
+                <w:bCs/>
+                <w:sz w:val="21"/>
+                <w:szCs w:val="21"/>
               </w:rPr>
               <w:t xml:space="preserve">91.2 %</w:t>
-            </w:r>
-          </w:p>
-        </w:tc>
-        <w:tc>
-          <w:tcPr>
-            <w:tcW w:type="dxa" w:w="1426"/>
-            <w:tcMar>
-              <w:top w:type="dxa" w:w="70"/>
-              <w:left w:type="dxa" w:w="100"/>
-              <w:bottom w:type="dxa" w:w="70"/>
-              <w:right w:type="dxa" w:w="100"/>
-            </w:tcMar>
-          </w:tcPr>
-          <w:p>
-            <w:pPr>
-              <w:spacing w:after="0"/>
-              <w:jc w:val="left"/>
-            </w:pPr>
-            <w:r>
-              <w:rPr>
-                <w:rFonts w:ascii="Calibri" w:cs="Calibri" w:eastAsia="Calibri" w:hAnsi="Calibri"/>
-                <w:b w:val="false"/>
-                <w:bCs w:val="false"/>
-                <w:sz w:val="19"/>
-                <w:szCs w:val="19"/>
-              </w:rPr>
-              <w:t xml:space="preserve">93.5 %</w:t>
             </w:r>
           </w:p>
         </w:tc>
@@ -6611,26 +6672,26 @@
         </w:trPr>
         <w:tc>
           <w:tcPr>
-            <w:tcW w:type="dxa" w:w="1900"/>
-            <w:tcMar>
-              <w:top w:type="dxa" w:w="70"/>
-              <w:left w:type="dxa" w:w="100"/>
-              <w:bottom w:type="dxa" w:w="70"/>
-              <w:right w:type="dxa" w:w="100"/>
-            </w:tcMar>
-          </w:tcPr>
-          <w:p>
-            <w:pPr>
-              <w:spacing w:after="0"/>
-              <w:jc w:val="left"/>
-            </w:pPr>
-            <w:r>
-              <w:rPr>
-                <w:rFonts w:ascii="Calibri" w:cs="Calibri" w:eastAsia="Calibri" w:hAnsi="Calibri"/>
-                <w:b w:val="false"/>
-                <w:bCs w:val="false"/>
-                <w:sz w:val="19"/>
-                <w:szCs w:val="19"/>
+            <w:tcW w:type="dxa" w:w="1350"/>
+            <w:tcMar>
+              <w:top w:type="dxa" w:w="70"/>
+              <w:left w:type="dxa" w:w="100"/>
+              <w:bottom w:type="dxa" w:w="70"/>
+              <w:right w:type="dxa" w:w="100"/>
+            </w:tcMar>
+          </w:tcPr>
+          <w:p>
+            <w:pPr>
+              <w:spacing w:after="0"/>
+              <w:jc w:val="left"/>
+            </w:pPr>
+            <w:r>
+              <w:rPr>
+                <w:rFonts w:ascii="Calibri" w:cs="Calibri" w:eastAsia="Calibri" w:hAnsi="Calibri"/>
+                <w:b w:val="false"/>
+                <w:bCs w:val="false"/>
+                <w:sz w:val="18"/>
+                <w:szCs w:val="18"/>
               </w:rPr>
               <w:t xml:space="preserve">2 days ahead</w:t>
             </w:r>
@@ -6638,80 +6699,134 @@
         </w:tc>
         <w:tc>
           <w:tcPr>
-            <w:tcW w:type="dxa" w:w="900"/>
-            <w:tcMar>
-              <w:top w:type="dxa" w:w="70"/>
-              <w:left w:type="dxa" w:w="100"/>
-              <w:bottom w:type="dxa" w:w="70"/>
-              <w:right w:type="dxa" w:w="100"/>
-            </w:tcMar>
-          </w:tcPr>
-          <w:p>
-            <w:pPr>
-              <w:spacing w:after="0"/>
-              <w:jc w:val="left"/>
-            </w:pPr>
-            <w:r>
-              <w:rPr>
-                <w:rFonts w:ascii="Calibri" w:cs="Calibri" w:eastAsia="Calibri" w:hAnsi="Calibri"/>
-                <w:b w:val="false"/>
-                <w:bCs w:val="false"/>
-                <w:sz w:val="19"/>
-                <w:szCs w:val="19"/>
-              </w:rPr>
-              <w:t xml:space="preserve">460</w:t>
-            </w:r>
-          </w:p>
-        </w:tc>
-        <w:tc>
-          <w:tcPr>
-            <w:tcW w:type="dxa" w:w="1600"/>
-            <w:tcMar>
-              <w:top w:type="dxa" w:w="70"/>
-              <w:left w:type="dxa" w:w="100"/>
-              <w:bottom w:type="dxa" w:w="70"/>
-              <w:right w:type="dxa" w:w="100"/>
-            </w:tcMar>
-          </w:tcPr>
-          <w:p>
-            <w:pPr>
-              <w:spacing w:after="0"/>
-              <w:jc w:val="left"/>
-            </w:pPr>
-            <w:r>
-              <w:rPr>
-                <w:rFonts w:ascii="Calibri" w:cs="Calibri" w:eastAsia="Calibri" w:hAnsi="Calibri"/>
-                <w:b w:val="false"/>
-                <w:bCs w:val="false"/>
-                <w:sz w:val="19"/>
-                <w:szCs w:val="19"/>
-              </w:rPr>
-              <w:t xml:space="preserve">97.0 %</w:t>
-            </w:r>
-          </w:p>
-        </w:tc>
-        <w:tc>
-          <w:tcPr>
-            <w:tcW w:type="dxa" w:w="2000"/>
-            <w:tcMar>
-              <w:top w:type="dxa" w:w="70"/>
-              <w:left w:type="dxa" w:w="100"/>
-              <w:bottom w:type="dxa" w:w="70"/>
-              <w:right w:type="dxa" w:w="100"/>
-            </w:tcMar>
-          </w:tcPr>
-          <w:p>
-            <w:pPr>
-              <w:spacing w:after="0"/>
-              <w:jc w:val="left"/>
-            </w:pPr>
-            <w:r>
-              <w:rPr>
-                <w:rFonts w:ascii="Calibri" w:cs="Calibri" w:eastAsia="Calibri" w:hAnsi="Calibri"/>
-                <w:b w:val="false"/>
-                <w:bCs w:val="false"/>
-                <w:sz w:val="19"/>
-                <w:szCs w:val="19"/>
+            <w:tcW w:type="dxa" w:w="1350"/>
+            <w:tcMar>
+              <w:top w:type="dxa" w:w="70"/>
+              <w:left w:type="dxa" w:w="100"/>
+              <w:bottom w:type="dxa" w:w="70"/>
+              <w:right w:type="dxa" w:w="100"/>
+            </w:tcMar>
+          </w:tcPr>
+          <w:p>
+            <w:pPr>
+              <w:spacing w:after="0"/>
+              <w:jc w:val="center"/>
+            </w:pPr>
+            <w:r>
+              <w:rPr>
+                <w:rFonts w:ascii="Calibri" w:cs="Calibri" w:eastAsia="Calibri" w:hAnsi="Calibri"/>
+                <w:b w:val="false"/>
+                <w:bCs w:val="false"/>
+                <w:sz w:val="18"/>
+                <w:szCs w:val="18"/>
+              </w:rPr>
+              <w:t xml:space="preserve">32 of 33</w:t>
+            </w:r>
+          </w:p>
+        </w:tc>
+        <w:tc>
+          <w:tcPr>
+            <w:tcW w:type="dxa" w:w="1700"/>
+            <w:tcMar>
+              <w:top w:type="dxa" w:w="70"/>
+              <w:left w:type="dxa" w:w="100"/>
+              <w:bottom w:type="dxa" w:w="70"/>
+              <w:right w:type="dxa" w:w="100"/>
+            </w:tcMar>
+          </w:tcPr>
+          <w:p>
+            <w:pPr>
+              <w:spacing w:after="0"/>
+              <w:jc w:val="center"/>
+            </w:pPr>
+            <w:r>
+              <w:rPr>
+                <w:rFonts w:ascii="Calibri" w:cs="Calibri" w:eastAsia="Calibri" w:hAnsi="Calibri"/>
+                <w:b w:val="false"/>
+                <w:bCs w:val="false"/>
+                <w:sz w:val="18"/>
+                <w:szCs w:val="18"/>
+              </w:rPr>
+              <w:t xml:space="preserve">97.0 % [85–99 %]</w:t>
+            </w:r>
+          </w:p>
+        </w:tc>
+        <w:tc>
+          <w:tcPr>
+            <w:tcW w:type="dxa" w:w="1050"/>
+            <w:tcMar>
+              <w:top w:type="dxa" w:w="70"/>
+              <w:left w:type="dxa" w:w="100"/>
+              <w:bottom w:type="dxa" w:w="70"/>
+              <w:right w:type="dxa" w:w="100"/>
+            </w:tcMar>
+          </w:tcPr>
+          <w:p>
+            <w:pPr>
+              <w:spacing w:after="0"/>
+              <w:jc w:val="center"/>
+            </w:pPr>
+            <w:r>
+              <w:rPr>
+                <w:rFonts w:ascii="Calibri" w:cs="Calibri" w:eastAsia="Calibri" w:hAnsi="Calibri"/>
+                <w:b w:val="false"/>
+                <w:bCs w:val="false"/>
+                <w:sz w:val="18"/>
+                <w:szCs w:val="18"/>
+              </w:rPr>
+              <w:t xml:space="preserve">39</w:t>
+            </w:r>
+          </w:p>
+        </w:tc>
+        <w:tc>
+          <w:tcPr>
+            <w:tcW w:type="dxa" w:w="1000"/>
+            <w:tcMar>
+              <w:top w:type="dxa" w:w="70"/>
+              <w:left w:type="dxa" w:w="100"/>
+              <w:bottom w:type="dxa" w:w="70"/>
+              <w:right w:type="dxa" w:w="100"/>
+            </w:tcMar>
+          </w:tcPr>
+          <w:p>
+            <w:pPr>
+              <w:spacing w:after="0"/>
+              <w:jc w:val="center"/>
+            </w:pPr>
+            <w:r>
+              <w:rPr>
+                <w:rFonts w:ascii="Calibri" w:cs="Calibri" w:eastAsia="Calibri" w:hAnsi="Calibri"/>
+                <w:b w:val="false"/>
+                <w:bCs w:val="false"/>
+                <w:sz w:val="18"/>
+                <w:szCs w:val="18"/>
+              </w:rPr>
+              <w:t xml:space="preserve">7</w:t>
+            </w:r>
+          </w:p>
+        </w:tc>
+        <w:tc>
+          <w:tcPr>
+            <w:tcW w:type="dxa" w:w="1250"/>
+            <w:tcMar>
+              <w:top w:type="dxa" w:w="70"/>
+              <w:left w:type="dxa" w:w="100"/>
+              <w:bottom w:type="dxa" w:w="70"/>
+              <w:right w:type="dxa" w:w="100"/>
+            </w:tcMar>
+          </w:tcPr>
+          <w:p>
+            <w:pPr>
+              <w:spacing w:after="0"/>
+              <w:jc w:val="center"/>
+            </w:pPr>
+            <w:r>
+              <w:rPr>
+                <w:rFonts w:ascii="Calibri" w:cs="Calibri" w:eastAsia="Calibri" w:hAnsi="Calibri"/>
+                <w:b w:val="false"/>
+                <w:bCs w:val="false"/>
+                <w:sz w:val="18"/>
+                <w:szCs w:val="18"/>
               </w:rPr>
               <w:t xml:space="preserve">17.9 %</w:t>
             </w:r>
@@ -6719,55 +6834,28 @@
         </w:tc>
         <w:tc>
           <w:tcPr>
-            <w:tcW w:type="dxa" w:w="1200"/>
-            <w:tcMar>
-              <w:top w:type="dxa" w:w="70"/>
-              <w:left w:type="dxa" w:w="100"/>
-              <w:bottom w:type="dxa" w:w="70"/>
-              <w:right w:type="dxa" w:w="100"/>
-            </w:tcMar>
-          </w:tcPr>
-          <w:p>
-            <w:pPr>
-              <w:spacing w:after="0"/>
-              <w:jc w:val="left"/>
-            </w:pPr>
-            <w:r>
-              <w:rPr>
-                <w:rFonts w:ascii="Calibri" w:cs="Calibri" w:eastAsia="Calibri" w:hAnsi="Calibri"/>
-                <w:b w:val="false"/>
-                <w:bCs w:val="false"/>
-                <w:sz w:val="19"/>
-                <w:szCs w:val="19"/>
+            <w:tcW w:type="dxa" w:w="1326"/>
+            <w:tcMar>
+              <w:top w:type="dxa" w:w="70"/>
+              <w:left w:type="dxa" w:w="100"/>
+              <w:bottom w:type="dxa" w:w="70"/>
+              <w:right w:type="dxa" w:w="100"/>
+            </w:tcMar>
+          </w:tcPr>
+          <w:p>
+            <w:pPr>
+              <w:spacing w:after="0"/>
+              <w:jc w:val="center"/>
+            </w:pPr>
+            <w:r>
+              <w:rPr>
+                <w:rFonts w:ascii="Calibri" w:cs="Calibri" w:eastAsia="Calibri" w:hAnsi="Calibri"/>
+                <w:b w:val="false"/>
+                <w:bCs w:val="false"/>
+                <w:sz w:val="18"/>
+                <w:szCs w:val="18"/>
               </w:rPr>
               <w:t xml:space="preserve">80.0 %</w:t>
-            </w:r>
-          </w:p>
-        </w:tc>
-        <w:tc>
-          <w:tcPr>
-            <w:tcW w:type="dxa" w:w="1426"/>
-            <w:tcMar>
-              <w:top w:type="dxa" w:w="70"/>
-              <w:left w:type="dxa" w:w="100"/>
-              <w:bottom w:type="dxa" w:w="70"/>
-              <w:right w:type="dxa" w:w="100"/>
-            </w:tcMar>
-          </w:tcPr>
-          <w:p>
-            <w:pPr>
-              <w:spacing w:after="0"/>
-              <w:jc w:val="left"/>
-            </w:pPr>
-            <w:r>
-              <w:rPr>
-                <w:rFonts w:ascii="Calibri" w:cs="Calibri" w:eastAsia="Calibri" w:hAnsi="Calibri"/>
-                <w:b w:val="false"/>
-                <w:bCs w:val="false"/>
-                <w:sz w:val="19"/>
-                <w:szCs w:val="19"/>
-              </w:rPr>
-              <w:t xml:space="preserve">90.2 %</w:t>
             </w:r>
           </w:p>
         </w:tc>
@@ -6778,26 +6866,26 @@
         </w:trPr>
         <w:tc>
           <w:tcPr>
-            <w:tcW w:type="dxa" w:w="1900"/>
-            <w:tcMar>
-              <w:top w:type="dxa" w:w="70"/>
-              <w:left w:type="dxa" w:w="100"/>
-              <w:bottom w:type="dxa" w:w="70"/>
-              <w:right w:type="dxa" w:w="100"/>
-            </w:tcMar>
-          </w:tcPr>
-          <w:p>
-            <w:pPr>
-              <w:spacing w:after="0"/>
-              <w:jc w:val="left"/>
-            </w:pPr>
-            <w:r>
-              <w:rPr>
-                <w:rFonts w:ascii="Calibri" w:cs="Calibri" w:eastAsia="Calibri" w:hAnsi="Calibri"/>
-                <w:b w:val="false"/>
-                <w:bCs w:val="false"/>
-                <w:sz w:val="19"/>
-                <w:szCs w:val="19"/>
+            <w:tcW w:type="dxa" w:w="1350"/>
+            <w:tcMar>
+              <w:top w:type="dxa" w:w="70"/>
+              <w:left w:type="dxa" w:w="100"/>
+              <w:bottom w:type="dxa" w:w="70"/>
+              <w:right w:type="dxa" w:w="100"/>
+            </w:tcMar>
+          </w:tcPr>
+          <w:p>
+            <w:pPr>
+              <w:spacing w:after="0"/>
+              <w:jc w:val="left"/>
+            </w:pPr>
+            <w:r>
+              <w:rPr>
+                <w:rFonts w:ascii="Calibri" w:cs="Calibri" w:eastAsia="Calibri" w:hAnsi="Calibri"/>
+                <w:b w:val="false"/>
+                <w:bCs w:val="false"/>
+                <w:sz w:val="18"/>
+                <w:szCs w:val="18"/>
               </w:rPr>
               <w:t xml:space="preserve">3 days ahead</w:t>
             </w:r>
@@ -6805,80 +6893,134 @@
         </w:tc>
         <w:tc>
           <w:tcPr>
-            <w:tcW w:type="dxa" w:w="900"/>
-            <w:tcMar>
-              <w:top w:type="dxa" w:w="70"/>
-              <w:left w:type="dxa" w:w="100"/>
-              <w:bottom w:type="dxa" w:w="70"/>
-              <w:right w:type="dxa" w:w="100"/>
-            </w:tcMar>
-          </w:tcPr>
-          <w:p>
-            <w:pPr>
-              <w:spacing w:after="0"/>
-              <w:jc w:val="left"/>
-            </w:pPr>
-            <w:r>
-              <w:rPr>
-                <w:rFonts w:ascii="Calibri" w:cs="Calibri" w:eastAsia="Calibri" w:hAnsi="Calibri"/>
-                <w:b w:val="false"/>
-                <w:bCs w:val="false"/>
-                <w:sz w:val="19"/>
-                <w:szCs w:val="19"/>
-              </w:rPr>
-              <w:t xml:space="preserve">460</w:t>
-            </w:r>
-          </w:p>
-        </w:tc>
-        <w:tc>
-          <w:tcPr>
-            <w:tcW w:type="dxa" w:w="1600"/>
-            <w:tcMar>
-              <w:top w:type="dxa" w:w="70"/>
-              <w:left w:type="dxa" w:w="100"/>
-              <w:bottom w:type="dxa" w:w="70"/>
-              <w:right w:type="dxa" w:w="100"/>
-            </w:tcMar>
-          </w:tcPr>
-          <w:p>
-            <w:pPr>
-              <w:spacing w:after="0"/>
-              <w:jc w:val="left"/>
-            </w:pPr>
-            <w:r>
-              <w:rPr>
-                <w:rFonts w:ascii="Calibri" w:cs="Calibri" w:eastAsia="Calibri" w:hAnsi="Calibri"/>
-                <w:b w:val="false"/>
-                <w:bCs w:val="false"/>
-                <w:sz w:val="19"/>
-                <w:szCs w:val="19"/>
-              </w:rPr>
-              <w:t xml:space="preserve">90.9 %</w:t>
-            </w:r>
-          </w:p>
-        </w:tc>
-        <w:tc>
-          <w:tcPr>
-            <w:tcW w:type="dxa" w:w="2000"/>
-            <w:tcMar>
-              <w:top w:type="dxa" w:w="70"/>
-              <w:left w:type="dxa" w:w="100"/>
-              <w:bottom w:type="dxa" w:w="70"/>
-              <w:right w:type="dxa" w:w="100"/>
-            </w:tcMar>
-          </w:tcPr>
-          <w:p>
-            <w:pPr>
-              <w:spacing w:after="0"/>
-              <w:jc w:val="left"/>
-            </w:pPr>
-            <w:r>
-              <w:rPr>
-                <w:rFonts w:ascii="Calibri" w:cs="Calibri" w:eastAsia="Calibri" w:hAnsi="Calibri"/>
-                <w:b w:val="false"/>
-                <w:bCs w:val="false"/>
-                <w:sz w:val="19"/>
-                <w:szCs w:val="19"/>
+            <w:tcW w:type="dxa" w:w="1350"/>
+            <w:tcMar>
+              <w:top w:type="dxa" w:w="70"/>
+              <w:left w:type="dxa" w:w="100"/>
+              <w:bottom w:type="dxa" w:w="70"/>
+              <w:right w:type="dxa" w:w="100"/>
+            </w:tcMar>
+          </w:tcPr>
+          <w:p>
+            <w:pPr>
+              <w:spacing w:after="0"/>
+              <w:jc w:val="center"/>
+            </w:pPr>
+            <w:r>
+              <w:rPr>
+                <w:rFonts w:ascii="Calibri" w:cs="Calibri" w:eastAsia="Calibri" w:hAnsi="Calibri"/>
+                <w:b w:val="false"/>
+                <w:bCs w:val="false"/>
+                <w:sz w:val="18"/>
+                <w:szCs w:val="18"/>
+              </w:rPr>
+              <w:t xml:space="preserve">30 of 33</w:t>
+            </w:r>
+          </w:p>
+        </w:tc>
+        <w:tc>
+          <w:tcPr>
+            <w:tcW w:type="dxa" w:w="1700"/>
+            <w:tcMar>
+              <w:top w:type="dxa" w:w="70"/>
+              <w:left w:type="dxa" w:w="100"/>
+              <w:bottom w:type="dxa" w:w="70"/>
+              <w:right w:type="dxa" w:w="100"/>
+            </w:tcMar>
+          </w:tcPr>
+          <w:p>
+            <w:pPr>
+              <w:spacing w:after="0"/>
+              <w:jc w:val="center"/>
+            </w:pPr>
+            <w:r>
+              <w:rPr>
+                <w:rFonts w:ascii="Calibri" w:cs="Calibri" w:eastAsia="Calibri" w:hAnsi="Calibri"/>
+                <w:b w:val="false"/>
+                <w:bCs w:val="false"/>
+                <w:sz w:val="18"/>
+                <w:szCs w:val="18"/>
+              </w:rPr>
+              <w:t xml:space="preserve">90.9 % [76–97 %]</w:t>
+            </w:r>
+          </w:p>
+        </w:tc>
+        <w:tc>
+          <w:tcPr>
+            <w:tcW w:type="dxa" w:w="1050"/>
+            <w:tcMar>
+              <w:top w:type="dxa" w:w="70"/>
+              <w:left w:type="dxa" w:w="100"/>
+              <w:bottom w:type="dxa" w:w="70"/>
+              <w:right w:type="dxa" w:w="100"/>
+            </w:tcMar>
+          </w:tcPr>
+          <w:p>
+            <w:pPr>
+              <w:spacing w:after="0"/>
+              <w:jc w:val="center"/>
+            </w:pPr>
+            <w:r>
+              <w:rPr>
+                <w:rFonts w:ascii="Calibri" w:cs="Calibri" w:eastAsia="Calibri" w:hAnsi="Calibri"/>
+                <w:b w:val="false"/>
+                <w:bCs w:val="false"/>
+                <w:sz w:val="18"/>
+                <w:szCs w:val="18"/>
+              </w:rPr>
+              <w:t xml:space="preserve">43</w:t>
+            </w:r>
+          </w:p>
+        </w:tc>
+        <w:tc>
+          <w:tcPr>
+            <w:tcW w:type="dxa" w:w="1000"/>
+            <w:tcMar>
+              <w:top w:type="dxa" w:w="70"/>
+              <w:left w:type="dxa" w:w="100"/>
+              <w:bottom w:type="dxa" w:w="70"/>
+              <w:right w:type="dxa" w:w="100"/>
+            </w:tcMar>
+          </w:tcPr>
+          <w:p>
+            <w:pPr>
+              <w:spacing w:after="0"/>
+              <w:jc w:val="center"/>
+            </w:pPr>
+            <w:r>
+              <w:rPr>
+                <w:rFonts w:ascii="Calibri" w:cs="Calibri" w:eastAsia="Calibri" w:hAnsi="Calibri"/>
+                <w:b w:val="false"/>
+                <w:bCs w:val="false"/>
+                <w:sz w:val="18"/>
+                <w:szCs w:val="18"/>
+              </w:rPr>
+              <w:t xml:space="preserve">13</w:t>
+            </w:r>
+          </w:p>
+        </w:tc>
+        <w:tc>
+          <w:tcPr>
+            <w:tcW w:type="dxa" w:w="1250"/>
+            <w:tcMar>
+              <w:top w:type="dxa" w:w="70"/>
+              <w:left w:type="dxa" w:w="100"/>
+              <w:bottom w:type="dxa" w:w="70"/>
+              <w:right w:type="dxa" w:w="100"/>
+            </w:tcMar>
+          </w:tcPr>
+          <w:p>
+            <w:pPr>
+              <w:spacing w:after="0"/>
+              <w:jc w:val="center"/>
+            </w:pPr>
+            <w:r>
+              <w:rPr>
+                <w:rFonts w:ascii="Calibri" w:cs="Calibri" w:eastAsia="Calibri" w:hAnsi="Calibri"/>
+                <w:b w:val="false"/>
+                <w:bCs w:val="false"/>
+                <w:sz w:val="18"/>
+                <w:szCs w:val="18"/>
               </w:rPr>
               <w:t xml:space="preserve">30.2 %</w:t>
             </w:r>
@@ -6886,55 +7028,28 @@
         </w:tc>
         <w:tc>
           <w:tcPr>
-            <w:tcW w:type="dxa" w:w="1200"/>
-            <w:tcMar>
-              <w:top w:type="dxa" w:w="70"/>
-              <w:left w:type="dxa" w:w="100"/>
-              <w:bottom w:type="dxa" w:w="70"/>
-              <w:right w:type="dxa" w:w="100"/>
-            </w:tcMar>
-          </w:tcPr>
-          <w:p>
-            <w:pPr>
-              <w:spacing w:after="0"/>
-              <w:jc w:val="left"/>
-            </w:pPr>
-            <w:r>
-              <w:rPr>
-                <w:rFonts w:ascii="Calibri" w:cs="Calibri" w:eastAsia="Calibri" w:hAnsi="Calibri"/>
-                <w:b w:val="false"/>
-                <w:bCs w:val="false"/>
-                <w:sz w:val="19"/>
-                <w:szCs w:val="19"/>
+            <w:tcW w:type="dxa" w:w="1326"/>
+            <w:tcMar>
+              <w:top w:type="dxa" w:w="70"/>
+              <w:left w:type="dxa" w:w="100"/>
+              <w:bottom w:type="dxa" w:w="70"/>
+              <w:right w:type="dxa" w:w="100"/>
+            </w:tcMar>
+          </w:tcPr>
+          <w:p>
+            <w:pPr>
+              <w:spacing w:after="0"/>
+              <w:jc w:val="center"/>
+            </w:pPr>
+            <w:r>
+              <w:rPr>
+                <w:rFonts w:ascii="Calibri" w:cs="Calibri" w:eastAsia="Calibri" w:hAnsi="Calibri"/>
+                <w:b w:val="false"/>
+                <w:bCs w:val="false"/>
+                <w:sz w:val="18"/>
+                <w:szCs w:val="18"/>
               </w:rPr>
               <w:t xml:space="preserve">65.2 %</w:t>
-            </w:r>
-          </w:p>
-        </w:tc>
-        <w:tc>
-          <w:tcPr>
-            <w:tcW w:type="dxa" w:w="1426"/>
-            <w:tcMar>
-              <w:top w:type="dxa" w:w="70"/>
-              <w:left w:type="dxa" w:w="100"/>
-              <w:bottom w:type="dxa" w:w="70"/>
-              <w:right w:type="dxa" w:w="100"/>
-            </w:tcMar>
-          </w:tcPr>
-          <w:p>
-            <w:pPr>
-              <w:spacing w:after="0"/>
-              <w:jc w:val="left"/>
-            </w:pPr>
-            <w:r>
-              <w:rPr>
-                <w:rFonts w:ascii="Calibri" w:cs="Calibri" w:eastAsia="Calibri" w:hAnsi="Calibri"/>
-                <w:b w:val="false"/>
-                <w:bCs w:val="false"/>
-                <w:sz w:val="19"/>
-                <w:szCs w:val="19"/>
-              </w:rPr>
-              <w:t xml:space="preserve">85.0 %</w:t>
             </w:r>
           </w:p>
         </w:tc>
@@ -6942,33 +7057,42 @@
     </w:tbl>
     <w:p>
       <w:pPr>
-        <w:spacing w:after="130" w:before="170"/>
-      </w:pPr>
-      <w:r>
-        <w:rPr>
-          <w:rFonts w:ascii="Calibri" w:cs="Calibri" w:eastAsia="Calibri" w:hAnsi="Calibri"/>
-          <w:sz w:val="21"/>
-          <w:szCs w:val="21"/>
-        </w:rPr>
-        <w:t xml:space="preserve">The two day-ahead misses were graded </w:t>
-      </w:r>
+        <w:spacing w:after="200"/>
+        <w:jc w:val="center"/>
+      </w:pPr>
       <w:r>
         <w:rPr>
           <w:rFonts w:ascii="Calibri" w:cs="Calibri" w:eastAsia="Calibri" w:hAnsi="Calibri"/>
           <w:i/>
           <w:iCs/>
-          <w:sz w:val="21"/>
-          <w:szCs w:val="21"/>
-        </w:rPr>
-        <w:t xml:space="preserve">caution</w:t>
-      </w:r>
-      <w:r>
-        <w:rPr>
-          <w:rFonts w:ascii="Calibri" w:cs="Calibri" w:eastAsia="Calibri" w:hAnsi="Calibri"/>
-          <w:sz w:val="21"/>
-          <w:szCs w:val="21"/>
-        </w:rPr>
-        <w:t xml:space="preserve">, never </w:t>
+          <w:color w:val="555555"/>
+          <w:sz w:val="17"/>
+          <w:szCs w:val="17"/>
+        </w:rPr>
+        <w:t xml:space="preserve">n = 460 harbour-mornings per lead. 95 % intervals are Wilson score intervals.</w:t>
+      </w:r>
+    </w:p>
+    <w:p>
+      <w:pPr>
+        <w:spacing w:after="130" w:before="60"/>
+      </w:pPr>
+      <w:r>
+        <w:rPr>
+          <w:rFonts w:ascii="Calibri" w:cs="Calibri" w:eastAsia="Calibri" w:hAnsi="Calibri"/>
+          <w:b/>
+          <w:bCs/>
+          <w:sz w:val="21"/>
+          <w:szCs w:val="21"/>
+        </w:rPr>
+        <w:t xml:space="preserve">Reading the hit rate. </w:t>
+      </w:r>
+      <w:r>
+        <w:rPr>
+          <w:rFonts w:ascii="Calibri" w:cs="Calibri" w:eastAsia="Calibri" w:hAnsi="Calibri"/>
+          <w:sz w:val="21"/>
+          <w:szCs w:val="21"/>
+        </w:rPr>
+        <w:t xml:space="preserve">Only 33 of the 460 harbour-mornings were do-not-sail mornings, so each one is worth about three points of hit rate. The apparent rise from 93.9 % to 97.0 % at two days is a single extra morning — 32 of 33 instead of 31 — and the three confidence intervals overlap almost entirely: on this sample the hit rate is flat within noise. The two-day forecast caught that extra morning by warning more often: 39 warnings against 32, with false alarms rising from 1 to 7. Hit rate read alone rewards over-warning — a system that always said </w:t>
       </w:r>
       <w:r>
         <w:rPr>
@@ -6978,6 +7102,55 @@
           <w:sz w:val="21"/>
           <w:szCs w:val="21"/>
         </w:rPr>
+        <w:t xml:space="preserve">do not sail</w:t>
+      </w:r>
+      <w:r>
+        <w:rPr>
+          <w:rFonts w:ascii="Calibri" w:cs="Calibri" w:eastAsia="Calibri" w:hAnsi="Calibri"/>
+          <w:sz w:val="21"/>
+          <w:szCs w:val="21"/>
+        </w:rPr>
+        <w:t xml:space="preserve"> would score 100 % — which is why it is reported alongside the false-alarm ratio and the critical success index [10]. CSI, which counts misses and false alarms together, falls steadily with lead time (91.2 % → 80.0 % → 65.2 %), tracking the growth in wave-height forecast error (mean absolute error 0.06 → 0.10 → 0.12 m). A noisier forecast pushes more mornings across the 2.5 m limit in both directions, and because the worst parameter decides, most of those errors surface as false alarms (1 → 7 → 13) rather than misses (2 → 1 → 3).</w:t>
+      </w:r>
+    </w:p>
+    <w:p>
+      <w:pPr>
+        <w:spacing w:after="130" w:before="0"/>
+      </w:pPr>
+      <w:r>
+        <w:rPr>
+          <w:rFonts w:ascii="Calibri" w:cs="Calibri" w:eastAsia="Calibri" w:hAnsi="Calibri"/>
+          <w:sz w:val="21"/>
+          <w:szCs w:val="21"/>
+        </w:rPr>
+        <w:t xml:space="preserve">The two day-ahead misses were graded </w:t>
+      </w:r>
+      <w:r>
+        <w:rPr>
+          <w:rFonts w:ascii="Calibri" w:cs="Calibri" w:eastAsia="Calibri" w:hAnsi="Calibri"/>
+          <w:i/>
+          <w:iCs/>
+          <w:sz w:val="21"/>
+          <w:szCs w:val="21"/>
+        </w:rPr>
+        <w:t xml:space="preserve">caution</w:t>
+      </w:r>
+      <w:r>
+        <w:rPr>
+          <w:rFonts w:ascii="Calibri" w:cs="Calibri" w:eastAsia="Calibri" w:hAnsi="Calibri"/>
+          <w:sz w:val="21"/>
+          <w:szCs w:val="21"/>
+        </w:rPr>
+        <w:t xml:space="preserve">, never </w:t>
+      </w:r>
+      <w:r>
+        <w:rPr>
+          <w:rFonts w:ascii="Calibri" w:cs="Calibri" w:eastAsia="Calibri" w:hAnsi="Calibri"/>
+          <w:i/>
+          <w:iCs/>
+          <w:sz w:val="21"/>
+          <w:szCs w:val="21"/>
+        </w:rPr>
         <w:t xml:space="preserve">go</w:t>
       </w:r>
       <w:r>
@@ -6986,7 +7159,7 @@
           <w:sz w:val="21"/>
           <w:szCs w:val="21"/>
         </w:rPr>
-        <w:t xml:space="preserve"> — the asymmetry the worst-of rule is designed to produce. Skill degrades with lead time mainly through false alarms, which argues for presenting the day-ahead verdict as the decision and longer leads as outlook.</w:t>
+        <w:t xml:space="preserve"> — the asymmetry the worst-of rule is designed to produce. The day-ahead verdict is therefore presented as the decision, and longer leads as outlook. A larger sample — a full year spanning both monsoons, when the Bay of Bengal harbours also see rough seas — would narrow these intervals and is planned.</w:t>
       </w:r>
     </w:p>
     <w:p>
